--- a/docs/Матрица_статусов_реестра_согласования.docx
+++ b/docs/Матрица_статусов_реестра_согласования.docx
@@ -4,4624 +4,244 @@
   <w:body>
     <w:p>
       <w:pPr>
-        <w:pStyle w:val="aa"/>
-        <w:jc w:val="center"/>
+        <w:pStyle w:val="a0"/>
+        <w:numPr>
+          <w:ilvl w:val="0"/>
+          <w:numId w:val="0"/>
+        </w:numPr>
+        <w:ind w:left="360"/>
         <w:rPr>
           <w:rFonts w:ascii="Aptos" w:hAnsi="Aptos"/>
           <w:lang w:val="ru-RU"/>
         </w:rPr>
       </w:pPr>
-      <w:proofErr w:type="spellStart"/>
-      <w:r>
-        <w:rPr>
-          <w:rFonts w:ascii="Aptos" w:hAnsi="Aptos"/>
-        </w:rPr>
-        <w:t>BudgetBasket</w:t>
-      </w:r>
-      <w:proofErr w:type="spellEnd"/>
-    </w:p>
-    <w:p>
-      <w:pPr>
-        <w:jc w:val="center"/>
-        <w:rPr>
-          <w:rFonts w:ascii="Aptos" w:hAnsi="Aptos"/>
-          <w:lang w:val="ru-RU"/>
-        </w:rPr>
-      </w:pPr>
-      <w:r>
-        <w:rPr>
-          <w:rFonts w:ascii="Aptos" w:hAnsi="Aptos"/>
-          <w:b/>
-          <w:sz w:val="24"/>
-          <w:lang w:val="ru-RU"/>
-        </w:rPr>
-        <w:t>Матрица: комбинация состояний → колонка «Статус»</w:t>
-      </w:r>
-    </w:p>
-    <w:p>
-      <w:pPr>
-        <w:rPr>
-          <w:rFonts w:ascii="Aptos" w:hAnsi="Aptos"/>
-          <w:lang w:val="ru-RU"/>
-        </w:rPr>
-      </w:pPr>
-      <w:r>
-        <w:rPr>
-          <w:rFonts w:ascii="Aptos" w:hAnsi="Aptos"/>
-          <w:sz w:val="20"/>
-          <w:lang w:val="ru-RU"/>
-        </w:rPr>
-        <w:t>Документ описывает отображение статуса строк бюджета (</w:t>
-      </w:r>
-      <w:r>
-        <w:rPr>
-          <w:rFonts w:ascii="Aptos" w:hAnsi="Aptos"/>
-          <w:sz w:val="20"/>
-        </w:rPr>
-        <w:t>req</w:t>
-      </w:r>
-      <w:r>
-        <w:rPr>
-          <w:rFonts w:ascii="Aptos" w:hAnsi="Aptos"/>
-          <w:sz w:val="20"/>
-          <w:lang w:val="ru-RU"/>
-        </w:rPr>
-        <w:t>_</w:t>
-      </w:r>
-      <w:r>
-        <w:rPr>
-          <w:rFonts w:ascii="Aptos" w:hAnsi="Aptos"/>
-          <w:sz w:val="20"/>
-        </w:rPr>
-        <w:t>item</w:t>
-      </w:r>
-      <w:r>
-        <w:rPr>
-          <w:rFonts w:ascii="Aptos" w:hAnsi="Aptos"/>
-          <w:sz w:val="20"/>
-          <w:lang w:val="ru-RU"/>
-        </w:rPr>
-        <w:t>) в реестре согласования. Проверка условий выполняется сверху вниз: применяется первая подходящая строка матрицы.</w:t>
-      </w:r>
-    </w:p>
-    <w:p>
-      <w:pPr>
-        <w:rPr>
-          <w:rFonts w:ascii="Aptos" w:hAnsi="Aptos"/>
-        </w:rPr>
-      </w:pPr>
-      <w:proofErr w:type="spellStart"/>
-      <w:r>
-        <w:rPr>
-          <w:rFonts w:ascii="Aptos" w:hAnsi="Aptos"/>
-          <w:b/>
-          <w:sz w:val="20"/>
-        </w:rPr>
-        <w:t>Источник</w:t>
-      </w:r>
-      <w:proofErr w:type="spellEnd"/>
-      <w:r>
-        <w:rPr>
-          <w:rFonts w:ascii="Aptos" w:hAnsi="Aptos"/>
-          <w:b/>
-          <w:sz w:val="20"/>
+      <w:r>
+        <w:rPr>
+          <w:rFonts w:ascii="Aptos" w:hAnsi="Aptos"/>
+        </w:rPr>
+        <w:br/>
+      </w:r>
+      <w:r>
+        <w:rPr>
+          <w:rFonts w:ascii="Aptos" w:hAnsi="Aptos"/>
+          <w:lang w:val="ru-RU"/>
+        </w:rPr>
+        <w:t>Статусы</w:t>
+      </w:r>
+      <w:r>
+        <w:rPr>
+          <w:rFonts w:ascii="Aptos" w:hAnsi="Aptos"/>
         </w:rPr>
         <w:t xml:space="preserve"> </w:t>
       </w:r>
-      <w:proofErr w:type="spellStart"/>
-      <w:r>
-        <w:rPr>
-          <w:rFonts w:ascii="Aptos" w:hAnsi="Aptos"/>
-          <w:b/>
-          <w:sz w:val="20"/>
-        </w:rPr>
-        <w:t>логики</w:t>
-      </w:r>
-      <w:proofErr w:type="spellEnd"/>
-      <w:r>
-        <w:rPr>
-          <w:rFonts w:ascii="Aptos" w:hAnsi="Aptos"/>
-          <w:b/>
-          <w:sz w:val="20"/>
-        </w:rPr>
-        <w:t>: frontend/</w:t>
-      </w:r>
-      <w:proofErr w:type="spellStart"/>
-      <w:r>
-        <w:rPr>
-          <w:rFonts w:ascii="Aptos" w:hAnsi="Aptos"/>
-          <w:b/>
-          <w:sz w:val="20"/>
-        </w:rPr>
-        <w:t>src</w:t>
-      </w:r>
-      <w:proofErr w:type="spellEnd"/>
-      <w:r>
-        <w:rPr>
-          <w:rFonts w:ascii="Aptos" w:hAnsi="Aptos"/>
-          <w:b/>
-          <w:sz w:val="20"/>
-        </w:rPr>
-        <w:t>/components/approval-register/</w:t>
-      </w:r>
-      <w:proofErr w:type="spellStart"/>
-      <w:r>
-        <w:rPr>
-          <w:rFonts w:ascii="Aptos" w:hAnsi="Aptos"/>
-          <w:b/>
-          <w:sz w:val="20"/>
-        </w:rPr>
-        <w:t>registryConfig.ts</w:t>
-      </w:r>
-      <w:proofErr w:type="spellEnd"/>
-      <w:r>
-        <w:rPr>
-          <w:rFonts w:ascii="Aptos" w:hAnsi="Aptos"/>
-          <w:b/>
-          <w:sz w:val="20"/>
-        </w:rPr>
-        <w:t xml:space="preserve"> → </w:t>
-      </w:r>
-      <w:proofErr w:type="gramStart"/>
-      <w:r>
-        <w:rPr>
-          <w:rFonts w:ascii="Aptos" w:hAnsi="Aptos"/>
-          <w:b/>
-          <w:sz w:val="20"/>
-        </w:rPr>
-        <w:t>rowRegistryStatus(</w:t>
-      </w:r>
-      <w:proofErr w:type="gramEnd"/>
-      <w:r>
-        <w:rPr>
-          <w:rFonts w:ascii="Aptos" w:hAnsi="Aptos"/>
-          <w:b/>
-          <w:sz w:val="20"/>
-        </w:rPr>
-        <w:t>).</w:t>
-      </w:r>
-    </w:p>
-    <w:p>
-      <w:pPr>
-        <w:rPr>
-          <w:rFonts w:ascii="Aptos" w:hAnsi="Aptos"/>
-          <w:lang w:val="ru-RU"/>
-        </w:rPr>
-      </w:pPr>
-      <w:r>
-        <w:rPr>
-          <w:rFonts w:ascii="Aptos" w:hAnsi="Aptos"/>
-          <w:sz w:val="20"/>
-          <w:lang w:val="ru-RU"/>
-        </w:rPr>
-        <w:t xml:space="preserve">Флаги </w:t>
-      </w:r>
-      <w:r>
-        <w:rPr>
-          <w:rFonts w:ascii="Aptos" w:hAnsi="Aptos"/>
-          <w:sz w:val="20"/>
-        </w:rPr>
-        <w:t>is</w:t>
-      </w:r>
-      <w:r>
-        <w:rPr>
-          <w:rFonts w:ascii="Aptos" w:hAnsi="Aptos"/>
-          <w:sz w:val="20"/>
-          <w:lang w:val="ru-RU"/>
-        </w:rPr>
-        <w:t>_</w:t>
-      </w:r>
-      <w:proofErr w:type="spellStart"/>
-      <w:r>
-        <w:rPr>
-          <w:rFonts w:ascii="Aptos" w:hAnsi="Aptos"/>
-          <w:sz w:val="20"/>
-        </w:rPr>
-        <w:t>cfo</w:t>
-      </w:r>
-      <w:proofErr w:type="spellEnd"/>
-      <w:r>
-        <w:rPr>
-          <w:rFonts w:ascii="Aptos" w:hAnsi="Aptos"/>
-          <w:sz w:val="20"/>
-          <w:lang w:val="ru-RU"/>
-        </w:rPr>
-        <w:t>_</w:t>
-      </w:r>
-      <w:r>
-        <w:rPr>
-          <w:rFonts w:ascii="Aptos" w:hAnsi="Aptos"/>
-          <w:sz w:val="20"/>
-        </w:rPr>
-        <w:t>review</w:t>
-      </w:r>
-      <w:r>
-        <w:rPr>
-          <w:rFonts w:ascii="Aptos" w:hAnsi="Aptos"/>
-          <w:sz w:val="20"/>
-          <w:lang w:val="ru-RU"/>
-        </w:rPr>
-        <w:t>_</w:t>
-      </w:r>
-      <w:r>
-        <w:rPr>
-          <w:rFonts w:ascii="Aptos" w:hAnsi="Aptos"/>
-          <w:sz w:val="20"/>
-        </w:rPr>
-        <w:t>actionable</w:t>
-      </w:r>
-      <w:r>
-        <w:rPr>
-          <w:rFonts w:ascii="Aptos" w:hAnsi="Aptos"/>
-          <w:sz w:val="20"/>
-          <w:lang w:val="ru-RU"/>
-        </w:rPr>
-        <w:t xml:space="preserve"> и </w:t>
-      </w:r>
-      <w:r>
-        <w:rPr>
-          <w:rFonts w:ascii="Aptos" w:hAnsi="Aptos"/>
-          <w:sz w:val="20"/>
-        </w:rPr>
-        <w:t>is</w:t>
-      </w:r>
-      <w:r>
-        <w:rPr>
-          <w:rFonts w:ascii="Aptos" w:hAnsi="Aptos"/>
-          <w:sz w:val="20"/>
-          <w:lang w:val="ru-RU"/>
-        </w:rPr>
-        <w:t>_</w:t>
-      </w:r>
-      <w:r>
-        <w:rPr>
-          <w:rFonts w:ascii="Aptos" w:hAnsi="Aptos"/>
-          <w:sz w:val="20"/>
-        </w:rPr>
-        <w:t>approval</w:t>
-      </w:r>
-      <w:r>
-        <w:rPr>
-          <w:rFonts w:ascii="Aptos" w:hAnsi="Aptos"/>
-          <w:sz w:val="20"/>
-          <w:lang w:val="ru-RU"/>
-        </w:rPr>
-        <w:t>_</w:t>
-      </w:r>
-      <w:r>
-        <w:rPr>
-          <w:rFonts w:ascii="Aptos" w:hAnsi="Aptos"/>
-          <w:sz w:val="20"/>
-        </w:rPr>
-        <w:t>actionable</w:t>
-      </w:r>
-      <w:r>
-        <w:rPr>
-          <w:rFonts w:ascii="Aptos" w:hAnsi="Aptos"/>
-          <w:sz w:val="20"/>
-          <w:lang w:val="ru-RU"/>
-        </w:rPr>
-        <w:t xml:space="preserve"> зависят от роли и назначений текущего пользователя.</w:t>
-      </w:r>
-    </w:p>
-    <w:p>
-      <w:pPr>
-        <w:pStyle w:val="1"/>
-        <w:rPr>
-          <w:rFonts w:ascii="Aptos" w:hAnsi="Aptos"/>
-        </w:rPr>
-      </w:pPr>
-      <w:proofErr w:type="spellStart"/>
-      <w:r>
-        <w:rPr>
-          <w:rFonts w:ascii="Aptos" w:hAnsi="Aptos"/>
-        </w:rPr>
-        <w:t>Матрица</w:t>
-      </w:r>
-      <w:proofErr w:type="spellEnd"/>
+      <w:r>
+        <w:rPr>
+          <w:rFonts w:ascii="Aptos" w:hAnsi="Aptos"/>
+          <w:lang w:val="ru-RU"/>
+        </w:rPr>
+        <w:t>строк</w:t>
+      </w:r>
+      <w:r>
+        <w:rPr>
+          <w:rFonts w:ascii="Aptos" w:hAnsi="Aptos"/>
+        </w:rPr>
+        <w:t xml:space="preserve"> (req_items): on_review, rejected, approved,</w:t>
+      </w:r>
+      <w:r>
+        <w:rPr>
+          <w:rFonts w:ascii="Aptos" w:hAnsi="Aptos"/>
+        </w:rPr>
+        <w:t xml:space="preserve"> approved_with_changes,</w:t>
+      </w:r>
+      <w:r>
+        <w:rPr>
+          <w:rFonts w:ascii="Aptos" w:hAnsi="Aptos"/>
+        </w:rPr>
+        <w:t xml:space="preserve"> deleted.</w:t>
+      </w:r>
+      <w:r>
+        <w:rPr>
+          <w:rFonts w:ascii="Aptos" w:hAnsi="Aptos"/>
+        </w:rPr>
+        <w:br/>
+      </w:r>
+      <w:r>
+        <w:rPr>
+          <w:rFonts w:ascii="Aptos" w:hAnsi="Aptos"/>
+          <w:lang w:val="ru-RU"/>
+        </w:rPr>
+        <w:t>Статусы</w:t>
+      </w:r>
       <w:r>
         <w:rPr>
           <w:rFonts w:ascii="Aptos" w:hAnsi="Aptos"/>
         </w:rPr>
         <w:t xml:space="preserve"> </w:t>
       </w:r>
-      <w:proofErr w:type="spellStart"/>
-      <w:r>
-        <w:rPr>
-          <w:rFonts w:ascii="Aptos" w:hAnsi="Aptos"/>
+      <w:r>
+        <w:rPr>
+          <w:rFonts w:ascii="Aptos" w:hAnsi="Aptos"/>
+          <w:lang w:val="ru-RU"/>
+        </w:rPr>
+        <w:t>заявок</w:t>
+      </w:r>
+      <w:r>
+        <w:rPr>
+          <w:rFonts w:ascii="Aptos" w:hAnsi="Aptos"/>
+        </w:rPr>
+        <w:t xml:space="preserve"> (request): draft, on_review, cancelled, approved, rejected.</w:t>
+      </w:r>
+      <w:r>
+        <w:rPr>
+          <w:rFonts w:ascii="Aptos" w:hAnsi="Aptos"/>
+        </w:rPr>
+        <w:br/>
+      </w:r>
+      <w:r>
+        <w:rPr>
+          <w:rFonts w:ascii="Aptos" w:hAnsi="Aptos"/>
+          <w:lang w:val="ru-RU"/>
+        </w:rPr>
+        <w:t>Статусы</w:t>
+      </w:r>
+      <w:r>
+        <w:rPr>
+          <w:rFonts w:ascii="Aptos" w:hAnsi="Aptos"/>
+        </w:rPr>
+        <w:t xml:space="preserve"> </w:t>
+      </w:r>
+      <w:r>
+        <w:rPr>
+          <w:rFonts w:ascii="Aptos" w:hAnsi="Aptos"/>
+          <w:lang w:val="ru-RU"/>
+        </w:rPr>
+        <w:t>группировок</w:t>
+      </w:r>
+      <w:r>
+        <w:rPr>
+          <w:rFonts w:ascii="Aptos" w:hAnsi="Aptos"/>
+        </w:rPr>
+        <w:t xml:space="preserve"> </w:t>
+      </w:r>
+      <w:r>
+        <w:rPr>
+          <w:rFonts w:ascii="Aptos" w:hAnsi="Aptos"/>
+          <w:lang w:val="ru-RU"/>
         </w:rPr>
         <w:t>строк</w:t>
       </w:r>
-      <w:proofErr w:type="spellEnd"/>
       <w:r>
         <w:rPr>
           <w:rFonts w:ascii="Aptos" w:hAnsi="Aptos"/>
         </w:rPr>
         <w:t xml:space="preserve"> </w:t>
       </w:r>
-      <w:proofErr w:type="spellStart"/>
-      <w:r>
-        <w:rPr>
-          <w:rFonts w:ascii="Aptos" w:hAnsi="Aptos"/>
-        </w:rPr>
-        <w:t>бюджета</w:t>
-      </w:r>
-      <w:proofErr w:type="spellEnd"/>
-    </w:p>
-    <w:tbl>
-      <w:tblPr>
-        <w:tblStyle w:val="aff0"/>
-        <w:tblW w:w="0" w:type="auto"/>
-        <w:tblLayout w:type="fixed"/>
-        <w:tblLook w:val="04A0" w:firstRow="1" w:lastRow="0" w:firstColumn="1" w:lastColumn="0" w:noHBand="0" w:noVBand="1"/>
-      </w:tblPr>
-      <w:tblGrid>
-        <w:gridCol w:w="1225"/>
-        <w:gridCol w:w="1225"/>
-        <w:gridCol w:w="1225"/>
-        <w:gridCol w:w="1225"/>
-        <w:gridCol w:w="1225"/>
-        <w:gridCol w:w="1225"/>
-        <w:gridCol w:w="1225"/>
-        <w:gridCol w:w="1225"/>
-        <w:gridCol w:w="1225"/>
-        <w:gridCol w:w="1225"/>
-        <w:gridCol w:w="1225"/>
-        <w:gridCol w:w="1225"/>
-      </w:tblGrid>
-      <w:tr>
-        <w:tc>
-          <w:tcPr>
-            <w:tcW w:w="1225" w:type="dxa"/>
-            <w:shd w:val="clear" w:color="auto" w:fill="D9EAF7"/>
-          </w:tcPr>
-          <w:p>
-            <w:pPr>
-              <w:rPr>
-                <w:rFonts w:ascii="Aptos" w:hAnsi="Aptos"/>
-              </w:rPr>
-            </w:pPr>
-            <w:r>
-              <w:rPr>
-                <w:rFonts w:ascii="Aptos" w:hAnsi="Aptos"/>
-                <w:b/>
-                <w:sz w:val="16"/>
-              </w:rPr>
-              <w:t>№</w:t>
-            </w:r>
-          </w:p>
-        </w:tc>
-        <w:tc>
-          <w:tcPr>
-            <w:tcW w:w="1225" w:type="dxa"/>
-            <w:shd w:val="clear" w:color="auto" w:fill="D9EAF7"/>
-          </w:tcPr>
-          <w:p>
-            <w:pPr>
-              <w:rPr>
-                <w:rFonts w:ascii="Aptos" w:hAnsi="Aptos"/>
-              </w:rPr>
-            </w:pPr>
-            <w:r>
-              <w:rPr>
-                <w:rFonts w:ascii="Aptos" w:hAnsi="Aptos"/>
-                <w:b/>
-                <w:sz w:val="16"/>
-              </w:rPr>
-              <w:t>req_items.status</w:t>
-            </w:r>
-          </w:p>
-        </w:tc>
-        <w:tc>
-          <w:tcPr>
-            <w:tcW w:w="1225" w:type="dxa"/>
-            <w:shd w:val="clear" w:color="auto" w:fill="D9EAF7"/>
-          </w:tcPr>
-          <w:p>
-            <w:pPr>
-              <w:rPr>
-                <w:rFonts w:ascii="Aptos" w:hAnsi="Aptos"/>
-              </w:rPr>
-            </w:pPr>
-            <w:r>
-              <w:rPr>
-                <w:rFonts w:ascii="Aptos" w:hAnsi="Aptos"/>
-                <w:b/>
-                <w:sz w:val="16"/>
-              </w:rPr>
-              <w:t>requests.status</w:t>
-            </w:r>
-          </w:p>
-        </w:tc>
-        <w:tc>
-          <w:tcPr>
-            <w:tcW w:w="1225" w:type="dxa"/>
-            <w:shd w:val="clear" w:color="auto" w:fill="D9EAF7"/>
-          </w:tcPr>
-          <w:p>
-            <w:pPr>
-              <w:rPr>
-                <w:rFonts w:ascii="Aptos" w:hAnsi="Aptos"/>
-              </w:rPr>
-            </w:pPr>
-            <w:r>
-              <w:rPr>
-                <w:rFonts w:ascii="Aptos" w:hAnsi="Aptos"/>
-                <w:b/>
-                <w:sz w:val="16"/>
-              </w:rPr>
-              <w:t>frozen</w:t>
-            </w:r>
-          </w:p>
-        </w:tc>
-        <w:tc>
-          <w:tcPr>
-            <w:tcW w:w="1225" w:type="dxa"/>
-            <w:shd w:val="clear" w:color="auto" w:fill="D9EAF7"/>
-          </w:tcPr>
-          <w:p>
-            <w:pPr>
-              <w:rPr>
-                <w:rFonts w:ascii="Aptos" w:hAnsi="Aptos"/>
-              </w:rPr>
-            </w:pPr>
-            <w:r>
-              <w:rPr>
-                <w:rFonts w:ascii="Aptos" w:hAnsi="Aptos"/>
-                <w:b/>
-                <w:sz w:val="16"/>
-              </w:rPr>
-              <w:t>fixed</w:t>
-            </w:r>
-          </w:p>
-        </w:tc>
-        <w:tc>
-          <w:tcPr>
-            <w:tcW w:w="1225" w:type="dxa"/>
-            <w:shd w:val="clear" w:color="auto" w:fill="D9EAF7"/>
-          </w:tcPr>
-          <w:p>
-            <w:pPr>
-              <w:rPr>
-                <w:rFonts w:ascii="Aptos" w:hAnsi="Aptos"/>
-              </w:rPr>
-            </w:pPr>
-            <w:r>
-              <w:rPr>
-                <w:rFonts w:ascii="Aptos" w:hAnsi="Aptos"/>
-                <w:b/>
-                <w:sz w:val="16"/>
-              </w:rPr>
-              <w:t>is_cfo_review</w:t>
-            </w:r>
-          </w:p>
-        </w:tc>
-        <w:tc>
-          <w:tcPr>
-            <w:tcW w:w="1225" w:type="dxa"/>
-            <w:shd w:val="clear" w:color="auto" w:fill="D9EAF7"/>
-          </w:tcPr>
-          <w:p>
-            <w:pPr>
-              <w:rPr>
-                <w:rFonts w:ascii="Aptos" w:hAnsi="Aptos"/>
-              </w:rPr>
-            </w:pPr>
-            <w:r>
-              <w:rPr>
-                <w:rFonts w:ascii="Aptos" w:hAnsi="Aptos"/>
-                <w:b/>
-                <w:sz w:val="16"/>
-              </w:rPr>
-              <w:t>is_cfo_review_actionable</w:t>
-            </w:r>
-          </w:p>
-        </w:tc>
-        <w:tc>
-          <w:tcPr>
-            <w:tcW w:w="1225" w:type="dxa"/>
-            <w:shd w:val="clear" w:color="auto" w:fill="D9EAF7"/>
-          </w:tcPr>
-          <w:p>
-            <w:pPr>
-              <w:rPr>
-                <w:rFonts w:ascii="Aptos" w:hAnsi="Aptos"/>
-              </w:rPr>
-            </w:pPr>
-            <w:r>
-              <w:rPr>
-                <w:rFonts w:ascii="Aptos" w:hAnsi="Aptos"/>
-                <w:b/>
-                <w:sz w:val="16"/>
-              </w:rPr>
-              <w:t>is_in_approval</w:t>
-            </w:r>
-          </w:p>
-        </w:tc>
-        <w:tc>
-          <w:tcPr>
-            <w:tcW w:w="1225" w:type="dxa"/>
-            <w:shd w:val="clear" w:color="auto" w:fill="D9EAF7"/>
-          </w:tcPr>
-          <w:p>
-            <w:pPr>
-              <w:rPr>
-                <w:rFonts w:ascii="Aptos" w:hAnsi="Aptos"/>
-              </w:rPr>
-            </w:pPr>
-            <w:r>
-              <w:rPr>
-                <w:rFonts w:ascii="Aptos" w:hAnsi="Aptos"/>
-                <w:b/>
-                <w:sz w:val="16"/>
-              </w:rPr>
-              <w:t>is_approval_actionable</w:t>
-            </w:r>
-          </w:p>
-        </w:tc>
-        <w:tc>
-          <w:tcPr>
-            <w:tcW w:w="1225" w:type="dxa"/>
-            <w:shd w:val="clear" w:color="auto" w:fill="D9EAF7"/>
-          </w:tcPr>
-          <w:p>
-            <w:pPr>
-              <w:rPr>
-                <w:rFonts w:ascii="Aptos" w:hAnsi="Aptos"/>
-              </w:rPr>
-            </w:pPr>
-            <w:r>
-              <w:rPr>
-                <w:rFonts w:ascii="Aptos" w:hAnsi="Aptos"/>
-                <w:b/>
-                <w:sz w:val="16"/>
-              </w:rPr>
-              <w:t>Бейдж</w:t>
-            </w:r>
-          </w:p>
-        </w:tc>
-        <w:tc>
-          <w:tcPr>
-            <w:tcW w:w="1225" w:type="dxa"/>
-            <w:shd w:val="clear" w:color="auto" w:fill="D9EAF7"/>
-          </w:tcPr>
-          <w:p>
-            <w:pPr>
-              <w:rPr>
-                <w:rFonts w:ascii="Aptos" w:hAnsi="Aptos"/>
-              </w:rPr>
-            </w:pPr>
-            <w:r>
-              <w:rPr>
-                <w:rFonts w:ascii="Aptos" w:hAnsi="Aptos"/>
-                <w:b/>
-                <w:sz w:val="16"/>
-              </w:rPr>
-              <w:t>Подпись</w:t>
-            </w:r>
-          </w:p>
-        </w:tc>
-        <w:tc>
-          <w:tcPr>
-            <w:tcW w:w="1225" w:type="dxa"/>
-            <w:shd w:val="clear" w:color="auto" w:fill="D9EAF7"/>
-          </w:tcPr>
-          <w:p>
-            <w:pPr>
-              <w:rPr>
-                <w:rFonts w:ascii="Aptos" w:hAnsi="Aptos"/>
-              </w:rPr>
-            </w:pPr>
-            <w:r>
-              <w:rPr>
-                <w:rFonts w:ascii="Aptos" w:hAnsi="Aptos"/>
-                <w:b/>
-                <w:sz w:val="16"/>
-              </w:rPr>
-              <w:t>Действия</w:t>
-            </w:r>
-          </w:p>
-        </w:tc>
-      </w:tr>
-      <w:tr>
-        <w:tc>
-          <w:tcPr>
-            <w:tcW w:w="1225" w:type="dxa"/>
-          </w:tcPr>
-          <w:p>
-            <w:pPr>
-              <w:rPr>
-                <w:rFonts w:ascii="Aptos" w:hAnsi="Aptos"/>
-              </w:rPr>
-            </w:pPr>
-            <w:r>
-              <w:rPr>
-                <w:rFonts w:ascii="Aptos" w:hAnsi="Aptos"/>
-                <w:sz w:val="16"/>
-              </w:rPr>
-              <w:t>1</w:t>
-            </w:r>
-          </w:p>
-        </w:tc>
-        <w:tc>
-          <w:tcPr>
-            <w:tcW w:w="1225" w:type="dxa"/>
-          </w:tcPr>
-          <w:p>
-            <w:pPr>
-              <w:rPr>
-                <w:rFonts w:ascii="Aptos" w:hAnsi="Aptos"/>
-              </w:rPr>
-            </w:pPr>
-            <w:r>
-              <w:rPr>
-                <w:rFonts w:ascii="Aptos" w:hAnsi="Aptos"/>
-                <w:sz w:val="16"/>
-              </w:rPr>
-              <w:t>approved</w:t>
-            </w:r>
-          </w:p>
-        </w:tc>
-        <w:tc>
-          <w:tcPr>
-            <w:tcW w:w="1225" w:type="dxa"/>
-          </w:tcPr>
-          <w:p>
-            <w:pPr>
-              <w:rPr>
-                <w:rFonts w:ascii="Aptos" w:hAnsi="Aptos"/>
-              </w:rPr>
-            </w:pPr>
-            <w:r>
-              <w:rPr>
-                <w:rFonts w:ascii="Aptos" w:hAnsi="Aptos"/>
-                <w:sz w:val="16"/>
-              </w:rPr>
-              <w:t>любой</w:t>
-            </w:r>
-          </w:p>
-        </w:tc>
-        <w:tc>
-          <w:tcPr>
-            <w:tcW w:w="1225" w:type="dxa"/>
-          </w:tcPr>
-          <w:p>
-            <w:pPr>
-              <w:rPr>
-                <w:rFonts w:ascii="Aptos" w:hAnsi="Aptos"/>
-              </w:rPr>
-            </w:pPr>
-            <w:r>
-              <w:rPr>
-                <w:rFonts w:ascii="Aptos" w:hAnsi="Aptos"/>
-                <w:sz w:val="16"/>
-              </w:rPr>
-              <w:t>—</w:t>
-            </w:r>
-          </w:p>
-        </w:tc>
-        <w:tc>
-          <w:tcPr>
-            <w:tcW w:w="1225" w:type="dxa"/>
-          </w:tcPr>
-          <w:p>
-            <w:pPr>
-              <w:rPr>
-                <w:rFonts w:ascii="Aptos" w:hAnsi="Aptos"/>
-              </w:rPr>
-            </w:pPr>
-            <w:r>
-              <w:rPr>
-                <w:rFonts w:ascii="Aptos" w:hAnsi="Aptos"/>
-                <w:sz w:val="16"/>
-              </w:rPr>
-              <w:t>—</w:t>
-            </w:r>
-          </w:p>
-        </w:tc>
-        <w:tc>
-          <w:tcPr>
-            <w:tcW w:w="1225" w:type="dxa"/>
-          </w:tcPr>
-          <w:p>
-            <w:pPr>
-              <w:rPr>
-                <w:rFonts w:ascii="Aptos" w:hAnsi="Aptos"/>
-              </w:rPr>
-            </w:pPr>
-            <w:r>
-              <w:rPr>
-                <w:rFonts w:ascii="Aptos" w:hAnsi="Aptos"/>
-                <w:sz w:val="16"/>
-              </w:rPr>
-              <w:t>—</w:t>
-            </w:r>
-          </w:p>
-        </w:tc>
-        <w:tc>
-          <w:tcPr>
-            <w:tcW w:w="1225" w:type="dxa"/>
-          </w:tcPr>
-          <w:p>
-            <w:pPr>
-              <w:rPr>
-                <w:rFonts w:ascii="Aptos" w:hAnsi="Aptos"/>
-              </w:rPr>
-            </w:pPr>
-            <w:r>
-              <w:rPr>
-                <w:rFonts w:ascii="Aptos" w:hAnsi="Aptos"/>
-                <w:sz w:val="16"/>
-              </w:rPr>
-              <w:t>—</w:t>
-            </w:r>
-          </w:p>
-        </w:tc>
-        <w:tc>
-          <w:tcPr>
-            <w:tcW w:w="1225" w:type="dxa"/>
-          </w:tcPr>
-          <w:p>
-            <w:pPr>
-              <w:rPr>
-                <w:rFonts w:ascii="Aptos" w:hAnsi="Aptos"/>
-              </w:rPr>
-            </w:pPr>
-            <w:r>
-              <w:rPr>
-                <w:rFonts w:ascii="Aptos" w:hAnsi="Aptos"/>
-                <w:sz w:val="16"/>
-              </w:rPr>
-              <w:t>—</w:t>
-            </w:r>
-          </w:p>
-        </w:tc>
-        <w:tc>
-          <w:tcPr>
-            <w:tcW w:w="1225" w:type="dxa"/>
-          </w:tcPr>
-          <w:p>
-            <w:pPr>
-              <w:rPr>
-                <w:rFonts w:ascii="Aptos" w:hAnsi="Aptos"/>
-              </w:rPr>
-            </w:pPr>
-            <w:r>
-              <w:rPr>
-                <w:rFonts w:ascii="Aptos" w:hAnsi="Aptos"/>
-                <w:sz w:val="16"/>
-              </w:rPr>
-              <w:t>—</w:t>
-            </w:r>
-          </w:p>
-        </w:tc>
-        <w:tc>
-          <w:tcPr>
-            <w:tcW w:w="1225" w:type="dxa"/>
-            <w:shd w:val="clear" w:color="auto" w:fill="F8FBFF"/>
-          </w:tcPr>
-          <w:p>
-            <w:pPr>
-              <w:rPr>
-                <w:rFonts w:ascii="Aptos" w:hAnsi="Aptos"/>
-              </w:rPr>
-            </w:pPr>
-            <w:r>
-              <w:rPr>
-                <w:rFonts w:ascii="Aptos" w:hAnsi="Aptos"/>
-                <w:b/>
-                <w:sz w:val="16"/>
-              </w:rPr>
-              <w:t>Утверждено</w:t>
-            </w:r>
-          </w:p>
-        </w:tc>
-        <w:tc>
-          <w:tcPr>
-            <w:tcW w:w="1225" w:type="dxa"/>
-            <w:shd w:val="clear" w:color="auto" w:fill="F8FBFF"/>
-          </w:tcPr>
-          <w:p>
-            <w:pPr>
-              <w:rPr>
-                <w:rFonts w:ascii="Aptos" w:hAnsi="Aptos"/>
-              </w:rPr>
-            </w:pPr>
-            <w:r>
-              <w:rPr>
-                <w:rFonts w:ascii="Aptos" w:hAnsi="Aptos"/>
-                <w:b/>
-                <w:sz w:val="16"/>
-              </w:rPr>
-              <w:t>Решение принято</w:t>
-            </w:r>
-          </w:p>
-        </w:tc>
-        <w:tc>
-          <w:tcPr>
-            <w:tcW w:w="1225" w:type="dxa"/>
-            <w:shd w:val="clear" w:color="auto" w:fill="F8FBFF"/>
-          </w:tcPr>
-          <w:p>
-            <w:pPr>
-              <w:rPr>
-                <w:rFonts w:ascii="Aptos" w:hAnsi="Aptos"/>
-              </w:rPr>
-            </w:pPr>
-            <w:r>
-              <w:rPr>
-                <w:rFonts w:ascii="Aptos" w:hAnsi="Aptos"/>
-                <w:b/>
-                <w:sz w:val="16"/>
-              </w:rPr>
-              <w:t>Нет</w:t>
-            </w:r>
-          </w:p>
-        </w:tc>
-      </w:tr>
-      <w:tr>
-        <w:tc>
-          <w:tcPr>
-            <w:tcW w:w="1225" w:type="dxa"/>
-          </w:tcPr>
-          <w:p>
-            <w:pPr>
-              <w:rPr>
-                <w:rFonts w:ascii="Aptos" w:hAnsi="Aptos"/>
-              </w:rPr>
-            </w:pPr>
-            <w:r>
-              <w:rPr>
-                <w:rFonts w:ascii="Aptos" w:hAnsi="Aptos"/>
-                <w:sz w:val="16"/>
-              </w:rPr>
-              <w:t>2</w:t>
-            </w:r>
-          </w:p>
-        </w:tc>
-        <w:tc>
-          <w:tcPr>
-            <w:tcW w:w="1225" w:type="dxa"/>
-          </w:tcPr>
-          <w:p>
-            <w:pPr>
-              <w:rPr>
-                <w:rFonts w:ascii="Aptos" w:hAnsi="Aptos"/>
-              </w:rPr>
-            </w:pPr>
-            <w:r>
-              <w:rPr>
-                <w:rFonts w:ascii="Aptos" w:hAnsi="Aptos"/>
-                <w:sz w:val="16"/>
-              </w:rPr>
-              <w:t>approved_with_changes</w:t>
-            </w:r>
-          </w:p>
-        </w:tc>
-        <w:tc>
-          <w:tcPr>
-            <w:tcW w:w="1225" w:type="dxa"/>
-          </w:tcPr>
-          <w:p>
-            <w:pPr>
-              <w:rPr>
-                <w:rFonts w:ascii="Aptos" w:hAnsi="Aptos"/>
-              </w:rPr>
-            </w:pPr>
-            <w:r>
-              <w:rPr>
-                <w:rFonts w:ascii="Aptos" w:hAnsi="Aptos"/>
-                <w:sz w:val="16"/>
-              </w:rPr>
-              <w:t>любой</w:t>
-            </w:r>
-          </w:p>
-        </w:tc>
-        <w:tc>
-          <w:tcPr>
-            <w:tcW w:w="1225" w:type="dxa"/>
-          </w:tcPr>
-          <w:p>
-            <w:pPr>
-              <w:rPr>
-                <w:rFonts w:ascii="Aptos" w:hAnsi="Aptos"/>
-              </w:rPr>
-            </w:pPr>
-            <w:r>
-              <w:rPr>
-                <w:rFonts w:ascii="Aptos" w:hAnsi="Aptos"/>
-                <w:sz w:val="16"/>
-              </w:rPr>
-              <w:t>—</w:t>
-            </w:r>
-          </w:p>
-        </w:tc>
-        <w:tc>
-          <w:tcPr>
-            <w:tcW w:w="1225" w:type="dxa"/>
-          </w:tcPr>
-          <w:p>
-            <w:pPr>
-              <w:rPr>
-                <w:rFonts w:ascii="Aptos" w:hAnsi="Aptos"/>
-              </w:rPr>
-            </w:pPr>
-            <w:r>
-              <w:rPr>
-                <w:rFonts w:ascii="Aptos" w:hAnsi="Aptos"/>
-                <w:sz w:val="16"/>
-              </w:rPr>
-              <w:t>—</w:t>
-            </w:r>
-          </w:p>
-        </w:tc>
-        <w:tc>
-          <w:tcPr>
-            <w:tcW w:w="1225" w:type="dxa"/>
-          </w:tcPr>
-          <w:p>
-            <w:pPr>
-              <w:rPr>
-                <w:rFonts w:ascii="Aptos" w:hAnsi="Aptos"/>
-              </w:rPr>
-            </w:pPr>
-            <w:r>
-              <w:rPr>
-                <w:rFonts w:ascii="Aptos" w:hAnsi="Aptos"/>
-                <w:sz w:val="16"/>
-              </w:rPr>
-              <w:t>—</w:t>
-            </w:r>
-          </w:p>
-        </w:tc>
-        <w:tc>
-          <w:tcPr>
-            <w:tcW w:w="1225" w:type="dxa"/>
-          </w:tcPr>
-          <w:p>
-            <w:pPr>
-              <w:rPr>
-                <w:rFonts w:ascii="Aptos" w:hAnsi="Aptos"/>
-              </w:rPr>
-            </w:pPr>
-            <w:r>
-              <w:rPr>
-                <w:rFonts w:ascii="Aptos" w:hAnsi="Aptos"/>
-                <w:sz w:val="16"/>
-              </w:rPr>
-              <w:t>—</w:t>
-            </w:r>
-          </w:p>
-        </w:tc>
-        <w:tc>
-          <w:tcPr>
-            <w:tcW w:w="1225" w:type="dxa"/>
-          </w:tcPr>
-          <w:p>
-            <w:pPr>
-              <w:rPr>
-                <w:rFonts w:ascii="Aptos" w:hAnsi="Aptos"/>
-              </w:rPr>
-            </w:pPr>
-            <w:r>
-              <w:rPr>
-                <w:rFonts w:ascii="Aptos" w:hAnsi="Aptos"/>
-                <w:sz w:val="16"/>
-              </w:rPr>
-              <w:t>—</w:t>
-            </w:r>
-          </w:p>
-        </w:tc>
-        <w:tc>
-          <w:tcPr>
-            <w:tcW w:w="1225" w:type="dxa"/>
-          </w:tcPr>
-          <w:p>
-            <w:pPr>
-              <w:rPr>
-                <w:rFonts w:ascii="Aptos" w:hAnsi="Aptos"/>
-              </w:rPr>
-            </w:pPr>
-            <w:r>
-              <w:rPr>
-                <w:rFonts w:ascii="Aptos" w:hAnsi="Aptos"/>
-                <w:sz w:val="16"/>
-              </w:rPr>
-              <w:t>—</w:t>
-            </w:r>
-          </w:p>
-        </w:tc>
-        <w:tc>
-          <w:tcPr>
-            <w:tcW w:w="1225" w:type="dxa"/>
-            <w:shd w:val="clear" w:color="auto" w:fill="F8FBFF"/>
-          </w:tcPr>
-          <w:p>
-            <w:pPr>
-              <w:rPr>
-                <w:rFonts w:ascii="Aptos" w:hAnsi="Aptos"/>
-              </w:rPr>
-            </w:pPr>
-            <w:r>
-              <w:rPr>
-                <w:rFonts w:ascii="Aptos" w:hAnsi="Aptos"/>
-                <w:b/>
-                <w:sz w:val="16"/>
-              </w:rPr>
-              <w:t>Утверждено с изменениями</w:t>
-            </w:r>
-          </w:p>
-        </w:tc>
-        <w:tc>
-          <w:tcPr>
-            <w:tcW w:w="1225" w:type="dxa"/>
-            <w:shd w:val="clear" w:color="auto" w:fill="F8FBFF"/>
-          </w:tcPr>
-          <w:p>
-            <w:pPr>
-              <w:rPr>
-                <w:rFonts w:ascii="Aptos" w:hAnsi="Aptos"/>
-              </w:rPr>
-            </w:pPr>
-            <w:r>
-              <w:rPr>
-                <w:rFonts w:ascii="Aptos" w:hAnsi="Aptos"/>
-                <w:b/>
-                <w:sz w:val="16"/>
-              </w:rPr>
-              <w:t>Сумма скорректирована</w:t>
-            </w:r>
-          </w:p>
-        </w:tc>
-        <w:tc>
-          <w:tcPr>
-            <w:tcW w:w="1225" w:type="dxa"/>
-            <w:shd w:val="clear" w:color="auto" w:fill="F8FBFF"/>
-          </w:tcPr>
-          <w:p>
-            <w:pPr>
-              <w:rPr>
-                <w:rFonts w:ascii="Aptos" w:hAnsi="Aptos"/>
-              </w:rPr>
-            </w:pPr>
-            <w:r>
-              <w:rPr>
-                <w:rFonts w:ascii="Aptos" w:hAnsi="Aptos"/>
-                <w:b/>
-                <w:sz w:val="16"/>
-              </w:rPr>
-              <w:t>Нет</w:t>
-            </w:r>
-          </w:p>
-        </w:tc>
-      </w:tr>
-      <w:tr>
-        <w:tc>
-          <w:tcPr>
-            <w:tcW w:w="1225" w:type="dxa"/>
-          </w:tcPr>
-          <w:p>
-            <w:pPr>
-              <w:rPr>
-                <w:rFonts w:ascii="Aptos" w:hAnsi="Aptos"/>
-              </w:rPr>
-            </w:pPr>
-            <w:r>
-              <w:rPr>
-                <w:rFonts w:ascii="Aptos" w:hAnsi="Aptos"/>
-                <w:sz w:val="16"/>
-              </w:rPr>
-              <w:t>3</w:t>
-            </w:r>
-          </w:p>
-        </w:tc>
-        <w:tc>
-          <w:tcPr>
-            <w:tcW w:w="1225" w:type="dxa"/>
-          </w:tcPr>
-          <w:p>
-            <w:pPr>
-              <w:rPr>
-                <w:rFonts w:ascii="Aptos" w:hAnsi="Aptos"/>
-              </w:rPr>
-            </w:pPr>
-            <w:r>
-              <w:rPr>
-                <w:rFonts w:ascii="Aptos" w:hAnsi="Aptos"/>
-                <w:sz w:val="16"/>
-              </w:rPr>
-              <w:t>rejected</w:t>
-            </w:r>
-          </w:p>
-        </w:tc>
-        <w:tc>
-          <w:tcPr>
-            <w:tcW w:w="1225" w:type="dxa"/>
-          </w:tcPr>
-          <w:p>
-            <w:pPr>
-              <w:rPr>
-                <w:rFonts w:ascii="Aptos" w:hAnsi="Aptos"/>
-              </w:rPr>
-            </w:pPr>
-            <w:r>
-              <w:rPr>
-                <w:rFonts w:ascii="Aptos" w:hAnsi="Aptos"/>
-                <w:sz w:val="16"/>
-              </w:rPr>
-              <w:t>любой</w:t>
-            </w:r>
-          </w:p>
-        </w:tc>
-        <w:tc>
-          <w:tcPr>
-            <w:tcW w:w="1225" w:type="dxa"/>
-          </w:tcPr>
-          <w:p>
-            <w:pPr>
-              <w:rPr>
-                <w:rFonts w:ascii="Aptos" w:hAnsi="Aptos"/>
-              </w:rPr>
-            </w:pPr>
-            <w:r>
-              <w:rPr>
-                <w:rFonts w:ascii="Aptos" w:hAnsi="Aptos"/>
-                <w:sz w:val="16"/>
-              </w:rPr>
-              <w:t>true</w:t>
-            </w:r>
-          </w:p>
-        </w:tc>
-        <w:tc>
-          <w:tcPr>
-            <w:tcW w:w="1225" w:type="dxa"/>
-          </w:tcPr>
-          <w:p>
-            <w:pPr>
-              <w:rPr>
-                <w:rFonts w:ascii="Aptos" w:hAnsi="Aptos"/>
-              </w:rPr>
-            </w:pPr>
-            <w:r>
-              <w:rPr>
-                <w:rFonts w:ascii="Aptos" w:hAnsi="Aptos"/>
-                <w:sz w:val="16"/>
-              </w:rPr>
-              <w:t>—</w:t>
-            </w:r>
-          </w:p>
-        </w:tc>
-        <w:tc>
-          <w:tcPr>
-            <w:tcW w:w="1225" w:type="dxa"/>
-          </w:tcPr>
-          <w:p>
-            <w:pPr>
-              <w:rPr>
-                <w:rFonts w:ascii="Aptos" w:hAnsi="Aptos"/>
-              </w:rPr>
-            </w:pPr>
-            <w:r>
-              <w:rPr>
-                <w:rFonts w:ascii="Aptos" w:hAnsi="Aptos"/>
-                <w:sz w:val="16"/>
-              </w:rPr>
-              <w:t>—</w:t>
-            </w:r>
-          </w:p>
-        </w:tc>
-        <w:tc>
-          <w:tcPr>
-            <w:tcW w:w="1225" w:type="dxa"/>
-          </w:tcPr>
-          <w:p>
-            <w:pPr>
-              <w:rPr>
-                <w:rFonts w:ascii="Aptos" w:hAnsi="Aptos"/>
-              </w:rPr>
-            </w:pPr>
-            <w:r>
-              <w:rPr>
-                <w:rFonts w:ascii="Aptos" w:hAnsi="Aptos"/>
-                <w:sz w:val="16"/>
-              </w:rPr>
-              <w:t>—</w:t>
-            </w:r>
-          </w:p>
-        </w:tc>
-        <w:tc>
-          <w:tcPr>
-            <w:tcW w:w="1225" w:type="dxa"/>
-          </w:tcPr>
-          <w:p>
-            <w:pPr>
-              <w:rPr>
-                <w:rFonts w:ascii="Aptos" w:hAnsi="Aptos"/>
-              </w:rPr>
-            </w:pPr>
-            <w:r>
-              <w:rPr>
-                <w:rFonts w:ascii="Aptos" w:hAnsi="Aptos"/>
-                <w:sz w:val="16"/>
-              </w:rPr>
-              <w:t>—</w:t>
-            </w:r>
-          </w:p>
-        </w:tc>
-        <w:tc>
-          <w:tcPr>
-            <w:tcW w:w="1225" w:type="dxa"/>
-          </w:tcPr>
-          <w:p>
-            <w:pPr>
-              <w:rPr>
-                <w:rFonts w:ascii="Aptos" w:hAnsi="Aptos"/>
-              </w:rPr>
-            </w:pPr>
-            <w:r>
-              <w:rPr>
-                <w:rFonts w:ascii="Aptos" w:hAnsi="Aptos"/>
-                <w:sz w:val="16"/>
-              </w:rPr>
-              <w:t>—</w:t>
-            </w:r>
-          </w:p>
-        </w:tc>
-        <w:tc>
-          <w:tcPr>
-            <w:tcW w:w="1225" w:type="dxa"/>
-            <w:shd w:val="clear" w:color="auto" w:fill="F8FBFF"/>
-          </w:tcPr>
-          <w:p>
-            <w:pPr>
-              <w:rPr>
-                <w:rFonts w:ascii="Aptos" w:hAnsi="Aptos"/>
-              </w:rPr>
-            </w:pPr>
-            <w:r>
-              <w:rPr>
-                <w:rFonts w:ascii="Aptos" w:hAnsi="Aptos"/>
-                <w:b/>
-                <w:sz w:val="16"/>
-              </w:rPr>
-              <w:t>Отклонено</w:t>
-            </w:r>
-          </w:p>
-        </w:tc>
-        <w:tc>
-          <w:tcPr>
-            <w:tcW w:w="1225" w:type="dxa"/>
-            <w:shd w:val="clear" w:color="auto" w:fill="F8FBFF"/>
-          </w:tcPr>
-          <w:p>
-            <w:pPr>
-              <w:rPr>
-                <w:rFonts w:ascii="Aptos" w:hAnsi="Aptos"/>
-              </w:rPr>
-            </w:pPr>
-            <w:r>
-              <w:rPr>
-                <w:rFonts w:ascii="Aptos" w:hAnsi="Aptos"/>
-                <w:b/>
-                <w:sz w:val="16"/>
-              </w:rPr>
-              <w:t>На доработке</w:t>
-            </w:r>
-          </w:p>
-        </w:tc>
-        <w:tc>
-          <w:tcPr>
-            <w:tcW w:w="1225" w:type="dxa"/>
-            <w:shd w:val="clear" w:color="auto" w:fill="F8FBFF"/>
-          </w:tcPr>
-          <w:p>
-            <w:pPr>
-              <w:rPr>
-                <w:rFonts w:ascii="Aptos" w:hAnsi="Aptos"/>
-              </w:rPr>
-            </w:pPr>
-            <w:r>
-              <w:rPr>
-                <w:rFonts w:ascii="Aptos" w:hAnsi="Aptos"/>
-                <w:b/>
-                <w:sz w:val="16"/>
-              </w:rPr>
-              <w:t>Нет</w:t>
-            </w:r>
-          </w:p>
-        </w:tc>
-      </w:tr>
-      <w:tr>
-        <w:tc>
-          <w:tcPr>
-            <w:tcW w:w="1225" w:type="dxa"/>
-          </w:tcPr>
-          <w:p>
-            <w:pPr>
-              <w:rPr>
-                <w:rFonts w:ascii="Aptos" w:hAnsi="Aptos"/>
-              </w:rPr>
-            </w:pPr>
-            <w:r>
-              <w:rPr>
-                <w:rFonts w:ascii="Aptos" w:hAnsi="Aptos"/>
-                <w:sz w:val="16"/>
-              </w:rPr>
-              <w:t>4</w:t>
-            </w:r>
-          </w:p>
-        </w:tc>
-        <w:tc>
-          <w:tcPr>
-            <w:tcW w:w="1225" w:type="dxa"/>
-          </w:tcPr>
-          <w:p>
-            <w:pPr>
-              <w:rPr>
-                <w:rFonts w:ascii="Aptos" w:hAnsi="Aptos"/>
-              </w:rPr>
-            </w:pPr>
-            <w:r>
-              <w:rPr>
-                <w:rFonts w:ascii="Aptos" w:hAnsi="Aptos"/>
-                <w:sz w:val="16"/>
-              </w:rPr>
-              <w:t>rejected</w:t>
-            </w:r>
-          </w:p>
-        </w:tc>
-        <w:tc>
-          <w:tcPr>
-            <w:tcW w:w="1225" w:type="dxa"/>
-          </w:tcPr>
-          <w:p>
-            <w:pPr>
-              <w:rPr>
-                <w:rFonts w:ascii="Aptos" w:hAnsi="Aptos"/>
-              </w:rPr>
-            </w:pPr>
-            <w:r>
-              <w:rPr>
-                <w:rFonts w:ascii="Aptos" w:hAnsi="Aptos"/>
-                <w:sz w:val="16"/>
-              </w:rPr>
-              <w:t>любой</w:t>
-            </w:r>
-          </w:p>
-        </w:tc>
-        <w:tc>
-          <w:tcPr>
-            <w:tcW w:w="1225" w:type="dxa"/>
-          </w:tcPr>
-          <w:p>
-            <w:pPr>
-              <w:rPr>
-                <w:rFonts w:ascii="Aptos" w:hAnsi="Aptos"/>
-              </w:rPr>
-            </w:pPr>
-            <w:r>
-              <w:rPr>
-                <w:rFonts w:ascii="Aptos" w:hAnsi="Aptos"/>
-                <w:sz w:val="16"/>
-              </w:rPr>
-              <w:t>false</w:t>
-            </w:r>
-          </w:p>
-        </w:tc>
-        <w:tc>
-          <w:tcPr>
-            <w:tcW w:w="1225" w:type="dxa"/>
-          </w:tcPr>
-          <w:p>
-            <w:pPr>
-              <w:rPr>
-                <w:rFonts w:ascii="Aptos" w:hAnsi="Aptos"/>
-              </w:rPr>
-            </w:pPr>
-            <w:r>
-              <w:rPr>
-                <w:rFonts w:ascii="Aptos" w:hAnsi="Aptos"/>
-                <w:sz w:val="16"/>
-              </w:rPr>
-              <w:t>—</w:t>
-            </w:r>
-          </w:p>
-        </w:tc>
-        <w:tc>
-          <w:tcPr>
-            <w:tcW w:w="1225" w:type="dxa"/>
-          </w:tcPr>
-          <w:p>
-            <w:pPr>
-              <w:rPr>
-                <w:rFonts w:ascii="Aptos" w:hAnsi="Aptos"/>
-              </w:rPr>
-            </w:pPr>
-            <w:r>
-              <w:rPr>
-                <w:rFonts w:ascii="Aptos" w:hAnsi="Aptos"/>
-                <w:sz w:val="16"/>
-              </w:rPr>
-              <w:t>—</w:t>
-            </w:r>
-          </w:p>
-        </w:tc>
-        <w:tc>
-          <w:tcPr>
-            <w:tcW w:w="1225" w:type="dxa"/>
-          </w:tcPr>
-          <w:p>
-            <w:pPr>
-              <w:rPr>
-                <w:rFonts w:ascii="Aptos" w:hAnsi="Aptos"/>
-              </w:rPr>
-            </w:pPr>
-            <w:r>
-              <w:rPr>
-                <w:rFonts w:ascii="Aptos" w:hAnsi="Aptos"/>
-                <w:sz w:val="16"/>
-              </w:rPr>
-              <w:t>—</w:t>
-            </w:r>
-          </w:p>
-        </w:tc>
-        <w:tc>
-          <w:tcPr>
-            <w:tcW w:w="1225" w:type="dxa"/>
-          </w:tcPr>
-          <w:p>
-            <w:pPr>
-              <w:rPr>
-                <w:rFonts w:ascii="Aptos" w:hAnsi="Aptos"/>
-              </w:rPr>
-            </w:pPr>
-            <w:r>
-              <w:rPr>
-                <w:rFonts w:ascii="Aptos" w:hAnsi="Aptos"/>
-                <w:sz w:val="16"/>
-              </w:rPr>
-              <w:t>—</w:t>
-            </w:r>
-          </w:p>
-        </w:tc>
-        <w:tc>
-          <w:tcPr>
-            <w:tcW w:w="1225" w:type="dxa"/>
-          </w:tcPr>
-          <w:p>
-            <w:pPr>
-              <w:rPr>
-                <w:rFonts w:ascii="Aptos" w:hAnsi="Aptos"/>
-              </w:rPr>
-            </w:pPr>
-            <w:r>
-              <w:rPr>
-                <w:rFonts w:ascii="Aptos" w:hAnsi="Aptos"/>
-                <w:sz w:val="16"/>
-              </w:rPr>
-              <w:t>—</w:t>
-            </w:r>
-          </w:p>
-        </w:tc>
-        <w:tc>
-          <w:tcPr>
-            <w:tcW w:w="1225" w:type="dxa"/>
-            <w:shd w:val="clear" w:color="auto" w:fill="F8FBFF"/>
-          </w:tcPr>
-          <w:p>
-            <w:pPr>
-              <w:rPr>
-                <w:rFonts w:ascii="Aptos" w:hAnsi="Aptos"/>
-              </w:rPr>
-            </w:pPr>
-            <w:r>
-              <w:rPr>
-                <w:rFonts w:ascii="Aptos" w:hAnsi="Aptos"/>
-                <w:b/>
-                <w:sz w:val="16"/>
-              </w:rPr>
-              <w:t>Отклонено</w:t>
-            </w:r>
-          </w:p>
-        </w:tc>
-        <w:tc>
-          <w:tcPr>
-            <w:tcW w:w="1225" w:type="dxa"/>
-            <w:shd w:val="clear" w:color="auto" w:fill="F8FBFF"/>
-          </w:tcPr>
-          <w:p>
-            <w:pPr>
-              <w:rPr>
-                <w:rFonts w:ascii="Aptos" w:hAnsi="Aptos"/>
-              </w:rPr>
-            </w:pPr>
-            <w:r>
-              <w:rPr>
-                <w:rFonts w:ascii="Aptos" w:hAnsi="Aptos"/>
-                <w:b/>
-                <w:sz w:val="16"/>
-              </w:rPr>
-              <w:t>На доработке</w:t>
-            </w:r>
-          </w:p>
-        </w:tc>
-        <w:tc>
-          <w:tcPr>
-            <w:tcW w:w="1225" w:type="dxa"/>
-            <w:shd w:val="clear" w:color="auto" w:fill="F8FBFF"/>
-          </w:tcPr>
-          <w:p>
-            <w:pPr>
-              <w:rPr>
-                <w:rFonts w:ascii="Aptos" w:hAnsi="Aptos"/>
-              </w:rPr>
-            </w:pPr>
-            <w:r>
-              <w:rPr>
-                <w:rFonts w:ascii="Aptos" w:hAnsi="Aptos"/>
-                <w:b/>
-                <w:sz w:val="16"/>
-              </w:rPr>
-              <w:t>Нет</w:t>
-            </w:r>
-          </w:p>
-        </w:tc>
-      </w:tr>
-      <w:tr>
-        <w:tc>
-          <w:tcPr>
-            <w:tcW w:w="1225" w:type="dxa"/>
-          </w:tcPr>
-          <w:p>
-            <w:pPr>
-              <w:rPr>
-                <w:rFonts w:ascii="Aptos" w:hAnsi="Aptos"/>
-              </w:rPr>
-            </w:pPr>
-            <w:r>
-              <w:rPr>
-                <w:rFonts w:ascii="Aptos" w:hAnsi="Aptos"/>
-                <w:sz w:val="16"/>
-              </w:rPr>
-              <w:t>5</w:t>
-            </w:r>
-          </w:p>
-        </w:tc>
-        <w:tc>
-          <w:tcPr>
-            <w:tcW w:w="1225" w:type="dxa"/>
-          </w:tcPr>
-          <w:p>
-            <w:pPr>
-              <w:rPr>
-                <w:rFonts w:ascii="Aptos" w:hAnsi="Aptos"/>
-              </w:rPr>
-            </w:pPr>
-            <w:r>
-              <w:rPr>
-                <w:rFonts w:ascii="Aptos" w:hAnsi="Aptos"/>
-                <w:sz w:val="16"/>
-              </w:rPr>
-              <w:t>on_review</w:t>
-            </w:r>
-          </w:p>
-        </w:tc>
-        <w:tc>
-          <w:tcPr>
-            <w:tcW w:w="1225" w:type="dxa"/>
-          </w:tcPr>
-          <w:p>
-            <w:pPr>
-              <w:rPr>
-                <w:rFonts w:ascii="Aptos" w:hAnsi="Aptos"/>
-              </w:rPr>
-            </w:pPr>
-            <w:r>
-              <w:rPr>
-                <w:rFonts w:ascii="Aptos" w:hAnsi="Aptos"/>
-                <w:sz w:val="16"/>
-              </w:rPr>
-              <w:t>draft</w:t>
-            </w:r>
-          </w:p>
-        </w:tc>
-        <w:tc>
-          <w:tcPr>
-            <w:tcW w:w="1225" w:type="dxa"/>
-          </w:tcPr>
-          <w:p>
-            <w:pPr>
-              <w:rPr>
-                <w:rFonts w:ascii="Aptos" w:hAnsi="Aptos"/>
-              </w:rPr>
-            </w:pPr>
-            <w:r>
-              <w:rPr>
-                <w:rFonts w:ascii="Aptos" w:hAnsi="Aptos"/>
-                <w:sz w:val="16"/>
-              </w:rPr>
-              <w:t>—</w:t>
-            </w:r>
-          </w:p>
-        </w:tc>
-        <w:tc>
-          <w:tcPr>
-            <w:tcW w:w="1225" w:type="dxa"/>
-          </w:tcPr>
-          <w:p>
-            <w:pPr>
-              <w:rPr>
-                <w:rFonts w:ascii="Aptos" w:hAnsi="Aptos"/>
-              </w:rPr>
-            </w:pPr>
-            <w:r>
-              <w:rPr>
-                <w:rFonts w:ascii="Aptos" w:hAnsi="Aptos"/>
-                <w:sz w:val="16"/>
-              </w:rPr>
-              <w:t>—</w:t>
-            </w:r>
-          </w:p>
-        </w:tc>
-        <w:tc>
-          <w:tcPr>
-            <w:tcW w:w="1225" w:type="dxa"/>
-          </w:tcPr>
-          <w:p>
-            <w:pPr>
-              <w:rPr>
-                <w:rFonts w:ascii="Aptos" w:hAnsi="Aptos"/>
-              </w:rPr>
-            </w:pPr>
-            <w:r>
-              <w:rPr>
-                <w:rFonts w:ascii="Aptos" w:hAnsi="Aptos"/>
-                <w:sz w:val="16"/>
-              </w:rPr>
-              <w:t>—</w:t>
-            </w:r>
-          </w:p>
-        </w:tc>
-        <w:tc>
-          <w:tcPr>
-            <w:tcW w:w="1225" w:type="dxa"/>
-          </w:tcPr>
-          <w:p>
-            <w:pPr>
-              <w:rPr>
-                <w:rFonts w:ascii="Aptos" w:hAnsi="Aptos"/>
-              </w:rPr>
-            </w:pPr>
-            <w:r>
-              <w:rPr>
-                <w:rFonts w:ascii="Aptos" w:hAnsi="Aptos"/>
-                <w:sz w:val="16"/>
-              </w:rPr>
-              <w:t>—</w:t>
-            </w:r>
-          </w:p>
-        </w:tc>
-        <w:tc>
-          <w:tcPr>
-            <w:tcW w:w="1225" w:type="dxa"/>
-          </w:tcPr>
-          <w:p>
-            <w:pPr>
-              <w:rPr>
-                <w:rFonts w:ascii="Aptos" w:hAnsi="Aptos"/>
-              </w:rPr>
-            </w:pPr>
-            <w:r>
-              <w:rPr>
-                <w:rFonts w:ascii="Aptos" w:hAnsi="Aptos"/>
-                <w:sz w:val="16"/>
-              </w:rPr>
-              <w:t>—</w:t>
-            </w:r>
-          </w:p>
-        </w:tc>
-        <w:tc>
-          <w:tcPr>
-            <w:tcW w:w="1225" w:type="dxa"/>
-          </w:tcPr>
-          <w:p>
-            <w:pPr>
-              <w:rPr>
-                <w:rFonts w:ascii="Aptos" w:hAnsi="Aptos"/>
-              </w:rPr>
-            </w:pPr>
-            <w:r>
-              <w:rPr>
-                <w:rFonts w:ascii="Aptos" w:hAnsi="Aptos"/>
-                <w:sz w:val="16"/>
-              </w:rPr>
-              <w:t>—</w:t>
-            </w:r>
-          </w:p>
-        </w:tc>
-        <w:tc>
-          <w:tcPr>
-            <w:tcW w:w="1225" w:type="dxa"/>
-            <w:shd w:val="clear" w:color="auto" w:fill="F8FBFF"/>
-          </w:tcPr>
-          <w:p>
-            <w:pPr>
-              <w:rPr>
-                <w:rFonts w:ascii="Aptos" w:hAnsi="Aptos"/>
-              </w:rPr>
-            </w:pPr>
-            <w:r>
-              <w:rPr>
-                <w:rFonts w:ascii="Aptos" w:hAnsi="Aptos"/>
-                <w:b/>
-                <w:sz w:val="16"/>
-              </w:rPr>
-              <w:t>Черновик</w:t>
-            </w:r>
-          </w:p>
-        </w:tc>
-        <w:tc>
-          <w:tcPr>
-            <w:tcW w:w="1225" w:type="dxa"/>
-            <w:shd w:val="clear" w:color="auto" w:fill="F8FBFF"/>
-          </w:tcPr>
-          <w:p>
-            <w:pPr>
-              <w:rPr>
-                <w:rFonts w:ascii="Aptos" w:hAnsi="Aptos"/>
-              </w:rPr>
-            </w:pPr>
-            <w:r>
-              <w:rPr>
-                <w:rFonts w:ascii="Aptos" w:hAnsi="Aptos"/>
-                <w:b/>
-                <w:sz w:val="16"/>
-              </w:rPr>
-              <w:t>Не отправлено</w:t>
-            </w:r>
-          </w:p>
-        </w:tc>
-        <w:tc>
-          <w:tcPr>
-            <w:tcW w:w="1225" w:type="dxa"/>
-            <w:shd w:val="clear" w:color="auto" w:fill="F8FBFF"/>
-          </w:tcPr>
-          <w:p>
-            <w:pPr>
-              <w:rPr>
-                <w:rFonts w:ascii="Aptos" w:hAnsi="Aptos"/>
-              </w:rPr>
-            </w:pPr>
-            <w:r>
-              <w:rPr>
-                <w:rFonts w:ascii="Aptos" w:hAnsi="Aptos"/>
-                <w:b/>
-                <w:sz w:val="16"/>
-              </w:rPr>
-              <w:t>Нет</w:t>
-            </w:r>
-          </w:p>
-        </w:tc>
-      </w:tr>
-      <w:tr>
-        <w:tc>
-          <w:tcPr>
-            <w:tcW w:w="1225" w:type="dxa"/>
-          </w:tcPr>
-          <w:p>
-            <w:pPr>
-              <w:rPr>
-                <w:rFonts w:ascii="Aptos" w:hAnsi="Aptos"/>
-              </w:rPr>
-            </w:pPr>
-            <w:r>
-              <w:rPr>
-                <w:rFonts w:ascii="Aptos" w:hAnsi="Aptos"/>
-                <w:sz w:val="16"/>
-              </w:rPr>
-              <w:t>6</w:t>
-            </w:r>
-          </w:p>
-        </w:tc>
-        <w:tc>
-          <w:tcPr>
-            <w:tcW w:w="1225" w:type="dxa"/>
-          </w:tcPr>
-          <w:p>
-            <w:pPr>
-              <w:rPr>
-                <w:rFonts w:ascii="Aptos" w:hAnsi="Aptos"/>
-              </w:rPr>
-            </w:pPr>
-            <w:r>
-              <w:rPr>
-                <w:rFonts w:ascii="Aptos" w:hAnsi="Aptos"/>
-                <w:sz w:val="16"/>
-              </w:rPr>
-              <w:t>on_review</w:t>
-            </w:r>
-          </w:p>
-        </w:tc>
-        <w:tc>
-          <w:tcPr>
-            <w:tcW w:w="1225" w:type="dxa"/>
-          </w:tcPr>
-          <w:p>
-            <w:pPr>
-              <w:rPr>
-                <w:rFonts w:ascii="Aptos" w:hAnsi="Aptos"/>
-              </w:rPr>
-            </w:pPr>
-            <w:r>
-              <w:rPr>
-                <w:rFonts w:ascii="Aptos" w:hAnsi="Aptos"/>
-                <w:sz w:val="16"/>
-              </w:rPr>
-              <w:t>cancelled</w:t>
-            </w:r>
-          </w:p>
-        </w:tc>
-        <w:tc>
-          <w:tcPr>
-            <w:tcW w:w="1225" w:type="dxa"/>
-          </w:tcPr>
-          <w:p>
-            <w:pPr>
-              <w:rPr>
-                <w:rFonts w:ascii="Aptos" w:hAnsi="Aptos"/>
-              </w:rPr>
-            </w:pPr>
-            <w:r>
-              <w:rPr>
-                <w:rFonts w:ascii="Aptos" w:hAnsi="Aptos"/>
-                <w:sz w:val="16"/>
-              </w:rPr>
-              <w:t>—</w:t>
-            </w:r>
-          </w:p>
-        </w:tc>
-        <w:tc>
-          <w:tcPr>
-            <w:tcW w:w="1225" w:type="dxa"/>
-          </w:tcPr>
-          <w:p>
-            <w:pPr>
-              <w:rPr>
-                <w:rFonts w:ascii="Aptos" w:hAnsi="Aptos"/>
-              </w:rPr>
-            </w:pPr>
-            <w:r>
-              <w:rPr>
-                <w:rFonts w:ascii="Aptos" w:hAnsi="Aptos"/>
-                <w:sz w:val="16"/>
-              </w:rPr>
-              <w:t>—</w:t>
-            </w:r>
-          </w:p>
-        </w:tc>
-        <w:tc>
-          <w:tcPr>
-            <w:tcW w:w="1225" w:type="dxa"/>
-          </w:tcPr>
-          <w:p>
-            <w:pPr>
-              <w:rPr>
-                <w:rFonts w:ascii="Aptos" w:hAnsi="Aptos"/>
-              </w:rPr>
-            </w:pPr>
-            <w:r>
-              <w:rPr>
-                <w:rFonts w:ascii="Aptos" w:hAnsi="Aptos"/>
-                <w:sz w:val="16"/>
-              </w:rPr>
-              <w:t>—</w:t>
-            </w:r>
-          </w:p>
-        </w:tc>
-        <w:tc>
-          <w:tcPr>
-            <w:tcW w:w="1225" w:type="dxa"/>
-          </w:tcPr>
-          <w:p>
-            <w:pPr>
-              <w:rPr>
-                <w:rFonts w:ascii="Aptos" w:hAnsi="Aptos"/>
-              </w:rPr>
-            </w:pPr>
-            <w:r>
-              <w:rPr>
-                <w:rFonts w:ascii="Aptos" w:hAnsi="Aptos"/>
-                <w:sz w:val="16"/>
-              </w:rPr>
-              <w:t>—</w:t>
-            </w:r>
-          </w:p>
-        </w:tc>
-        <w:tc>
-          <w:tcPr>
-            <w:tcW w:w="1225" w:type="dxa"/>
-          </w:tcPr>
-          <w:p>
-            <w:pPr>
-              <w:rPr>
-                <w:rFonts w:ascii="Aptos" w:hAnsi="Aptos"/>
-              </w:rPr>
-            </w:pPr>
-            <w:r>
-              <w:rPr>
-                <w:rFonts w:ascii="Aptos" w:hAnsi="Aptos"/>
-                <w:sz w:val="16"/>
-              </w:rPr>
-              <w:t>—</w:t>
-            </w:r>
-          </w:p>
-        </w:tc>
-        <w:tc>
-          <w:tcPr>
-            <w:tcW w:w="1225" w:type="dxa"/>
-          </w:tcPr>
-          <w:p>
-            <w:pPr>
-              <w:rPr>
-                <w:rFonts w:ascii="Aptos" w:hAnsi="Aptos"/>
-              </w:rPr>
-            </w:pPr>
-            <w:r>
-              <w:rPr>
-                <w:rFonts w:ascii="Aptos" w:hAnsi="Aptos"/>
-                <w:sz w:val="16"/>
-              </w:rPr>
-              <w:t>—</w:t>
-            </w:r>
-          </w:p>
-        </w:tc>
-        <w:tc>
-          <w:tcPr>
-            <w:tcW w:w="1225" w:type="dxa"/>
-            <w:shd w:val="clear" w:color="auto" w:fill="F8FBFF"/>
-          </w:tcPr>
-          <w:p>
-            <w:pPr>
-              <w:rPr>
-                <w:rFonts w:ascii="Aptos" w:hAnsi="Aptos"/>
-              </w:rPr>
-            </w:pPr>
-            <w:r>
-              <w:rPr>
-                <w:rFonts w:ascii="Aptos" w:hAnsi="Aptos"/>
-                <w:b/>
-                <w:sz w:val="16"/>
-              </w:rPr>
-              <w:t>Заявка отменена</w:t>
-            </w:r>
-          </w:p>
-        </w:tc>
-        <w:tc>
-          <w:tcPr>
-            <w:tcW w:w="1225" w:type="dxa"/>
-            <w:shd w:val="clear" w:color="auto" w:fill="F8FBFF"/>
-          </w:tcPr>
-          <w:p>
-            <w:pPr>
-              <w:rPr>
-                <w:rFonts w:ascii="Aptos" w:hAnsi="Aptos"/>
-              </w:rPr>
-            </w:pPr>
-            <w:r>
-              <w:rPr>
-                <w:rFonts w:ascii="Aptos" w:hAnsi="Aptos"/>
-                <w:b/>
-                <w:sz w:val="16"/>
-              </w:rPr>
-              <w:t>Отменена</w:t>
-            </w:r>
-          </w:p>
-        </w:tc>
-        <w:tc>
-          <w:tcPr>
-            <w:tcW w:w="1225" w:type="dxa"/>
-            <w:shd w:val="clear" w:color="auto" w:fill="F8FBFF"/>
-          </w:tcPr>
-          <w:p>
-            <w:pPr>
-              <w:rPr>
-                <w:rFonts w:ascii="Aptos" w:hAnsi="Aptos"/>
-              </w:rPr>
-            </w:pPr>
-            <w:r>
-              <w:rPr>
-                <w:rFonts w:ascii="Aptos" w:hAnsi="Aptos"/>
-                <w:b/>
-                <w:sz w:val="16"/>
-              </w:rPr>
-              <w:t>Нет</w:t>
-            </w:r>
-          </w:p>
-        </w:tc>
-      </w:tr>
-      <w:tr>
-        <w:tc>
-          <w:tcPr>
-            <w:tcW w:w="1225" w:type="dxa"/>
-          </w:tcPr>
-          <w:p>
-            <w:pPr>
-              <w:rPr>
-                <w:rFonts w:ascii="Aptos" w:hAnsi="Aptos"/>
-              </w:rPr>
-            </w:pPr>
-            <w:r>
-              <w:rPr>
-                <w:rFonts w:ascii="Aptos" w:hAnsi="Aptos"/>
-                <w:sz w:val="16"/>
-              </w:rPr>
-              <w:t>7</w:t>
-            </w:r>
-          </w:p>
-        </w:tc>
-        <w:tc>
-          <w:tcPr>
-            <w:tcW w:w="1225" w:type="dxa"/>
-          </w:tcPr>
-          <w:p>
-            <w:pPr>
-              <w:rPr>
-                <w:rFonts w:ascii="Aptos" w:hAnsi="Aptos"/>
-              </w:rPr>
-            </w:pPr>
-            <w:r>
-              <w:rPr>
-                <w:rFonts w:ascii="Aptos" w:hAnsi="Aptos"/>
-                <w:sz w:val="16"/>
-              </w:rPr>
-              <w:t>on_review</w:t>
-            </w:r>
-          </w:p>
-        </w:tc>
-        <w:tc>
-          <w:tcPr>
-            <w:tcW w:w="1225" w:type="dxa"/>
-          </w:tcPr>
-          <w:p>
-            <w:pPr>
-              <w:rPr>
-                <w:rFonts w:ascii="Aptos" w:hAnsi="Aptos"/>
-              </w:rPr>
-            </w:pPr>
-            <w:r>
-              <w:rPr>
-                <w:rFonts w:ascii="Aptos" w:hAnsi="Aptos"/>
-                <w:sz w:val="16"/>
-              </w:rPr>
-              <w:t>rejected</w:t>
-            </w:r>
-          </w:p>
-        </w:tc>
-        <w:tc>
-          <w:tcPr>
-            <w:tcW w:w="1225" w:type="dxa"/>
-          </w:tcPr>
-          <w:p>
-            <w:pPr>
-              <w:rPr>
-                <w:rFonts w:ascii="Aptos" w:hAnsi="Aptos"/>
-              </w:rPr>
-            </w:pPr>
-            <w:r>
-              <w:rPr>
-                <w:rFonts w:ascii="Aptos" w:hAnsi="Aptos"/>
-                <w:sz w:val="16"/>
-              </w:rPr>
-              <w:t>—</w:t>
-            </w:r>
-          </w:p>
-        </w:tc>
-        <w:tc>
-          <w:tcPr>
-            <w:tcW w:w="1225" w:type="dxa"/>
-          </w:tcPr>
-          <w:p>
-            <w:pPr>
-              <w:rPr>
-                <w:rFonts w:ascii="Aptos" w:hAnsi="Aptos"/>
-              </w:rPr>
-            </w:pPr>
-            <w:r>
-              <w:rPr>
-                <w:rFonts w:ascii="Aptos" w:hAnsi="Aptos"/>
-                <w:sz w:val="16"/>
-              </w:rPr>
-              <w:t>—</w:t>
-            </w:r>
-          </w:p>
-        </w:tc>
-        <w:tc>
-          <w:tcPr>
-            <w:tcW w:w="1225" w:type="dxa"/>
-          </w:tcPr>
-          <w:p>
-            <w:pPr>
-              <w:rPr>
-                <w:rFonts w:ascii="Aptos" w:hAnsi="Aptos"/>
-              </w:rPr>
-            </w:pPr>
-            <w:r>
-              <w:rPr>
-                <w:rFonts w:ascii="Aptos" w:hAnsi="Aptos"/>
-                <w:sz w:val="16"/>
-              </w:rPr>
-              <w:t>—</w:t>
-            </w:r>
-          </w:p>
-        </w:tc>
-        <w:tc>
-          <w:tcPr>
-            <w:tcW w:w="1225" w:type="dxa"/>
-          </w:tcPr>
-          <w:p>
-            <w:pPr>
-              <w:rPr>
-                <w:rFonts w:ascii="Aptos" w:hAnsi="Aptos"/>
-              </w:rPr>
-            </w:pPr>
-            <w:r>
-              <w:rPr>
-                <w:rFonts w:ascii="Aptos" w:hAnsi="Aptos"/>
-                <w:sz w:val="16"/>
-              </w:rPr>
-              <w:t>—</w:t>
-            </w:r>
-          </w:p>
-        </w:tc>
-        <w:tc>
-          <w:tcPr>
-            <w:tcW w:w="1225" w:type="dxa"/>
-          </w:tcPr>
-          <w:p>
-            <w:pPr>
-              <w:rPr>
-                <w:rFonts w:ascii="Aptos" w:hAnsi="Aptos"/>
-              </w:rPr>
-            </w:pPr>
-            <w:r>
-              <w:rPr>
-                <w:rFonts w:ascii="Aptos" w:hAnsi="Aptos"/>
-                <w:sz w:val="16"/>
-              </w:rPr>
-              <w:t>—</w:t>
-            </w:r>
-          </w:p>
-        </w:tc>
-        <w:tc>
-          <w:tcPr>
-            <w:tcW w:w="1225" w:type="dxa"/>
-          </w:tcPr>
-          <w:p>
-            <w:pPr>
-              <w:rPr>
-                <w:rFonts w:ascii="Aptos" w:hAnsi="Aptos"/>
-              </w:rPr>
-            </w:pPr>
-            <w:r>
-              <w:rPr>
-                <w:rFonts w:ascii="Aptos" w:hAnsi="Aptos"/>
-                <w:sz w:val="16"/>
-              </w:rPr>
-              <w:t>—</w:t>
-            </w:r>
-          </w:p>
-        </w:tc>
-        <w:tc>
-          <w:tcPr>
-            <w:tcW w:w="1225" w:type="dxa"/>
-            <w:shd w:val="clear" w:color="auto" w:fill="F8FBFF"/>
-          </w:tcPr>
-          <w:p>
-            <w:pPr>
-              <w:rPr>
-                <w:rFonts w:ascii="Aptos" w:hAnsi="Aptos"/>
-              </w:rPr>
-            </w:pPr>
-            <w:r>
-              <w:rPr>
-                <w:rFonts w:ascii="Aptos" w:hAnsi="Aptos"/>
-                <w:b/>
-                <w:sz w:val="16"/>
-              </w:rPr>
-              <w:t>Заявка отклонена</w:t>
-            </w:r>
-          </w:p>
-        </w:tc>
-        <w:tc>
-          <w:tcPr>
-            <w:tcW w:w="1225" w:type="dxa"/>
-            <w:shd w:val="clear" w:color="auto" w:fill="F8FBFF"/>
-          </w:tcPr>
-          <w:p>
-            <w:pPr>
-              <w:rPr>
-                <w:rFonts w:ascii="Aptos" w:hAnsi="Aptos"/>
-              </w:rPr>
-            </w:pPr>
-            <w:r>
-              <w:rPr>
-                <w:rFonts w:ascii="Aptos" w:hAnsi="Aptos"/>
-                <w:b/>
-                <w:sz w:val="16"/>
-              </w:rPr>
-              <w:t>Заявка отклонена</w:t>
-            </w:r>
-          </w:p>
-        </w:tc>
-        <w:tc>
-          <w:tcPr>
-            <w:tcW w:w="1225" w:type="dxa"/>
-            <w:shd w:val="clear" w:color="auto" w:fill="F8FBFF"/>
-          </w:tcPr>
-          <w:p>
-            <w:pPr>
-              <w:rPr>
-                <w:rFonts w:ascii="Aptos" w:hAnsi="Aptos"/>
-              </w:rPr>
-            </w:pPr>
-            <w:r>
-              <w:rPr>
-                <w:rFonts w:ascii="Aptos" w:hAnsi="Aptos"/>
-                <w:b/>
-                <w:sz w:val="16"/>
-              </w:rPr>
-              <w:t>Нет</w:t>
-            </w:r>
-          </w:p>
-        </w:tc>
-      </w:tr>
-      <w:tr>
-        <w:tc>
-          <w:tcPr>
-            <w:tcW w:w="1225" w:type="dxa"/>
-          </w:tcPr>
-          <w:p>
-            <w:pPr>
-              <w:rPr>
-                <w:rFonts w:ascii="Aptos" w:hAnsi="Aptos"/>
-              </w:rPr>
-            </w:pPr>
-            <w:r>
-              <w:rPr>
-                <w:rFonts w:ascii="Aptos" w:hAnsi="Aptos"/>
-                <w:sz w:val="16"/>
-              </w:rPr>
-              <w:t>8</w:t>
-            </w:r>
-          </w:p>
-        </w:tc>
-        <w:tc>
-          <w:tcPr>
-            <w:tcW w:w="1225" w:type="dxa"/>
-          </w:tcPr>
-          <w:p>
-            <w:pPr>
-              <w:rPr>
-                <w:rFonts w:ascii="Aptos" w:hAnsi="Aptos"/>
-              </w:rPr>
-            </w:pPr>
-            <w:r>
-              <w:rPr>
-                <w:rFonts w:ascii="Aptos" w:hAnsi="Aptos"/>
-                <w:sz w:val="16"/>
-              </w:rPr>
-              <w:t>on_review</w:t>
-            </w:r>
-          </w:p>
-        </w:tc>
-        <w:tc>
-          <w:tcPr>
-            <w:tcW w:w="1225" w:type="dxa"/>
-          </w:tcPr>
-          <w:p>
-            <w:pPr>
-              <w:rPr>
-                <w:rFonts w:ascii="Aptos" w:hAnsi="Aptos"/>
-              </w:rPr>
-            </w:pPr>
-            <w:r>
-              <w:rPr>
-                <w:rFonts w:ascii="Aptos" w:hAnsi="Aptos"/>
-                <w:sz w:val="16"/>
-              </w:rPr>
-              <w:t>on_review</w:t>
-            </w:r>
-          </w:p>
-        </w:tc>
-        <w:tc>
-          <w:tcPr>
-            <w:tcW w:w="1225" w:type="dxa"/>
-          </w:tcPr>
-          <w:p>
-            <w:pPr>
-              <w:rPr>
-                <w:rFonts w:ascii="Aptos" w:hAnsi="Aptos"/>
-              </w:rPr>
-            </w:pPr>
-            <w:r>
-              <w:rPr>
-                <w:rFonts w:ascii="Aptos" w:hAnsi="Aptos"/>
-                <w:sz w:val="16"/>
-              </w:rPr>
-              <w:t>—</w:t>
-            </w:r>
-          </w:p>
-        </w:tc>
-        <w:tc>
-          <w:tcPr>
-            <w:tcW w:w="1225" w:type="dxa"/>
-          </w:tcPr>
-          <w:p>
-            <w:pPr>
-              <w:rPr>
-                <w:rFonts w:ascii="Aptos" w:hAnsi="Aptos"/>
-              </w:rPr>
-            </w:pPr>
-            <w:r>
-              <w:rPr>
-                <w:rFonts w:ascii="Aptos" w:hAnsi="Aptos"/>
-                <w:sz w:val="16"/>
-              </w:rPr>
-              <w:t>—</w:t>
-            </w:r>
-          </w:p>
-        </w:tc>
-        <w:tc>
-          <w:tcPr>
-            <w:tcW w:w="1225" w:type="dxa"/>
-          </w:tcPr>
-          <w:p>
-            <w:pPr>
-              <w:rPr>
-                <w:rFonts w:ascii="Aptos" w:hAnsi="Aptos"/>
-              </w:rPr>
-            </w:pPr>
-            <w:r>
-              <w:rPr>
-                <w:rFonts w:ascii="Aptos" w:hAnsi="Aptos"/>
-                <w:sz w:val="16"/>
-              </w:rPr>
-              <w:t>да</w:t>
-            </w:r>
-          </w:p>
-        </w:tc>
-        <w:tc>
-          <w:tcPr>
-            <w:tcW w:w="1225" w:type="dxa"/>
-          </w:tcPr>
-          <w:p>
-            <w:pPr>
-              <w:rPr>
-                <w:rFonts w:ascii="Aptos" w:hAnsi="Aptos"/>
-              </w:rPr>
-            </w:pPr>
-            <w:r>
-              <w:rPr>
-                <w:rFonts w:ascii="Aptos" w:hAnsi="Aptos"/>
-                <w:sz w:val="16"/>
-              </w:rPr>
-              <w:t>да</w:t>
-            </w:r>
-          </w:p>
-        </w:tc>
-        <w:tc>
-          <w:tcPr>
-            <w:tcW w:w="1225" w:type="dxa"/>
-          </w:tcPr>
-          <w:p>
-            <w:pPr>
-              <w:rPr>
-                <w:rFonts w:ascii="Aptos" w:hAnsi="Aptos"/>
-              </w:rPr>
-            </w:pPr>
-            <w:r>
-              <w:rPr>
-                <w:rFonts w:ascii="Aptos" w:hAnsi="Aptos"/>
-                <w:sz w:val="16"/>
-              </w:rPr>
-              <w:t>—</w:t>
-            </w:r>
-          </w:p>
-        </w:tc>
-        <w:tc>
-          <w:tcPr>
-            <w:tcW w:w="1225" w:type="dxa"/>
-          </w:tcPr>
-          <w:p>
-            <w:pPr>
-              <w:rPr>
-                <w:rFonts w:ascii="Aptos" w:hAnsi="Aptos"/>
-              </w:rPr>
-            </w:pPr>
-            <w:r>
-              <w:rPr>
-                <w:rFonts w:ascii="Aptos" w:hAnsi="Aptos"/>
-                <w:sz w:val="16"/>
-              </w:rPr>
-              <w:t>—</w:t>
-            </w:r>
-          </w:p>
-        </w:tc>
-        <w:tc>
-          <w:tcPr>
-            <w:tcW w:w="1225" w:type="dxa"/>
-            <w:shd w:val="clear" w:color="auto" w:fill="F8FBFF"/>
-          </w:tcPr>
-          <w:p>
-            <w:pPr>
-              <w:rPr>
-                <w:rFonts w:ascii="Aptos" w:hAnsi="Aptos"/>
-              </w:rPr>
-            </w:pPr>
-            <w:r>
-              <w:rPr>
-                <w:rFonts w:ascii="Aptos" w:hAnsi="Aptos"/>
-                <w:b/>
-                <w:sz w:val="16"/>
-              </w:rPr>
-              <w:t>Ожидает вашего решения</w:t>
-            </w:r>
-          </w:p>
-        </w:tc>
-        <w:tc>
-          <w:tcPr>
-            <w:tcW w:w="1225" w:type="dxa"/>
-            <w:shd w:val="clear" w:color="auto" w:fill="F8FBFF"/>
-          </w:tcPr>
-          <w:p>
-            <w:pPr>
-              <w:rPr>
-                <w:rFonts w:ascii="Aptos" w:hAnsi="Aptos"/>
-              </w:rPr>
-            </w:pPr>
-            <w:r>
-              <w:rPr>
-                <w:rFonts w:ascii="Aptos" w:hAnsi="Aptos"/>
-                <w:b/>
-                <w:sz w:val="16"/>
-              </w:rPr>
-              <w:t>Можно принять решение</w:t>
-            </w:r>
-          </w:p>
-        </w:tc>
-        <w:tc>
-          <w:tcPr>
-            <w:tcW w:w="1225" w:type="dxa"/>
-            <w:shd w:val="clear" w:color="auto" w:fill="F8FBFF"/>
-          </w:tcPr>
-          <w:p>
-            <w:pPr>
-              <w:rPr>
-                <w:rFonts w:ascii="Aptos" w:hAnsi="Aptos"/>
-              </w:rPr>
-            </w:pPr>
-            <w:r>
-              <w:rPr>
-                <w:rFonts w:ascii="Aptos" w:hAnsi="Aptos"/>
-                <w:b/>
-                <w:sz w:val="16"/>
-              </w:rPr>
-              <w:t>Да (проверка ЦФО)</w:t>
-            </w:r>
-          </w:p>
-        </w:tc>
-      </w:tr>
-      <w:tr>
-        <w:tc>
-          <w:tcPr>
-            <w:tcW w:w="1225" w:type="dxa"/>
-          </w:tcPr>
-          <w:p>
-            <w:pPr>
-              <w:rPr>
-                <w:rFonts w:ascii="Aptos" w:hAnsi="Aptos"/>
-              </w:rPr>
-            </w:pPr>
-            <w:r>
-              <w:rPr>
-                <w:rFonts w:ascii="Aptos" w:hAnsi="Aptos"/>
-                <w:sz w:val="16"/>
-              </w:rPr>
-              <w:t>9</w:t>
-            </w:r>
-          </w:p>
-        </w:tc>
-        <w:tc>
-          <w:tcPr>
-            <w:tcW w:w="1225" w:type="dxa"/>
-          </w:tcPr>
-          <w:p>
-            <w:pPr>
-              <w:rPr>
-                <w:rFonts w:ascii="Aptos" w:hAnsi="Aptos"/>
-              </w:rPr>
-            </w:pPr>
-            <w:r>
-              <w:rPr>
-                <w:rFonts w:ascii="Aptos" w:hAnsi="Aptos"/>
-                <w:sz w:val="16"/>
-              </w:rPr>
-              <w:t>on_review</w:t>
-            </w:r>
-          </w:p>
-        </w:tc>
-        <w:tc>
-          <w:tcPr>
-            <w:tcW w:w="1225" w:type="dxa"/>
-          </w:tcPr>
-          <w:p>
-            <w:pPr>
-              <w:rPr>
-                <w:rFonts w:ascii="Aptos" w:hAnsi="Aptos"/>
-              </w:rPr>
-            </w:pPr>
-            <w:r>
-              <w:rPr>
-                <w:rFonts w:ascii="Aptos" w:hAnsi="Aptos"/>
-                <w:sz w:val="16"/>
-              </w:rPr>
-              <w:t>on_review</w:t>
-            </w:r>
-          </w:p>
-        </w:tc>
-        <w:tc>
-          <w:tcPr>
-            <w:tcW w:w="1225" w:type="dxa"/>
-          </w:tcPr>
-          <w:p>
-            <w:pPr>
-              <w:rPr>
-                <w:rFonts w:ascii="Aptos" w:hAnsi="Aptos"/>
-              </w:rPr>
-            </w:pPr>
-            <w:r>
-              <w:rPr>
-                <w:rFonts w:ascii="Aptos" w:hAnsi="Aptos"/>
-                <w:sz w:val="16"/>
-              </w:rPr>
-              <w:t>—</w:t>
-            </w:r>
-          </w:p>
-        </w:tc>
-        <w:tc>
-          <w:tcPr>
-            <w:tcW w:w="1225" w:type="dxa"/>
-          </w:tcPr>
-          <w:p>
-            <w:pPr>
-              <w:rPr>
-                <w:rFonts w:ascii="Aptos" w:hAnsi="Aptos"/>
-              </w:rPr>
-            </w:pPr>
-            <w:r>
-              <w:rPr>
-                <w:rFonts w:ascii="Aptos" w:hAnsi="Aptos"/>
-                <w:sz w:val="16"/>
-              </w:rPr>
-              <w:t>—</w:t>
-            </w:r>
-          </w:p>
-        </w:tc>
-        <w:tc>
-          <w:tcPr>
-            <w:tcW w:w="1225" w:type="dxa"/>
-          </w:tcPr>
-          <w:p>
-            <w:pPr>
-              <w:rPr>
-                <w:rFonts w:ascii="Aptos" w:hAnsi="Aptos"/>
-              </w:rPr>
-            </w:pPr>
-            <w:r>
-              <w:rPr>
-                <w:rFonts w:ascii="Aptos" w:hAnsi="Aptos"/>
-                <w:sz w:val="16"/>
-              </w:rPr>
-              <w:t>да</w:t>
-            </w:r>
-          </w:p>
-        </w:tc>
-        <w:tc>
-          <w:tcPr>
-            <w:tcW w:w="1225" w:type="dxa"/>
-          </w:tcPr>
-          <w:p>
-            <w:pPr>
-              <w:rPr>
-                <w:rFonts w:ascii="Aptos" w:hAnsi="Aptos"/>
-              </w:rPr>
-            </w:pPr>
-            <w:r>
-              <w:rPr>
-                <w:rFonts w:ascii="Aptos" w:hAnsi="Aptos"/>
-                <w:sz w:val="16"/>
-              </w:rPr>
-              <w:t>нет</w:t>
-            </w:r>
-          </w:p>
-        </w:tc>
-        <w:tc>
-          <w:tcPr>
-            <w:tcW w:w="1225" w:type="dxa"/>
-          </w:tcPr>
-          <w:p>
-            <w:pPr>
-              <w:rPr>
-                <w:rFonts w:ascii="Aptos" w:hAnsi="Aptos"/>
-              </w:rPr>
-            </w:pPr>
-            <w:r>
-              <w:rPr>
-                <w:rFonts w:ascii="Aptos" w:hAnsi="Aptos"/>
-                <w:sz w:val="16"/>
-              </w:rPr>
-              <w:t>—</w:t>
-            </w:r>
-          </w:p>
-        </w:tc>
-        <w:tc>
-          <w:tcPr>
-            <w:tcW w:w="1225" w:type="dxa"/>
-          </w:tcPr>
-          <w:p>
-            <w:pPr>
-              <w:rPr>
-                <w:rFonts w:ascii="Aptos" w:hAnsi="Aptos"/>
-              </w:rPr>
-            </w:pPr>
-            <w:r>
-              <w:rPr>
-                <w:rFonts w:ascii="Aptos" w:hAnsi="Aptos"/>
-                <w:sz w:val="16"/>
-              </w:rPr>
-              <w:t>—</w:t>
-            </w:r>
-          </w:p>
-        </w:tc>
-        <w:tc>
-          <w:tcPr>
-            <w:tcW w:w="1225" w:type="dxa"/>
-            <w:shd w:val="clear" w:color="auto" w:fill="F8FBFF"/>
-          </w:tcPr>
-          <w:p>
-            <w:pPr>
-              <w:rPr>
-                <w:rFonts w:ascii="Aptos" w:hAnsi="Aptos"/>
-              </w:rPr>
-            </w:pPr>
-            <w:r>
-              <w:rPr>
-                <w:rFonts w:ascii="Aptos" w:hAnsi="Aptos"/>
-                <w:b/>
-                <w:sz w:val="16"/>
-              </w:rPr>
-              <w:t>Проверка ЦФО</w:t>
-            </w:r>
-          </w:p>
-        </w:tc>
-        <w:tc>
-          <w:tcPr>
-            <w:tcW w:w="1225" w:type="dxa"/>
-            <w:shd w:val="clear" w:color="auto" w:fill="F8FBFF"/>
-          </w:tcPr>
-          <w:p>
-            <w:pPr>
-              <w:rPr>
-                <w:rFonts w:ascii="Aptos" w:hAnsi="Aptos"/>
-              </w:rPr>
-            </w:pPr>
-            <w:r>
-              <w:rPr>
-                <w:rFonts w:ascii="Aptos" w:hAnsi="Aptos"/>
-                <w:b/>
-                <w:sz w:val="16"/>
-              </w:rPr>
-              <w:t>Ждёт ответственного ЦФО</w:t>
-            </w:r>
-          </w:p>
-        </w:tc>
-        <w:tc>
-          <w:tcPr>
-            <w:tcW w:w="1225" w:type="dxa"/>
-            <w:shd w:val="clear" w:color="auto" w:fill="F8FBFF"/>
-          </w:tcPr>
-          <w:p>
-            <w:pPr>
-              <w:rPr>
-                <w:rFonts w:ascii="Aptos" w:hAnsi="Aptos"/>
-              </w:rPr>
-            </w:pPr>
-            <w:r>
-              <w:rPr>
-                <w:rFonts w:ascii="Aptos" w:hAnsi="Aptos"/>
-                <w:b/>
-                <w:sz w:val="16"/>
-              </w:rPr>
-              <w:t>Нет</w:t>
-            </w:r>
-          </w:p>
-        </w:tc>
-      </w:tr>
-      <w:tr>
-        <w:tc>
-          <w:tcPr>
-            <w:tcW w:w="1225" w:type="dxa"/>
-          </w:tcPr>
-          <w:p>
-            <w:pPr>
-              <w:rPr>
-                <w:rFonts w:ascii="Aptos" w:hAnsi="Aptos"/>
-              </w:rPr>
-            </w:pPr>
-            <w:r>
-              <w:rPr>
-                <w:rFonts w:ascii="Aptos" w:hAnsi="Aptos"/>
-                <w:sz w:val="16"/>
-              </w:rPr>
-              <w:t>10</w:t>
-            </w:r>
-          </w:p>
-        </w:tc>
-        <w:tc>
-          <w:tcPr>
-            <w:tcW w:w="1225" w:type="dxa"/>
-          </w:tcPr>
-          <w:p>
-            <w:pPr>
-              <w:rPr>
-                <w:rFonts w:ascii="Aptos" w:hAnsi="Aptos"/>
-              </w:rPr>
-            </w:pPr>
-            <w:r>
-              <w:rPr>
-                <w:rFonts w:ascii="Aptos" w:hAnsi="Aptos"/>
-                <w:sz w:val="16"/>
-              </w:rPr>
-              <w:t>on_review</w:t>
-            </w:r>
-          </w:p>
-        </w:tc>
-        <w:tc>
-          <w:tcPr>
-            <w:tcW w:w="1225" w:type="dxa"/>
-          </w:tcPr>
-          <w:p>
-            <w:pPr>
-              <w:rPr>
-                <w:rFonts w:ascii="Aptos" w:hAnsi="Aptos"/>
-              </w:rPr>
-            </w:pPr>
-            <w:r>
-              <w:rPr>
-                <w:rFonts w:ascii="Aptos" w:hAnsi="Aptos"/>
-                <w:sz w:val="16"/>
-              </w:rPr>
-              <w:t>approved*</w:t>
-            </w:r>
-          </w:p>
-        </w:tc>
-        <w:tc>
-          <w:tcPr>
-            <w:tcW w:w="1225" w:type="dxa"/>
-          </w:tcPr>
-          <w:p>
-            <w:pPr>
-              <w:rPr>
-                <w:rFonts w:ascii="Aptos" w:hAnsi="Aptos"/>
-              </w:rPr>
-            </w:pPr>
-            <w:r>
-              <w:rPr>
-                <w:rFonts w:ascii="Aptos" w:hAnsi="Aptos"/>
-                <w:sz w:val="16"/>
-              </w:rPr>
-              <w:t>—</w:t>
-            </w:r>
-          </w:p>
-        </w:tc>
-        <w:tc>
-          <w:tcPr>
-            <w:tcW w:w="1225" w:type="dxa"/>
-          </w:tcPr>
-          <w:p>
-            <w:pPr>
-              <w:rPr>
-                <w:rFonts w:ascii="Aptos" w:hAnsi="Aptos"/>
-              </w:rPr>
-            </w:pPr>
-            <w:r>
-              <w:rPr>
-                <w:rFonts w:ascii="Aptos" w:hAnsi="Aptos"/>
-                <w:sz w:val="16"/>
-              </w:rPr>
-              <w:t>да</w:t>
-            </w:r>
-          </w:p>
-        </w:tc>
-        <w:tc>
-          <w:tcPr>
-            <w:tcW w:w="1225" w:type="dxa"/>
-          </w:tcPr>
-          <w:p>
-            <w:pPr>
-              <w:rPr>
-                <w:rFonts w:ascii="Aptos" w:hAnsi="Aptos"/>
-              </w:rPr>
-            </w:pPr>
-            <w:r>
-              <w:rPr>
-                <w:rFonts w:ascii="Aptos" w:hAnsi="Aptos"/>
-                <w:sz w:val="16"/>
-              </w:rPr>
-              <w:t>—</w:t>
-            </w:r>
-          </w:p>
-        </w:tc>
-        <w:tc>
-          <w:tcPr>
-            <w:tcW w:w="1225" w:type="dxa"/>
-          </w:tcPr>
-          <w:p>
-            <w:pPr>
-              <w:rPr>
-                <w:rFonts w:ascii="Aptos" w:hAnsi="Aptos"/>
-              </w:rPr>
-            </w:pPr>
-            <w:r>
-              <w:rPr>
-                <w:rFonts w:ascii="Aptos" w:hAnsi="Aptos"/>
-                <w:sz w:val="16"/>
-              </w:rPr>
-              <w:t>—</w:t>
-            </w:r>
-          </w:p>
-        </w:tc>
-        <w:tc>
-          <w:tcPr>
-            <w:tcW w:w="1225" w:type="dxa"/>
-          </w:tcPr>
-          <w:p>
-            <w:pPr>
-              <w:rPr>
-                <w:rFonts w:ascii="Aptos" w:hAnsi="Aptos"/>
-              </w:rPr>
-            </w:pPr>
-            <w:r>
-              <w:rPr>
-                <w:rFonts w:ascii="Aptos" w:hAnsi="Aptos"/>
-                <w:sz w:val="16"/>
-              </w:rPr>
-              <w:t>да</w:t>
-            </w:r>
-          </w:p>
-        </w:tc>
-        <w:tc>
-          <w:tcPr>
-            <w:tcW w:w="1225" w:type="dxa"/>
-          </w:tcPr>
-          <w:p>
-            <w:pPr>
-              <w:rPr>
-                <w:rFonts w:ascii="Aptos" w:hAnsi="Aptos"/>
-              </w:rPr>
-            </w:pPr>
-            <w:r>
-              <w:rPr>
-                <w:rFonts w:ascii="Aptos" w:hAnsi="Aptos"/>
-                <w:sz w:val="16"/>
-              </w:rPr>
-              <w:t>—</w:t>
-            </w:r>
-          </w:p>
-        </w:tc>
-        <w:tc>
-          <w:tcPr>
-            <w:tcW w:w="1225" w:type="dxa"/>
-            <w:shd w:val="clear" w:color="auto" w:fill="F8FBFF"/>
-          </w:tcPr>
-          <w:p>
-            <w:pPr>
-              <w:rPr>
-                <w:rFonts w:ascii="Aptos" w:hAnsi="Aptos"/>
-              </w:rPr>
-            </w:pPr>
-            <w:r>
-              <w:rPr>
-                <w:rFonts w:ascii="Aptos" w:hAnsi="Aptos"/>
-                <w:b/>
-                <w:sz w:val="16"/>
-              </w:rPr>
-              <w:t>Зафиксировано</w:t>
-            </w:r>
-          </w:p>
-        </w:tc>
-        <w:tc>
-          <w:tcPr>
-            <w:tcW w:w="1225" w:type="dxa"/>
-            <w:shd w:val="clear" w:color="auto" w:fill="F8FBFF"/>
-          </w:tcPr>
-          <w:p>
-            <w:pPr>
-              <w:rPr>
-                <w:rFonts w:ascii="Aptos" w:hAnsi="Aptos"/>
-              </w:rPr>
-            </w:pPr>
-            <w:r>
-              <w:rPr>
-                <w:rFonts w:ascii="Aptos" w:hAnsi="Aptos"/>
-                <w:b/>
-                <w:sz w:val="16"/>
-              </w:rPr>
-              <w:t>Зафиксировано</w:t>
-            </w:r>
-          </w:p>
-        </w:tc>
-        <w:tc>
-          <w:tcPr>
-            <w:tcW w:w="1225" w:type="dxa"/>
-            <w:shd w:val="clear" w:color="auto" w:fill="F8FBFF"/>
-          </w:tcPr>
-          <w:p>
-            <w:pPr>
-              <w:rPr>
-                <w:rFonts w:ascii="Aptos" w:hAnsi="Aptos"/>
-              </w:rPr>
-            </w:pPr>
-            <w:r>
-              <w:rPr>
-                <w:rFonts w:ascii="Aptos" w:hAnsi="Aptos"/>
-                <w:b/>
-                <w:sz w:val="16"/>
-              </w:rPr>
-              <w:t>Нет</w:t>
-            </w:r>
-          </w:p>
-        </w:tc>
-      </w:tr>
-      <w:tr>
-        <w:tc>
-          <w:tcPr>
-            <w:tcW w:w="1225" w:type="dxa"/>
-          </w:tcPr>
-          <w:p>
-            <w:pPr>
-              <w:rPr>
-                <w:rFonts w:ascii="Aptos" w:hAnsi="Aptos"/>
-              </w:rPr>
-            </w:pPr>
-            <w:r>
-              <w:rPr>
-                <w:rFonts w:ascii="Aptos" w:hAnsi="Aptos"/>
-                <w:sz w:val="16"/>
-              </w:rPr>
-              <w:t>11</w:t>
-            </w:r>
-          </w:p>
-        </w:tc>
-        <w:tc>
-          <w:tcPr>
-            <w:tcW w:w="1225" w:type="dxa"/>
-          </w:tcPr>
-          <w:p>
-            <w:pPr>
-              <w:rPr>
-                <w:rFonts w:ascii="Aptos" w:hAnsi="Aptos"/>
-              </w:rPr>
-            </w:pPr>
-            <w:r>
-              <w:rPr>
-                <w:rFonts w:ascii="Aptos" w:hAnsi="Aptos"/>
-                <w:sz w:val="16"/>
-              </w:rPr>
-              <w:t>on_review</w:t>
-            </w:r>
-          </w:p>
-        </w:tc>
-        <w:tc>
-          <w:tcPr>
-            <w:tcW w:w="1225" w:type="dxa"/>
-          </w:tcPr>
-          <w:p>
-            <w:pPr>
-              <w:rPr>
-                <w:rFonts w:ascii="Aptos" w:hAnsi="Aptos"/>
-              </w:rPr>
-            </w:pPr>
-            <w:r>
-              <w:rPr>
-                <w:rFonts w:ascii="Aptos" w:hAnsi="Aptos"/>
-                <w:sz w:val="16"/>
-              </w:rPr>
-              <w:t>approved*</w:t>
-            </w:r>
-          </w:p>
-        </w:tc>
-        <w:tc>
-          <w:tcPr>
-            <w:tcW w:w="1225" w:type="dxa"/>
-          </w:tcPr>
-          <w:p>
-            <w:pPr>
-              <w:rPr>
-                <w:rFonts w:ascii="Aptos" w:hAnsi="Aptos"/>
-              </w:rPr>
-            </w:pPr>
-            <w:r>
-              <w:rPr>
-                <w:rFonts w:ascii="Aptos" w:hAnsi="Aptos"/>
-                <w:sz w:val="16"/>
-              </w:rPr>
-              <w:t>да</w:t>
-            </w:r>
-          </w:p>
-        </w:tc>
-        <w:tc>
-          <w:tcPr>
-            <w:tcW w:w="1225" w:type="dxa"/>
-          </w:tcPr>
-          <w:p>
-            <w:pPr>
-              <w:rPr>
-                <w:rFonts w:ascii="Aptos" w:hAnsi="Aptos"/>
-              </w:rPr>
-            </w:pPr>
-            <w:r>
-              <w:rPr>
-                <w:rFonts w:ascii="Aptos" w:hAnsi="Aptos"/>
-                <w:sz w:val="16"/>
-              </w:rPr>
-              <w:t>нет</w:t>
-            </w:r>
-          </w:p>
-        </w:tc>
-        <w:tc>
-          <w:tcPr>
-            <w:tcW w:w="1225" w:type="dxa"/>
-          </w:tcPr>
-          <w:p>
-            <w:pPr>
-              <w:rPr>
-                <w:rFonts w:ascii="Aptos" w:hAnsi="Aptos"/>
-              </w:rPr>
-            </w:pPr>
-            <w:r>
-              <w:rPr>
-                <w:rFonts w:ascii="Aptos" w:hAnsi="Aptos"/>
-                <w:sz w:val="16"/>
-              </w:rPr>
-              <w:t>—</w:t>
-            </w:r>
-          </w:p>
-        </w:tc>
-        <w:tc>
-          <w:tcPr>
-            <w:tcW w:w="1225" w:type="dxa"/>
-          </w:tcPr>
-          <w:p>
-            <w:pPr>
-              <w:rPr>
-                <w:rFonts w:ascii="Aptos" w:hAnsi="Aptos"/>
-              </w:rPr>
-            </w:pPr>
-            <w:r>
-              <w:rPr>
-                <w:rFonts w:ascii="Aptos" w:hAnsi="Aptos"/>
-                <w:sz w:val="16"/>
-              </w:rPr>
-              <w:t>—</w:t>
-            </w:r>
-          </w:p>
-        </w:tc>
-        <w:tc>
-          <w:tcPr>
-            <w:tcW w:w="1225" w:type="dxa"/>
-          </w:tcPr>
-          <w:p>
-            <w:pPr>
-              <w:rPr>
-                <w:rFonts w:ascii="Aptos" w:hAnsi="Aptos"/>
-              </w:rPr>
-            </w:pPr>
-            <w:r>
-              <w:rPr>
-                <w:rFonts w:ascii="Aptos" w:hAnsi="Aptos"/>
-                <w:sz w:val="16"/>
-              </w:rPr>
-              <w:t>да</w:t>
-            </w:r>
-          </w:p>
-        </w:tc>
-        <w:tc>
-          <w:tcPr>
-            <w:tcW w:w="1225" w:type="dxa"/>
-          </w:tcPr>
-          <w:p>
-            <w:pPr>
-              <w:rPr>
-                <w:rFonts w:ascii="Aptos" w:hAnsi="Aptos"/>
-              </w:rPr>
-            </w:pPr>
-            <w:r>
-              <w:rPr>
-                <w:rFonts w:ascii="Aptos" w:hAnsi="Aptos"/>
-                <w:sz w:val="16"/>
-              </w:rPr>
-              <w:t>—</w:t>
-            </w:r>
-          </w:p>
-        </w:tc>
-        <w:tc>
-          <w:tcPr>
-            <w:tcW w:w="1225" w:type="dxa"/>
-            <w:shd w:val="clear" w:color="auto" w:fill="F8FBFF"/>
-          </w:tcPr>
-          <w:p>
-            <w:pPr>
-              <w:rPr>
-                <w:rFonts w:ascii="Aptos" w:hAnsi="Aptos"/>
-              </w:rPr>
-            </w:pPr>
-            <w:r>
-              <w:rPr>
-                <w:rFonts w:ascii="Aptos" w:hAnsi="Aptos"/>
-                <w:b/>
-                <w:sz w:val="16"/>
-              </w:rPr>
-              <w:t>На доработке</w:t>
-            </w:r>
-          </w:p>
-        </w:tc>
-        <w:tc>
-          <w:tcPr>
-            <w:tcW w:w="1225" w:type="dxa"/>
-            <w:shd w:val="clear" w:color="auto" w:fill="F8FBFF"/>
-          </w:tcPr>
-          <w:p>
-            <w:pPr>
-              <w:rPr>
-                <w:rFonts w:ascii="Aptos" w:hAnsi="Aptos"/>
-              </w:rPr>
-            </w:pPr>
-            <w:r>
-              <w:rPr>
-                <w:rFonts w:ascii="Aptos" w:hAnsi="Aptos"/>
-                <w:b/>
-                <w:sz w:val="16"/>
-              </w:rPr>
-              <w:t>Ожидает исправлений</w:t>
-            </w:r>
-          </w:p>
-        </w:tc>
-        <w:tc>
-          <w:tcPr>
-            <w:tcW w:w="1225" w:type="dxa"/>
-            <w:shd w:val="clear" w:color="auto" w:fill="F8FBFF"/>
-          </w:tcPr>
-          <w:p>
-            <w:pPr>
-              <w:rPr>
-                <w:rFonts w:ascii="Aptos" w:hAnsi="Aptos"/>
-              </w:rPr>
-            </w:pPr>
-            <w:r>
-              <w:rPr>
-                <w:rFonts w:ascii="Aptos" w:hAnsi="Aptos"/>
-                <w:b/>
-                <w:sz w:val="16"/>
-              </w:rPr>
-              <w:t>Нет</w:t>
-            </w:r>
-          </w:p>
-        </w:tc>
-      </w:tr>
-      <w:tr>
-        <w:tc>
-          <w:tcPr>
-            <w:tcW w:w="1225" w:type="dxa"/>
-          </w:tcPr>
-          <w:p>
-            <w:pPr>
-              <w:rPr>
-                <w:rFonts w:ascii="Aptos" w:hAnsi="Aptos"/>
-              </w:rPr>
-            </w:pPr>
-            <w:r>
-              <w:rPr>
-                <w:rFonts w:ascii="Aptos" w:hAnsi="Aptos"/>
-                <w:sz w:val="16"/>
-              </w:rPr>
-              <w:t>12</w:t>
-            </w:r>
-          </w:p>
-        </w:tc>
-        <w:tc>
-          <w:tcPr>
-            <w:tcW w:w="1225" w:type="dxa"/>
-          </w:tcPr>
-          <w:p>
-            <w:pPr>
-              <w:rPr>
-                <w:rFonts w:ascii="Aptos" w:hAnsi="Aptos"/>
-              </w:rPr>
-            </w:pPr>
-            <w:r>
-              <w:rPr>
-                <w:rFonts w:ascii="Aptos" w:hAnsi="Aptos"/>
-                <w:sz w:val="16"/>
-              </w:rPr>
-              <w:t>on_review</w:t>
-            </w:r>
-          </w:p>
-        </w:tc>
-        <w:tc>
-          <w:tcPr>
-            <w:tcW w:w="1225" w:type="dxa"/>
-          </w:tcPr>
-          <w:p>
-            <w:pPr>
-              <w:rPr>
-                <w:rFonts w:ascii="Aptos" w:hAnsi="Aptos"/>
-              </w:rPr>
-            </w:pPr>
-            <w:r>
-              <w:rPr>
-                <w:rFonts w:ascii="Aptos" w:hAnsi="Aptos"/>
-                <w:sz w:val="16"/>
-              </w:rPr>
-              <w:t>approved*</w:t>
-            </w:r>
-          </w:p>
-        </w:tc>
-        <w:tc>
-          <w:tcPr>
-            <w:tcW w:w="1225" w:type="dxa"/>
-          </w:tcPr>
-          <w:p>
-            <w:pPr>
-              <w:rPr>
-                <w:rFonts w:ascii="Aptos" w:hAnsi="Aptos"/>
-              </w:rPr>
-            </w:pPr>
-            <w:r>
-              <w:rPr>
-                <w:rFonts w:ascii="Aptos" w:hAnsi="Aptos"/>
-                <w:sz w:val="16"/>
-              </w:rPr>
-              <w:t>нет</w:t>
-            </w:r>
-          </w:p>
-        </w:tc>
-        <w:tc>
-          <w:tcPr>
-            <w:tcW w:w="1225" w:type="dxa"/>
-          </w:tcPr>
-          <w:p>
-            <w:pPr>
-              <w:rPr>
-                <w:rFonts w:ascii="Aptos" w:hAnsi="Aptos"/>
-              </w:rPr>
-            </w:pPr>
-            <w:r>
-              <w:rPr>
-                <w:rFonts w:ascii="Aptos" w:hAnsi="Aptos"/>
-                <w:sz w:val="16"/>
-              </w:rPr>
-              <w:t>нет</w:t>
-            </w:r>
-          </w:p>
-        </w:tc>
-        <w:tc>
-          <w:tcPr>
-            <w:tcW w:w="1225" w:type="dxa"/>
-          </w:tcPr>
-          <w:p>
-            <w:pPr>
-              <w:rPr>
-                <w:rFonts w:ascii="Aptos" w:hAnsi="Aptos"/>
-              </w:rPr>
-            </w:pPr>
-            <w:r>
-              <w:rPr>
-                <w:rFonts w:ascii="Aptos" w:hAnsi="Aptos"/>
-                <w:sz w:val="16"/>
-              </w:rPr>
-              <w:t>—</w:t>
-            </w:r>
-          </w:p>
-        </w:tc>
-        <w:tc>
-          <w:tcPr>
-            <w:tcW w:w="1225" w:type="dxa"/>
-          </w:tcPr>
-          <w:p>
-            <w:pPr>
-              <w:rPr>
-                <w:rFonts w:ascii="Aptos" w:hAnsi="Aptos"/>
-              </w:rPr>
-            </w:pPr>
-            <w:r>
-              <w:rPr>
-                <w:rFonts w:ascii="Aptos" w:hAnsi="Aptos"/>
-                <w:sz w:val="16"/>
-              </w:rPr>
-              <w:t>—</w:t>
-            </w:r>
-          </w:p>
-        </w:tc>
-        <w:tc>
-          <w:tcPr>
-            <w:tcW w:w="1225" w:type="dxa"/>
-          </w:tcPr>
-          <w:p>
-            <w:pPr>
-              <w:rPr>
-                <w:rFonts w:ascii="Aptos" w:hAnsi="Aptos"/>
-              </w:rPr>
-            </w:pPr>
-            <w:r>
-              <w:rPr>
-                <w:rFonts w:ascii="Aptos" w:hAnsi="Aptos"/>
-                <w:sz w:val="16"/>
-              </w:rPr>
-              <w:t>да</w:t>
-            </w:r>
-          </w:p>
-        </w:tc>
-        <w:tc>
-          <w:tcPr>
-            <w:tcW w:w="1225" w:type="dxa"/>
-          </w:tcPr>
-          <w:p>
-            <w:pPr>
-              <w:rPr>
-                <w:rFonts w:ascii="Aptos" w:hAnsi="Aptos"/>
-              </w:rPr>
-            </w:pPr>
-            <w:r>
-              <w:rPr>
-                <w:rFonts w:ascii="Aptos" w:hAnsi="Aptos"/>
-                <w:sz w:val="16"/>
-              </w:rPr>
-              <w:t>да</w:t>
-            </w:r>
-          </w:p>
-        </w:tc>
-        <w:tc>
-          <w:tcPr>
-            <w:tcW w:w="1225" w:type="dxa"/>
-            <w:shd w:val="clear" w:color="auto" w:fill="F8FBFF"/>
-          </w:tcPr>
-          <w:p>
-            <w:pPr>
-              <w:rPr>
-                <w:rFonts w:ascii="Aptos" w:hAnsi="Aptos"/>
-              </w:rPr>
-            </w:pPr>
-            <w:r>
-              <w:rPr>
-                <w:rFonts w:ascii="Aptos" w:hAnsi="Aptos"/>
-                <w:b/>
-                <w:sz w:val="16"/>
-              </w:rPr>
-              <w:t>Ожидает вашего решения</w:t>
-            </w:r>
-          </w:p>
-        </w:tc>
-        <w:tc>
-          <w:tcPr>
-            <w:tcW w:w="1225" w:type="dxa"/>
-            <w:shd w:val="clear" w:color="auto" w:fill="F8FBFF"/>
-          </w:tcPr>
-          <w:p>
-            <w:pPr>
-              <w:rPr>
-                <w:rFonts w:ascii="Aptos" w:hAnsi="Aptos"/>
-              </w:rPr>
-            </w:pPr>
-            <w:r>
-              <w:rPr>
-                <w:rFonts w:ascii="Aptos" w:hAnsi="Aptos"/>
-                <w:b/>
-                <w:sz w:val="16"/>
-              </w:rPr>
-              <w:t>Можно принять решение</w:t>
-            </w:r>
-          </w:p>
-        </w:tc>
-        <w:tc>
-          <w:tcPr>
-            <w:tcW w:w="1225" w:type="dxa"/>
-            <w:shd w:val="clear" w:color="auto" w:fill="F8FBFF"/>
-          </w:tcPr>
-          <w:p>
-            <w:pPr>
-              <w:rPr>
-                <w:rFonts w:ascii="Aptos" w:hAnsi="Aptos"/>
-              </w:rPr>
-            </w:pPr>
-            <w:r>
-              <w:rPr>
-                <w:rFonts w:ascii="Aptos" w:hAnsi="Aptos"/>
-                <w:b/>
-                <w:sz w:val="16"/>
-              </w:rPr>
-              <w:t>Да (маршрут согласования)</w:t>
-            </w:r>
-          </w:p>
-        </w:tc>
-      </w:tr>
-      <w:tr>
-        <w:tc>
-          <w:tcPr>
-            <w:tcW w:w="1225" w:type="dxa"/>
-          </w:tcPr>
-          <w:p>
-            <w:pPr>
-              <w:rPr>
-                <w:rFonts w:ascii="Aptos" w:hAnsi="Aptos"/>
-              </w:rPr>
-            </w:pPr>
-            <w:r>
-              <w:rPr>
-                <w:rFonts w:ascii="Aptos" w:hAnsi="Aptos"/>
-                <w:sz w:val="16"/>
-              </w:rPr>
-              <w:t>13</w:t>
-            </w:r>
-          </w:p>
-        </w:tc>
-        <w:tc>
-          <w:tcPr>
-            <w:tcW w:w="1225" w:type="dxa"/>
-          </w:tcPr>
-          <w:p>
-            <w:pPr>
-              <w:rPr>
-                <w:rFonts w:ascii="Aptos" w:hAnsi="Aptos"/>
-              </w:rPr>
-            </w:pPr>
-            <w:r>
-              <w:rPr>
-                <w:rFonts w:ascii="Aptos" w:hAnsi="Aptos"/>
-                <w:sz w:val="16"/>
-              </w:rPr>
-              <w:t>on_review</w:t>
-            </w:r>
-          </w:p>
-        </w:tc>
-        <w:tc>
-          <w:tcPr>
-            <w:tcW w:w="1225" w:type="dxa"/>
-          </w:tcPr>
-          <w:p>
-            <w:pPr>
-              <w:rPr>
-                <w:rFonts w:ascii="Aptos" w:hAnsi="Aptos"/>
-              </w:rPr>
-            </w:pPr>
-            <w:r>
-              <w:rPr>
-                <w:rFonts w:ascii="Aptos" w:hAnsi="Aptos"/>
-                <w:sz w:val="16"/>
-              </w:rPr>
-              <w:t>approved*</w:t>
-            </w:r>
-          </w:p>
-        </w:tc>
-        <w:tc>
-          <w:tcPr>
-            <w:tcW w:w="1225" w:type="dxa"/>
-          </w:tcPr>
-          <w:p>
-            <w:pPr>
-              <w:rPr>
-                <w:rFonts w:ascii="Aptos" w:hAnsi="Aptos"/>
-              </w:rPr>
-            </w:pPr>
-            <w:r>
-              <w:rPr>
-                <w:rFonts w:ascii="Aptos" w:hAnsi="Aptos"/>
-                <w:sz w:val="16"/>
-              </w:rPr>
-              <w:t>нет</w:t>
-            </w:r>
-          </w:p>
-        </w:tc>
-        <w:tc>
-          <w:tcPr>
-            <w:tcW w:w="1225" w:type="dxa"/>
-          </w:tcPr>
-          <w:p>
-            <w:pPr>
-              <w:rPr>
-                <w:rFonts w:ascii="Aptos" w:hAnsi="Aptos"/>
-              </w:rPr>
-            </w:pPr>
-            <w:r>
-              <w:rPr>
-                <w:rFonts w:ascii="Aptos" w:hAnsi="Aptos"/>
-                <w:sz w:val="16"/>
-              </w:rPr>
-              <w:t>нет</w:t>
-            </w:r>
-          </w:p>
-        </w:tc>
-        <w:tc>
-          <w:tcPr>
-            <w:tcW w:w="1225" w:type="dxa"/>
-          </w:tcPr>
-          <w:p>
-            <w:pPr>
-              <w:rPr>
-                <w:rFonts w:ascii="Aptos" w:hAnsi="Aptos"/>
-              </w:rPr>
-            </w:pPr>
-            <w:r>
-              <w:rPr>
-                <w:rFonts w:ascii="Aptos" w:hAnsi="Aptos"/>
-                <w:sz w:val="16"/>
-              </w:rPr>
-              <w:t>—</w:t>
-            </w:r>
-          </w:p>
-        </w:tc>
-        <w:tc>
-          <w:tcPr>
-            <w:tcW w:w="1225" w:type="dxa"/>
-          </w:tcPr>
-          <w:p>
-            <w:pPr>
-              <w:rPr>
-                <w:rFonts w:ascii="Aptos" w:hAnsi="Aptos"/>
-              </w:rPr>
-            </w:pPr>
-            <w:r>
-              <w:rPr>
-                <w:rFonts w:ascii="Aptos" w:hAnsi="Aptos"/>
-                <w:sz w:val="16"/>
-              </w:rPr>
-              <w:t>—</w:t>
-            </w:r>
-          </w:p>
-        </w:tc>
-        <w:tc>
-          <w:tcPr>
-            <w:tcW w:w="1225" w:type="dxa"/>
-          </w:tcPr>
-          <w:p>
-            <w:pPr>
-              <w:rPr>
-                <w:rFonts w:ascii="Aptos" w:hAnsi="Aptos"/>
-              </w:rPr>
-            </w:pPr>
-            <w:r>
-              <w:rPr>
-                <w:rFonts w:ascii="Aptos" w:hAnsi="Aptos"/>
-                <w:sz w:val="16"/>
-              </w:rPr>
-              <w:t>да</w:t>
-            </w:r>
-          </w:p>
-        </w:tc>
-        <w:tc>
-          <w:tcPr>
-            <w:tcW w:w="1225" w:type="dxa"/>
-          </w:tcPr>
-          <w:p>
-            <w:pPr>
-              <w:rPr>
-                <w:rFonts w:ascii="Aptos" w:hAnsi="Aptos"/>
-              </w:rPr>
-            </w:pPr>
-            <w:r>
-              <w:rPr>
-                <w:rFonts w:ascii="Aptos" w:hAnsi="Aptos"/>
-                <w:sz w:val="16"/>
-              </w:rPr>
-              <w:t>нет</w:t>
-            </w:r>
-          </w:p>
-        </w:tc>
-        <w:tc>
-          <w:tcPr>
-            <w:tcW w:w="1225" w:type="dxa"/>
-            <w:shd w:val="clear" w:color="auto" w:fill="F8FBFF"/>
-          </w:tcPr>
-          <w:p>
-            <w:pPr>
-              <w:rPr>
-                <w:rFonts w:ascii="Aptos" w:hAnsi="Aptos"/>
-              </w:rPr>
-            </w:pPr>
-            <w:r>
-              <w:rPr>
-                <w:rFonts w:ascii="Aptos" w:hAnsi="Aptos"/>
-                <w:b/>
-                <w:sz w:val="16"/>
-              </w:rPr>
-              <w:t xml:space="preserve">Ожидает предыдущих </w:t>
-            </w:r>
-            <w:r>
-              <w:rPr>
-                <w:rFonts w:ascii="Aptos" w:hAnsi="Aptos"/>
-                <w:b/>
-                <w:sz w:val="16"/>
-              </w:rPr>
-              <w:lastRenderedPageBreak/>
-              <w:t>этапов</w:t>
-            </w:r>
-          </w:p>
-        </w:tc>
-        <w:tc>
-          <w:tcPr>
-            <w:tcW w:w="1225" w:type="dxa"/>
-            <w:shd w:val="clear" w:color="auto" w:fill="F8FBFF"/>
-          </w:tcPr>
-          <w:p>
-            <w:pPr>
-              <w:rPr>
-                <w:rFonts w:ascii="Aptos" w:hAnsi="Aptos"/>
-              </w:rPr>
-            </w:pPr>
-            <w:r>
-              <w:rPr>
-                <w:rFonts w:ascii="Aptos" w:hAnsi="Aptos"/>
-                <w:b/>
-                <w:sz w:val="16"/>
-              </w:rPr>
-              <w:lastRenderedPageBreak/>
-              <w:t xml:space="preserve">Ждёт предыдущих </w:t>
-            </w:r>
-            <w:r>
-              <w:rPr>
-                <w:rFonts w:ascii="Aptos" w:hAnsi="Aptos"/>
-                <w:b/>
-                <w:sz w:val="16"/>
-              </w:rPr>
-              <w:lastRenderedPageBreak/>
-              <w:t>этапов</w:t>
-            </w:r>
-          </w:p>
-        </w:tc>
-        <w:tc>
-          <w:tcPr>
-            <w:tcW w:w="1225" w:type="dxa"/>
-            <w:shd w:val="clear" w:color="auto" w:fill="F8FBFF"/>
-          </w:tcPr>
-          <w:p>
-            <w:pPr>
-              <w:rPr>
-                <w:rFonts w:ascii="Aptos" w:hAnsi="Aptos"/>
-              </w:rPr>
-            </w:pPr>
-            <w:r>
-              <w:rPr>
-                <w:rFonts w:ascii="Aptos" w:hAnsi="Aptos"/>
-                <w:b/>
-                <w:sz w:val="16"/>
-              </w:rPr>
-              <w:lastRenderedPageBreak/>
-              <w:t>Нет</w:t>
-            </w:r>
-          </w:p>
-        </w:tc>
-      </w:tr>
-      <w:tr>
-        <w:tc>
-          <w:tcPr>
-            <w:tcW w:w="1225" w:type="dxa"/>
-          </w:tcPr>
-          <w:p>
-            <w:pPr>
-              <w:rPr>
-                <w:rFonts w:ascii="Aptos" w:hAnsi="Aptos"/>
-              </w:rPr>
-            </w:pPr>
-            <w:r>
-              <w:rPr>
-                <w:rFonts w:ascii="Aptos" w:hAnsi="Aptos"/>
-                <w:sz w:val="16"/>
-              </w:rPr>
-              <w:t>14</w:t>
-            </w:r>
-          </w:p>
-        </w:tc>
-        <w:tc>
-          <w:tcPr>
-            <w:tcW w:w="1225" w:type="dxa"/>
-          </w:tcPr>
-          <w:p>
-            <w:pPr>
-              <w:rPr>
-                <w:rFonts w:ascii="Aptos" w:hAnsi="Aptos"/>
-              </w:rPr>
-            </w:pPr>
-            <w:r>
-              <w:rPr>
-                <w:rFonts w:ascii="Aptos" w:hAnsi="Aptos"/>
-                <w:sz w:val="16"/>
-              </w:rPr>
-              <w:t>on_review</w:t>
-            </w:r>
-          </w:p>
-        </w:tc>
-        <w:tc>
-          <w:tcPr>
-            <w:tcW w:w="1225" w:type="dxa"/>
-          </w:tcPr>
-          <w:p>
-            <w:pPr>
-              <w:rPr>
-                <w:rFonts w:ascii="Aptos" w:hAnsi="Aptos"/>
-              </w:rPr>
-            </w:pPr>
-            <w:r>
-              <w:rPr>
-                <w:rFonts w:ascii="Aptos" w:hAnsi="Aptos"/>
-                <w:sz w:val="16"/>
-              </w:rPr>
-              <w:t>прочее</w:t>
-            </w:r>
-          </w:p>
-        </w:tc>
-        <w:tc>
-          <w:tcPr>
-            <w:tcW w:w="1225" w:type="dxa"/>
-          </w:tcPr>
-          <w:p>
-            <w:pPr>
-              <w:rPr>
-                <w:rFonts w:ascii="Aptos" w:hAnsi="Aptos"/>
-              </w:rPr>
-            </w:pPr>
-            <w:r>
-              <w:rPr>
-                <w:rFonts w:ascii="Aptos" w:hAnsi="Aptos"/>
-                <w:sz w:val="16"/>
-              </w:rPr>
-              <w:t>—</w:t>
-            </w:r>
-          </w:p>
-        </w:tc>
-        <w:tc>
-          <w:tcPr>
-            <w:tcW w:w="1225" w:type="dxa"/>
-          </w:tcPr>
-          <w:p>
-            <w:pPr>
-              <w:rPr>
-                <w:rFonts w:ascii="Aptos" w:hAnsi="Aptos"/>
-              </w:rPr>
-            </w:pPr>
-            <w:r>
-              <w:rPr>
-                <w:rFonts w:ascii="Aptos" w:hAnsi="Aptos"/>
-                <w:sz w:val="16"/>
-              </w:rPr>
-              <w:t>—</w:t>
-            </w:r>
-          </w:p>
-        </w:tc>
-        <w:tc>
-          <w:tcPr>
-            <w:tcW w:w="1225" w:type="dxa"/>
-          </w:tcPr>
-          <w:p>
-            <w:pPr>
-              <w:rPr>
-                <w:rFonts w:ascii="Aptos" w:hAnsi="Aptos"/>
-              </w:rPr>
-            </w:pPr>
-            <w:r>
-              <w:rPr>
-                <w:rFonts w:ascii="Aptos" w:hAnsi="Aptos"/>
-                <w:sz w:val="16"/>
-              </w:rPr>
-              <w:t>нет</w:t>
-            </w:r>
-          </w:p>
-        </w:tc>
-        <w:tc>
-          <w:tcPr>
-            <w:tcW w:w="1225" w:type="dxa"/>
-          </w:tcPr>
-          <w:p>
-            <w:pPr>
-              <w:rPr>
-                <w:rFonts w:ascii="Aptos" w:hAnsi="Aptos"/>
-              </w:rPr>
-            </w:pPr>
-            <w:r>
-              <w:rPr>
-                <w:rFonts w:ascii="Aptos" w:hAnsi="Aptos"/>
-                <w:sz w:val="16"/>
-              </w:rPr>
-              <w:t>—</w:t>
-            </w:r>
-          </w:p>
-        </w:tc>
-        <w:tc>
-          <w:tcPr>
-            <w:tcW w:w="1225" w:type="dxa"/>
-          </w:tcPr>
-          <w:p>
-            <w:pPr>
-              <w:rPr>
-                <w:rFonts w:ascii="Aptos" w:hAnsi="Aptos"/>
-              </w:rPr>
-            </w:pPr>
-            <w:r>
-              <w:rPr>
-                <w:rFonts w:ascii="Aptos" w:hAnsi="Aptos"/>
-                <w:sz w:val="16"/>
-              </w:rPr>
-              <w:t>нет</w:t>
-            </w:r>
-          </w:p>
-        </w:tc>
-        <w:tc>
-          <w:tcPr>
-            <w:tcW w:w="1225" w:type="dxa"/>
-          </w:tcPr>
-          <w:p>
-            <w:pPr>
-              <w:rPr>
-                <w:rFonts w:ascii="Aptos" w:hAnsi="Aptos"/>
-              </w:rPr>
-            </w:pPr>
-            <w:r>
-              <w:rPr>
-                <w:rFonts w:ascii="Aptos" w:hAnsi="Aptos"/>
-                <w:sz w:val="16"/>
-              </w:rPr>
-              <w:t>—</w:t>
-            </w:r>
-          </w:p>
-        </w:tc>
-        <w:tc>
-          <w:tcPr>
-            <w:tcW w:w="1225" w:type="dxa"/>
-            <w:shd w:val="clear" w:color="auto" w:fill="F8FBFF"/>
-          </w:tcPr>
-          <w:p>
-            <w:pPr>
-              <w:rPr>
-                <w:rFonts w:ascii="Aptos" w:hAnsi="Aptos"/>
-              </w:rPr>
-            </w:pPr>
-            <w:r>
-              <w:rPr>
-                <w:rFonts w:ascii="Aptos" w:hAnsi="Aptos"/>
-                <w:b/>
-                <w:sz w:val="16"/>
-              </w:rPr>
-              <w:t>На рассмотрении</w:t>
-            </w:r>
-          </w:p>
-        </w:tc>
-        <w:tc>
-          <w:tcPr>
-            <w:tcW w:w="1225" w:type="dxa"/>
-            <w:shd w:val="clear" w:color="auto" w:fill="F8FBFF"/>
-          </w:tcPr>
-          <w:p>
-            <w:pPr>
-              <w:rPr>
-                <w:rFonts w:ascii="Aptos" w:hAnsi="Aptos"/>
-              </w:rPr>
-            </w:pPr>
-            <w:r>
-              <w:rPr>
-                <w:rFonts w:ascii="Aptos" w:hAnsi="Aptos"/>
-                <w:b/>
-                <w:sz w:val="16"/>
-              </w:rPr>
-              <w:t>Ожидает решения</w:t>
-            </w:r>
-          </w:p>
-        </w:tc>
-        <w:tc>
-          <w:tcPr>
-            <w:tcW w:w="1225" w:type="dxa"/>
-            <w:shd w:val="clear" w:color="auto" w:fill="F8FBFF"/>
-          </w:tcPr>
-          <w:p>
-            <w:pPr>
-              <w:rPr>
-                <w:rFonts w:ascii="Aptos" w:hAnsi="Aptos"/>
-              </w:rPr>
-            </w:pPr>
-            <w:r>
-              <w:rPr>
-                <w:rFonts w:ascii="Aptos" w:hAnsi="Aptos"/>
-                <w:b/>
-                <w:sz w:val="16"/>
-              </w:rPr>
-              <w:t>Нет</w:t>
-            </w:r>
-          </w:p>
-        </w:tc>
-      </w:tr>
-      <w:tr>
-        <w:tc>
-          <w:tcPr>
-            <w:tcW w:w="1225" w:type="dxa"/>
-          </w:tcPr>
-          <w:p>
-            <w:pPr>
-              <w:rPr>
-                <w:rFonts w:ascii="Aptos" w:hAnsi="Aptos"/>
-              </w:rPr>
-            </w:pPr>
-            <w:r>
-              <w:rPr>
-                <w:rFonts w:ascii="Aptos" w:hAnsi="Aptos"/>
-                <w:sz w:val="16"/>
-              </w:rPr>
-              <w:t>15</w:t>
-            </w:r>
-          </w:p>
-        </w:tc>
-        <w:tc>
-          <w:tcPr>
-            <w:tcW w:w="1225" w:type="dxa"/>
-          </w:tcPr>
-          <w:p>
-            <w:pPr>
-              <w:rPr>
-                <w:rFonts w:ascii="Aptos" w:hAnsi="Aptos"/>
-              </w:rPr>
-            </w:pPr>
-            <w:r>
-              <w:rPr>
-                <w:rFonts w:ascii="Aptos" w:hAnsi="Aptos"/>
-                <w:sz w:val="16"/>
-              </w:rPr>
-              <w:t>прочее</w:t>
-            </w:r>
-          </w:p>
-        </w:tc>
-        <w:tc>
-          <w:tcPr>
-            <w:tcW w:w="1225" w:type="dxa"/>
-          </w:tcPr>
-          <w:p>
-            <w:pPr>
-              <w:rPr>
-                <w:rFonts w:ascii="Aptos" w:hAnsi="Aptos"/>
-              </w:rPr>
-            </w:pPr>
-            <w:r>
-              <w:rPr>
-                <w:rFonts w:ascii="Aptos" w:hAnsi="Aptos"/>
-                <w:sz w:val="16"/>
-              </w:rPr>
-              <w:t>—</w:t>
-            </w:r>
-          </w:p>
-        </w:tc>
-        <w:tc>
-          <w:tcPr>
-            <w:tcW w:w="1225" w:type="dxa"/>
-          </w:tcPr>
-          <w:p>
-            <w:pPr>
-              <w:rPr>
-                <w:rFonts w:ascii="Aptos" w:hAnsi="Aptos"/>
-              </w:rPr>
-            </w:pPr>
-            <w:r>
-              <w:rPr>
-                <w:rFonts w:ascii="Aptos" w:hAnsi="Aptos"/>
-                <w:sz w:val="16"/>
-              </w:rPr>
-              <w:t>—</w:t>
-            </w:r>
-          </w:p>
-        </w:tc>
-        <w:tc>
-          <w:tcPr>
-            <w:tcW w:w="1225" w:type="dxa"/>
-          </w:tcPr>
-          <w:p>
-            <w:pPr>
-              <w:rPr>
-                <w:rFonts w:ascii="Aptos" w:hAnsi="Aptos"/>
-              </w:rPr>
-            </w:pPr>
-            <w:r>
-              <w:rPr>
-                <w:rFonts w:ascii="Aptos" w:hAnsi="Aptos"/>
-                <w:sz w:val="16"/>
-              </w:rPr>
-              <w:t>—</w:t>
-            </w:r>
-          </w:p>
-        </w:tc>
-        <w:tc>
-          <w:tcPr>
-            <w:tcW w:w="1225" w:type="dxa"/>
-          </w:tcPr>
-          <w:p>
-            <w:pPr>
-              <w:rPr>
-                <w:rFonts w:ascii="Aptos" w:hAnsi="Aptos"/>
-              </w:rPr>
-            </w:pPr>
-            <w:r>
-              <w:rPr>
-                <w:rFonts w:ascii="Aptos" w:hAnsi="Aptos"/>
-                <w:sz w:val="16"/>
-              </w:rPr>
-              <w:t>—</w:t>
-            </w:r>
-          </w:p>
-        </w:tc>
-        <w:tc>
-          <w:tcPr>
-            <w:tcW w:w="1225" w:type="dxa"/>
-          </w:tcPr>
-          <w:p>
-            <w:pPr>
-              <w:rPr>
-                <w:rFonts w:ascii="Aptos" w:hAnsi="Aptos"/>
-              </w:rPr>
-            </w:pPr>
-            <w:r>
-              <w:rPr>
-                <w:rFonts w:ascii="Aptos" w:hAnsi="Aptos"/>
-                <w:sz w:val="16"/>
-              </w:rPr>
-              <w:t>—</w:t>
-            </w:r>
-          </w:p>
-        </w:tc>
-        <w:tc>
-          <w:tcPr>
-            <w:tcW w:w="1225" w:type="dxa"/>
-          </w:tcPr>
-          <w:p>
-            <w:pPr>
-              <w:rPr>
-                <w:rFonts w:ascii="Aptos" w:hAnsi="Aptos"/>
-              </w:rPr>
-            </w:pPr>
-            <w:r>
-              <w:rPr>
-                <w:rFonts w:ascii="Aptos" w:hAnsi="Aptos"/>
-                <w:sz w:val="16"/>
-              </w:rPr>
-              <w:t>—</w:t>
-            </w:r>
-          </w:p>
-        </w:tc>
-        <w:tc>
-          <w:tcPr>
-            <w:tcW w:w="1225" w:type="dxa"/>
-          </w:tcPr>
-          <w:p>
-            <w:pPr>
-              <w:rPr>
-                <w:rFonts w:ascii="Aptos" w:hAnsi="Aptos"/>
-              </w:rPr>
-            </w:pPr>
-            <w:r>
-              <w:rPr>
-                <w:rFonts w:ascii="Aptos" w:hAnsi="Aptos"/>
-                <w:sz w:val="16"/>
-              </w:rPr>
-              <w:t>—</w:t>
-            </w:r>
-          </w:p>
-        </w:tc>
-        <w:tc>
-          <w:tcPr>
-            <w:tcW w:w="1225" w:type="dxa"/>
-            <w:shd w:val="clear" w:color="auto" w:fill="F8FBFF"/>
-          </w:tcPr>
-          <w:p>
-            <w:pPr>
-              <w:rPr>
-                <w:rFonts w:ascii="Aptos" w:hAnsi="Aptos"/>
-              </w:rPr>
-            </w:pPr>
-            <w:r>
-              <w:rPr>
-                <w:rFonts w:ascii="Aptos" w:hAnsi="Aptos"/>
-                <w:b/>
-                <w:sz w:val="16"/>
-              </w:rPr>
-              <w:t>Не начато</w:t>
-            </w:r>
-          </w:p>
-        </w:tc>
-        <w:tc>
-          <w:tcPr>
-            <w:tcW w:w="1225" w:type="dxa"/>
-            <w:shd w:val="clear" w:color="auto" w:fill="F8FBFF"/>
-          </w:tcPr>
-          <w:p>
-            <w:pPr>
-              <w:rPr>
-                <w:rFonts w:ascii="Aptos" w:hAnsi="Aptos"/>
-              </w:rPr>
-            </w:pPr>
-            <w:r>
-              <w:rPr>
-                <w:rFonts w:ascii="Aptos" w:hAnsi="Aptos"/>
-                <w:b/>
-                <w:sz w:val="16"/>
-              </w:rPr>
-              <w:t>Не отправлено</w:t>
-            </w:r>
-          </w:p>
-        </w:tc>
-        <w:tc>
-          <w:tcPr>
-            <w:tcW w:w="1225" w:type="dxa"/>
-            <w:shd w:val="clear" w:color="auto" w:fill="F8FBFF"/>
-          </w:tcPr>
-          <w:p>
-            <w:pPr>
-              <w:rPr>
-                <w:rFonts w:ascii="Aptos" w:hAnsi="Aptos"/>
-              </w:rPr>
-            </w:pPr>
-            <w:r>
-              <w:rPr>
-                <w:rFonts w:ascii="Aptos" w:hAnsi="Aptos"/>
-                <w:b/>
-                <w:sz w:val="16"/>
-              </w:rPr>
-              <w:t>Нет</w:t>
-            </w:r>
-          </w:p>
-        </w:tc>
-      </w:tr>
-    </w:tbl>
-    <w:p>
-      <w:pPr>
-        <w:pStyle w:val="1"/>
-        <w:rPr>
-          <w:rFonts w:ascii="Aptos" w:hAnsi="Aptos"/>
-        </w:rPr>
-      </w:pPr>
-      <w:r>
-        <w:rPr>
-          <w:rFonts w:ascii="Aptos" w:hAnsi="Aptos"/>
-        </w:rPr>
-        <w:t>Примечания</w:t>
-      </w:r>
-    </w:p>
-    <w:p>
-      <w:pPr>
-        <w:pStyle w:val="a0"/>
-        <w:rPr>
-          <w:rFonts w:ascii="Aptos" w:hAnsi="Aptos"/>
-          <w:lang w:val="ru-RU"/>
-        </w:rPr>
-      </w:pPr>
-      <w:r>
-        <w:rPr>
-          <w:rFonts w:ascii="Aptos" w:hAnsi="Aptos"/>
-          <w:sz w:val="20"/>
-          <w:lang w:val="ru-RU"/>
-        </w:rPr>
-        <w:t xml:space="preserve">Строки с </w:t>
-      </w:r>
-      <w:r>
-        <w:rPr>
-          <w:rFonts w:ascii="Aptos" w:hAnsi="Aptos"/>
-          <w:sz w:val="20"/>
-        </w:rPr>
-        <w:t>req</w:t>
-      </w:r>
-      <w:r>
-        <w:rPr>
-          <w:rFonts w:ascii="Aptos" w:hAnsi="Aptos"/>
-          <w:sz w:val="20"/>
-          <w:lang w:val="ru-RU"/>
-        </w:rPr>
-        <w:t>_</w:t>
-      </w:r>
-      <w:proofErr w:type="gramStart"/>
-      <w:r>
-        <w:rPr>
-          <w:rFonts w:ascii="Aptos" w:hAnsi="Aptos"/>
-          <w:sz w:val="20"/>
-        </w:rPr>
-        <w:t>items</w:t>
-      </w:r>
-      <w:r>
-        <w:rPr>
-          <w:rFonts w:ascii="Aptos" w:hAnsi="Aptos"/>
-          <w:sz w:val="20"/>
-          <w:lang w:val="ru-RU"/>
-        </w:rPr>
-        <w:t>.</w:t>
-      </w:r>
-      <w:r>
-        <w:rPr>
-          <w:rFonts w:ascii="Aptos" w:hAnsi="Aptos"/>
-          <w:sz w:val="20"/>
-        </w:rPr>
-        <w:t>status</w:t>
-      </w:r>
-      <w:proofErr w:type="gramEnd"/>
-      <w:r>
-        <w:rPr>
-          <w:rFonts w:ascii="Aptos" w:hAnsi="Aptos"/>
-          <w:sz w:val="20"/>
-          <w:lang w:val="ru-RU"/>
-        </w:rPr>
-        <w:t xml:space="preserve"> = </w:t>
-      </w:r>
-      <w:r>
-        <w:rPr>
-          <w:rFonts w:ascii="Aptos" w:hAnsi="Aptos"/>
-          <w:sz w:val="20"/>
-        </w:rPr>
-        <w:t>deleted</w:t>
-      </w:r>
-      <w:r>
-        <w:rPr>
-          <w:rFonts w:ascii="Aptos" w:hAnsi="Aptos"/>
-          <w:sz w:val="20"/>
-          <w:lang w:val="ru-RU"/>
-        </w:rPr>
-        <w:t xml:space="preserve"> в реестр не попадают.</w:t>
-      </w:r>
-    </w:p>
-    <w:p>
-      <w:pPr>
-        <w:pStyle w:val="a0"/>
-        <w:rPr>
-          <w:rFonts w:ascii="Aptos" w:hAnsi="Aptos"/>
-          <w:lang w:val="ru-RU"/>
-        </w:rPr>
-      </w:pPr>
-      <w:r>
-        <w:rPr>
-          <w:rFonts w:ascii="Aptos" w:hAnsi="Aptos"/>
-          <w:sz w:val="20"/>
-          <w:lang w:val="ru-RU"/>
-        </w:rPr>
-        <w:t xml:space="preserve">После проверки ЦФО заявка переходит в </w:t>
-      </w:r>
-      <w:proofErr w:type="gramStart"/>
-      <w:r>
-        <w:rPr>
-          <w:rFonts w:ascii="Aptos" w:hAnsi="Aptos"/>
-          <w:sz w:val="20"/>
-        </w:rPr>
-        <w:t>requests</w:t>
-      </w:r>
-      <w:r>
-        <w:rPr>
-          <w:rFonts w:ascii="Aptos" w:hAnsi="Aptos"/>
-          <w:sz w:val="20"/>
-          <w:lang w:val="ru-RU"/>
-        </w:rPr>
-        <w:t>.</w:t>
-      </w:r>
-      <w:r>
-        <w:rPr>
-          <w:rFonts w:ascii="Aptos" w:hAnsi="Aptos"/>
-          <w:sz w:val="20"/>
-        </w:rPr>
-        <w:t>status</w:t>
-      </w:r>
-      <w:proofErr w:type="gramEnd"/>
-      <w:r>
-        <w:rPr>
-          <w:rFonts w:ascii="Aptos" w:hAnsi="Aptos"/>
-          <w:sz w:val="20"/>
-          <w:lang w:val="ru-RU"/>
-        </w:rPr>
-        <w:t xml:space="preserve"> = </w:t>
-      </w:r>
-      <w:r>
-        <w:rPr>
-          <w:rFonts w:ascii="Aptos" w:hAnsi="Aptos"/>
-          <w:sz w:val="20"/>
-        </w:rPr>
-        <w:t>approved</w:t>
-      </w:r>
-      <w:r>
-        <w:rPr>
-          <w:rFonts w:ascii="Aptos" w:hAnsi="Aptos"/>
-          <w:sz w:val="20"/>
-          <w:lang w:val="ru-RU"/>
-        </w:rPr>
-        <w:t>, а строки продолжают движение по маршруту позиции (</w:t>
-      </w:r>
-      <w:r>
-        <w:rPr>
-          <w:rFonts w:ascii="Aptos" w:hAnsi="Aptos"/>
-          <w:sz w:val="20"/>
-        </w:rPr>
-        <w:t>is</w:t>
-      </w:r>
-      <w:r>
-        <w:rPr>
-          <w:rFonts w:ascii="Aptos" w:hAnsi="Aptos"/>
-          <w:sz w:val="20"/>
-          <w:lang w:val="ru-RU"/>
-        </w:rPr>
-        <w:t>_</w:t>
-      </w:r>
-      <w:r>
-        <w:rPr>
-          <w:rFonts w:ascii="Aptos" w:hAnsi="Aptos"/>
-          <w:sz w:val="20"/>
-        </w:rPr>
-        <w:t>in</w:t>
-      </w:r>
-      <w:r>
-        <w:rPr>
-          <w:rFonts w:ascii="Aptos" w:hAnsi="Aptos"/>
-          <w:sz w:val="20"/>
-          <w:lang w:val="ru-RU"/>
-        </w:rPr>
-        <w:t>_</w:t>
-      </w:r>
-      <w:r>
-        <w:rPr>
-          <w:rFonts w:ascii="Aptos" w:hAnsi="Aptos"/>
-          <w:sz w:val="20"/>
-        </w:rPr>
-        <w:t>approval</w:t>
-      </w:r>
-      <w:r>
-        <w:rPr>
-          <w:rFonts w:ascii="Aptos" w:hAnsi="Aptos"/>
-          <w:sz w:val="20"/>
-          <w:lang w:val="ru-RU"/>
-        </w:rPr>
-        <w:t>).</w:t>
-      </w:r>
-    </w:p>
-    <w:p>
-      <w:pPr>
-        <w:pStyle w:val="a0"/>
-        <w:rPr>
-          <w:rFonts w:ascii="Aptos" w:hAnsi="Aptos"/>
-          <w:lang w:val="ru-RU"/>
-        </w:rPr>
-      </w:pPr>
-      <w:r>
-        <w:rPr>
-          <w:rFonts w:ascii="Aptos" w:hAnsi="Aptos"/>
-          <w:sz w:val="20"/>
-          <w:lang w:val="ru-RU"/>
-        </w:rPr>
-        <w:t xml:space="preserve">Поле </w:t>
-      </w:r>
-      <w:r>
-        <w:rPr>
-          <w:rFonts w:ascii="Aptos" w:hAnsi="Aptos"/>
-          <w:sz w:val="20"/>
-        </w:rPr>
-        <w:t>approval</w:t>
-      </w:r>
-      <w:r>
-        <w:rPr>
-          <w:rFonts w:ascii="Aptos" w:hAnsi="Aptos"/>
-          <w:sz w:val="20"/>
-          <w:lang w:val="ru-RU"/>
-        </w:rPr>
-        <w:t>_</w:t>
-      </w:r>
-      <w:r>
-        <w:rPr>
-          <w:rFonts w:ascii="Aptos" w:hAnsi="Aptos"/>
-          <w:sz w:val="20"/>
-        </w:rPr>
-        <w:t>stage</w:t>
-      </w:r>
-      <w:r>
-        <w:rPr>
-          <w:rFonts w:ascii="Aptos" w:hAnsi="Aptos"/>
-          <w:sz w:val="20"/>
-          <w:lang w:val="ru-RU"/>
-        </w:rPr>
-        <w:t xml:space="preserve"> заполняется по текущему шагу маршрута: «Проверка экономистом ЦФО», «Согласование проверяющим», «Финальное согласование ЗГД».</w:t>
-      </w:r>
-    </w:p>
-    <w:p>
-      <w:pPr>
-        <w:pStyle w:val="a0"/>
-        <w:rPr>
-          <w:rFonts w:ascii="Aptos" w:hAnsi="Aptos"/>
-        </w:rPr>
-      </w:pPr>
-      <w:proofErr w:type="spellStart"/>
-      <w:r>
-        <w:rPr>
-          <w:rFonts w:ascii="Aptos" w:hAnsi="Aptos"/>
-          <w:sz w:val="20"/>
-        </w:rPr>
-        <w:t>Действия</w:t>
-      </w:r>
-      <w:proofErr w:type="spellEnd"/>
-      <w:r>
-        <w:rPr>
-          <w:rFonts w:ascii="Aptos" w:hAnsi="Aptos"/>
-          <w:sz w:val="20"/>
+      <w:r>
+        <w:rPr>
+          <w:rFonts w:ascii="Aptos" w:hAnsi="Aptos"/>
+          <w:lang w:val="ru-RU"/>
+        </w:rPr>
+        <w:t>по</w:t>
+      </w:r>
+      <w:r>
+        <w:rPr>
+          <w:rFonts w:ascii="Aptos" w:hAnsi="Aptos"/>
         </w:rPr>
         <w:t xml:space="preserve"> </w:t>
       </w:r>
-      <w:proofErr w:type="spellStart"/>
-      <w:r>
-        <w:rPr>
-          <w:rFonts w:ascii="Aptos" w:hAnsi="Aptos"/>
-          <w:sz w:val="20"/>
-        </w:rPr>
-        <w:t>доступны</w:t>
-      </w:r>
-      <w:proofErr w:type="spellEnd"/>
-      <w:r>
-        <w:rPr>
-          <w:rFonts w:ascii="Aptos" w:hAnsi="Aptos"/>
-          <w:sz w:val="20"/>
-        </w:rPr>
-        <w:t xml:space="preserve">, </w:t>
-      </w:r>
-      <w:proofErr w:type="spellStart"/>
-      <w:r>
-        <w:rPr>
-          <w:rFonts w:ascii="Aptos" w:hAnsi="Aptos"/>
-          <w:sz w:val="20"/>
-        </w:rPr>
-        <w:t>если</w:t>
-      </w:r>
-      <w:proofErr w:type="spellEnd"/>
-      <w:r>
-        <w:rPr>
-          <w:rFonts w:ascii="Aptos" w:hAnsi="Aptos"/>
-          <w:sz w:val="20"/>
+      <w:r>
+        <w:rPr>
+          <w:rFonts w:ascii="Aptos" w:hAnsi="Aptos"/>
+          <w:lang w:val="ru-RU"/>
+        </w:rPr>
+        <w:t>статьям</w:t>
+      </w:r>
+      <w:r>
+        <w:rPr>
+          <w:rFonts w:ascii="Aptos" w:hAnsi="Aptos"/>
         </w:rPr>
         <w:t xml:space="preserve"> </w:t>
       </w:r>
-      <w:proofErr w:type="spellStart"/>
-      <w:r>
-        <w:rPr>
-          <w:rFonts w:ascii="Aptos" w:hAnsi="Aptos"/>
-          <w:sz w:val="20"/>
-        </w:rPr>
-        <w:t>is_cfo_review_actionable</w:t>
-      </w:r>
-      <w:proofErr w:type="spellEnd"/>
-      <w:r>
-        <w:rPr>
-          <w:rFonts w:ascii="Aptos" w:hAnsi="Aptos"/>
-          <w:sz w:val="20"/>
-        </w:rPr>
-        <w:t xml:space="preserve"> = да или (is_approval_actionable = да и есть position_id).</w:t>
-      </w:r>
-    </w:p>
-    <w:p>
-      <w:pPr>
-        <w:pStyle w:val="a0"/>
-        <w:rPr>
-          <w:rFonts w:ascii="Aptos" w:hAnsi="Aptos"/>
-          <w:lang w:val="ru-RU"/>
-        </w:rPr>
-      </w:pPr>
-      <w:r>
-        <w:rPr>
-          <w:rFonts w:ascii="Aptos" w:hAnsi="Aptos"/>
-          <w:sz w:val="20"/>
-          <w:lang w:val="ru-RU"/>
-        </w:rPr>
-        <w:t xml:space="preserve">Редактирование суммы «Согласовано» доступно ролям </w:t>
-      </w:r>
-      <w:r>
-        <w:rPr>
-          <w:rFonts w:ascii="Aptos" w:hAnsi="Aptos"/>
-          <w:sz w:val="20"/>
-        </w:rPr>
-        <w:t>employee</w:t>
-      </w:r>
-      <w:r>
-        <w:rPr>
-          <w:rFonts w:ascii="Aptos" w:hAnsi="Aptos"/>
-          <w:sz w:val="20"/>
-          <w:lang w:val="ru-RU"/>
-        </w:rPr>
-        <w:t xml:space="preserve"> и </w:t>
-      </w:r>
-      <w:r>
-        <w:rPr>
-          <w:rFonts w:ascii="Aptos" w:hAnsi="Aptos"/>
-          <w:sz w:val="20"/>
-        </w:rPr>
-        <w:t>economist</w:t>
-      </w:r>
-      <w:r>
-        <w:rPr>
-          <w:rFonts w:ascii="Aptos" w:hAnsi="Aptos"/>
-          <w:sz w:val="20"/>
-          <w:lang w:val="ru-RU"/>
-        </w:rPr>
-        <w:t xml:space="preserve"> только для </w:t>
-      </w:r>
-      <w:r>
-        <w:rPr>
-          <w:rFonts w:ascii="Aptos" w:hAnsi="Aptos"/>
-          <w:sz w:val="20"/>
-        </w:rPr>
-        <w:t>actionable</w:t>
-      </w:r>
-      <w:r>
-        <w:rPr>
-          <w:rFonts w:ascii="Aptos" w:hAnsi="Aptos"/>
-          <w:sz w:val="20"/>
-          <w:lang w:val="ru-RU"/>
-        </w:rPr>
-        <w:t>-строк.</w:t>
-      </w:r>
-    </w:p>
-    <w:p>
-      <w:pPr>
-        <w:pStyle w:val="a0"/>
-        <w:rPr>
-          <w:rFonts w:ascii="Aptos" w:hAnsi="Aptos"/>
-          <w:lang w:val="ru-RU"/>
-        </w:rPr>
-      </w:pPr>
-      <w:r>
-        <w:rPr>
-          <w:rFonts w:ascii="Aptos" w:hAnsi="Aptos"/>
-          <w:sz w:val="20"/>
-          <w:lang w:val="ru-RU"/>
-        </w:rPr>
-        <w:t>При наведении на статус в таблице показывается полная подсказка (</w:t>
-      </w:r>
-      <w:r>
-        <w:rPr>
-          <w:rFonts w:ascii="Aptos" w:hAnsi="Aptos"/>
-          <w:sz w:val="20"/>
-        </w:rPr>
-        <w:t>hint</w:t>
-      </w:r>
-      <w:r>
-        <w:rPr>
-          <w:rFonts w:ascii="Aptos" w:hAnsi="Aptos"/>
-          <w:sz w:val="20"/>
-          <w:lang w:val="ru-RU"/>
-        </w:rPr>
-        <w:t>); под бейджем — краткая подпись (</w:t>
-      </w:r>
-      <w:proofErr w:type="spellStart"/>
-      <w:r>
-        <w:rPr>
-          <w:rFonts w:ascii="Aptos" w:hAnsi="Aptos"/>
-          <w:sz w:val="20"/>
-        </w:rPr>
-        <w:t>shortHint</w:t>
-      </w:r>
-      <w:proofErr w:type="spellEnd"/>
-      <w:r>
-        <w:rPr>
-          <w:rFonts w:ascii="Aptos" w:hAnsi="Aptos"/>
-          <w:sz w:val="20"/>
-          <w:lang w:val="ru-RU"/>
-        </w:rPr>
-        <w:t>).</w:t>
-      </w:r>
-      <w:r>
-        <w:rPr>
-          <w:rFonts w:ascii="Aptos" w:hAnsi="Aptos"/>
-          <w:sz w:val="20"/>
+      <w:r>
+        <w:rPr>
+          <w:rFonts w:ascii="Aptos" w:hAnsi="Aptos"/>
+          <w:lang w:val="ru-RU"/>
+        </w:rPr>
+        <w:t>в</w:t>
+      </w:r>
+      <w:r>
+        <w:rPr>
+          <w:rFonts w:ascii="Aptos" w:hAnsi="Aptos"/>
+        </w:rPr>
+        <w:t xml:space="preserve"> </w:t>
+      </w:r>
+      <w:r>
+        <w:rPr>
+          <w:rFonts w:ascii="Aptos" w:hAnsi="Aptos"/>
+          <w:lang w:val="ru-RU"/>
+        </w:rPr>
+        <w:t>цфо</w:t>
+      </w:r>
+      <w:r>
+        <w:rPr>
+          <w:rFonts w:ascii="Aptos" w:hAnsi="Aptos"/>
+        </w:rPr>
+        <w:t xml:space="preserve"> (cfo_positions): waiting, on_review, on_approval, approved, on_revision.</w:t>
+      </w:r>
+      <w:r>
+        <w:rPr>
+          <w:rFonts w:ascii="Aptos" w:hAnsi="Aptos"/>
           <w:lang w:val="ru-RU"/>
         </w:rPr>
         <w:br/>
+        <w:t>Статусы</w:t>
+      </w:r>
+      <w:r>
+        <w:rPr>
+          <w:rFonts w:ascii="Aptos" w:hAnsi="Aptos"/>
+        </w:rPr>
+        <w:t xml:space="preserve"> </w:t>
+      </w:r>
+      <w:r>
+        <w:rPr>
+          <w:rFonts w:ascii="Aptos" w:hAnsi="Aptos"/>
+          <w:lang w:val="ru-RU"/>
+        </w:rPr>
+        <w:t>этапов</w:t>
+      </w:r>
+      <w:r>
+        <w:rPr>
+          <w:rFonts w:ascii="Aptos" w:hAnsi="Aptos"/>
+        </w:rPr>
+        <w:t xml:space="preserve"> </w:t>
+      </w:r>
+      <w:r>
+        <w:rPr>
+          <w:rFonts w:ascii="Aptos" w:hAnsi="Aptos"/>
+          <w:lang w:val="ru-RU"/>
+        </w:rPr>
+        <w:t>согласования</w:t>
+      </w:r>
+      <w:r>
+        <w:rPr>
+          <w:rFonts w:ascii="Aptos" w:hAnsi="Aptos"/>
+        </w:rPr>
+        <w:t xml:space="preserve"> (steps): waiting, on_approval, on_revision, approved, closed.</w:t>
+      </w:r>
+      <w:r>
+        <w:rPr>
+          <w:rFonts w:ascii="Aptos" w:hAnsi="Aptos"/>
+          <w:lang w:val="ru-RU"/>
+        </w:rPr>
+        <w:br/>
+      </w:r>
+      <w:r>
+        <w:rPr>
+          <w:rFonts w:ascii="Aptos" w:hAnsi="Aptos"/>
+          <w:lang w:val="ru-RU"/>
+        </w:rPr>
+        <w:br/>
+        <w:t>В чем сложность статусов и почему их так много: потому что каждая сущность отвечает на вопросы разных пользователей.</w:t>
       </w:r>
     </w:p>
     <w:p>
@@ -4640,27 +260,37 @@
       <w:r>
         <w:rPr>
           <w:rFonts w:ascii="Aptos" w:hAnsi="Aptos"/>
+          <w:lang w:val="ru-RU"/>
+        </w:rPr>
+        <w:br/>
+      </w:r>
+      <w:r>
+        <w:rPr>
+          <w:rFonts w:ascii="Aptos" w:hAnsi="Aptos"/>
           <w:b/>
           <w:bCs/>
-          <w:sz w:val="28"/>
-          <w:szCs w:val="28"/>
-          <w:lang w:val="ru-RU"/>
-        </w:rPr>
-        <w:t>Правки</w:t>
-      </w:r>
-      <w:r>
-        <w:rPr>
-          <w:rFonts w:ascii="Aptos" w:hAnsi="Aptos"/>
-          <w:b/>
-          <w:bCs/>
-          <w:sz w:val="28"/>
-          <w:szCs w:val="28"/>
-        </w:rPr>
-        <w:t>:</w:t>
-      </w:r>
-      <w:r>
-        <w:rPr>
-          <w:rFonts w:ascii="Aptos" w:hAnsi="Aptos"/>
+          <w:lang w:val="ru-RU"/>
+        </w:rPr>
+        <w:t>Статусы строк</w:t>
+      </w:r>
+      <w:r>
+        <w:rPr>
+          <w:rFonts w:ascii="Aptos" w:hAnsi="Aptos"/>
+          <w:lang w:val="ru-RU"/>
+        </w:rPr>
+        <w:t xml:space="preserve"> отвечают на вопрос </w:t>
+      </w:r>
+      <w:r>
+        <w:rPr>
+          <w:rFonts w:ascii="Aptos" w:hAnsi="Aptos"/>
+          <w:lang w:val="ru-RU"/>
+        </w:rPr>
+        <w:t xml:space="preserve">«Откуда берется сумма заявки и группировок строк по статьям в цфо», а также из чего формируются остальные статусы. </w:t>
+      </w:r>
+      <w:r>
+        <w:rPr>
+          <w:rFonts w:ascii="Aptos" w:hAnsi="Aptos"/>
+          <w:lang w:val="ru-RU"/>
         </w:rPr>
         <w:br/>
       </w:r>
@@ -4668,371 +298,93 @@
         <w:rPr>
           <w:rFonts w:ascii="Aptos" w:hAnsi="Aptos"/>
         </w:rPr>
+        <w:t>on</w:t>
+      </w:r>
+      <w:r>
+        <w:rPr>
+          <w:rFonts w:ascii="Aptos" w:hAnsi="Aptos"/>
+          <w:lang w:val="ru-RU"/>
+        </w:rPr>
+        <w:t>_</w:t>
+      </w:r>
+      <w:r>
+        <w:rPr>
+          <w:rFonts w:ascii="Aptos" w:hAnsi="Aptos"/>
+        </w:rPr>
+        <w:t>review</w:t>
+      </w:r>
+      <w:r>
+        <w:rPr>
+          <w:rFonts w:ascii="Aptos" w:hAnsi="Aptos"/>
+          <w:lang w:val="ru-RU"/>
+        </w:rPr>
+        <w:t xml:space="preserve"> – строки сформированы в заявку и отправлены на рассмотрение ответственному ЦФО и экономисту ЦФО, </w:t>
+      </w:r>
+      <w:r>
+        <w:rPr>
+          <w:rFonts w:ascii="Aptos" w:hAnsi="Aptos"/>
+          <w:lang w:val="ru-RU"/>
+        </w:rPr>
         <w:br/>
       </w:r>
       <w:r>
         <w:rPr>
           <w:rFonts w:ascii="Aptos" w:hAnsi="Aptos"/>
-          <w:lang w:val="ru-RU"/>
-        </w:rPr>
-        <w:t>Статусы</w:t>
-      </w:r>
-      <w:r>
-        <w:rPr>
-          <w:rFonts w:ascii="Aptos" w:hAnsi="Aptos"/>
-        </w:rPr>
-        <w:t xml:space="preserve"> </w:t>
-      </w:r>
-      <w:r>
-        <w:rPr>
-          <w:rFonts w:ascii="Aptos" w:hAnsi="Aptos"/>
-          <w:lang w:val="ru-RU"/>
-        </w:rPr>
-        <w:t>строк</w:t>
-      </w:r>
-      <w:r>
-        <w:rPr>
-          <w:rFonts w:ascii="Aptos" w:hAnsi="Aptos"/>
-        </w:rPr>
-        <w:t xml:space="preserve"> (</w:t>
-      </w:r>
-      <w:proofErr w:type="spellStart"/>
-      <w:r>
-        <w:rPr>
-          <w:rFonts w:ascii="Aptos" w:hAnsi="Aptos"/>
-        </w:rPr>
-        <w:t>req_items</w:t>
-      </w:r>
-      <w:proofErr w:type="spellEnd"/>
-      <w:r>
-        <w:rPr>
-          <w:rFonts w:ascii="Aptos" w:hAnsi="Aptos"/>
-        </w:rPr>
-        <w:t xml:space="preserve">): </w:t>
-      </w:r>
-      <w:proofErr w:type="spellStart"/>
-      <w:r>
-        <w:rPr>
-          <w:rFonts w:ascii="Aptos" w:hAnsi="Aptos"/>
-        </w:rPr>
-        <w:t>on_review</w:t>
-      </w:r>
-      <w:proofErr w:type="spellEnd"/>
-      <w:r>
-        <w:rPr>
-          <w:rFonts w:ascii="Aptos" w:hAnsi="Aptos"/>
-        </w:rPr>
-        <w:t>, rejected, approved,</w:t>
-      </w:r>
-      <w:r>
-        <w:rPr>
-          <w:rFonts w:ascii="Aptos" w:hAnsi="Aptos"/>
-        </w:rPr>
-        <w:t xml:space="preserve"> </w:t>
-      </w:r>
-      <w:proofErr w:type="spellStart"/>
-      <w:r>
-        <w:rPr>
-          <w:rFonts w:ascii="Aptos" w:hAnsi="Aptos"/>
-        </w:rPr>
-        <w:t>approved_with_changes</w:t>
-      </w:r>
-      <w:proofErr w:type="spellEnd"/>
-      <w:r>
-        <w:rPr>
-          <w:rFonts w:ascii="Aptos" w:hAnsi="Aptos"/>
-        </w:rPr>
-        <w:t>,</w:t>
-      </w:r>
-      <w:r>
-        <w:rPr>
-          <w:rFonts w:ascii="Aptos" w:hAnsi="Aptos"/>
-        </w:rPr>
-        <w:t xml:space="preserve"> deleted.</w:t>
-      </w:r>
-      <w:r>
-        <w:rPr>
-          <w:rFonts w:ascii="Aptos" w:hAnsi="Aptos"/>
+        </w:rPr>
+        <w:t>rejected</w:t>
+      </w:r>
+      <w:r>
+        <w:rPr>
+          <w:rFonts w:ascii="Aptos" w:hAnsi="Aptos"/>
+          <w:lang w:val="ru-RU"/>
+        </w:rPr>
+        <w:t xml:space="preserve"> – строка не принята для выделения бюджета, </w:t>
+      </w:r>
+      <w:r>
+        <w:rPr>
+          <w:rFonts w:ascii="Aptos" w:hAnsi="Aptos"/>
+          <w:lang w:val="ru-RU"/>
         </w:rPr>
         <w:br/>
       </w:r>
       <w:r>
         <w:rPr>
           <w:rFonts w:ascii="Aptos" w:hAnsi="Aptos"/>
-          <w:lang w:val="ru-RU"/>
-        </w:rPr>
-        <w:t>Статусы</w:t>
-      </w:r>
-      <w:r>
-        <w:rPr>
-          <w:rFonts w:ascii="Aptos" w:hAnsi="Aptos"/>
-        </w:rPr>
-        <w:t xml:space="preserve"> </w:t>
-      </w:r>
-      <w:r>
-        <w:rPr>
-          <w:rFonts w:ascii="Aptos" w:hAnsi="Aptos"/>
-          <w:lang w:val="ru-RU"/>
-        </w:rPr>
-        <w:t>заявок</w:t>
-      </w:r>
-      <w:r>
-        <w:rPr>
-          <w:rFonts w:ascii="Aptos" w:hAnsi="Aptos"/>
-        </w:rPr>
-        <w:t xml:space="preserve"> (request): draft, </w:t>
-      </w:r>
-      <w:proofErr w:type="spellStart"/>
-      <w:r>
-        <w:rPr>
-          <w:rFonts w:ascii="Aptos" w:hAnsi="Aptos"/>
-        </w:rPr>
-        <w:t>on_review</w:t>
-      </w:r>
-      <w:proofErr w:type="spellEnd"/>
-      <w:r>
-        <w:rPr>
-          <w:rFonts w:ascii="Aptos" w:hAnsi="Aptos"/>
-        </w:rPr>
-        <w:t>, cancelled, approved, rejected.</w:t>
-      </w:r>
-      <w:r>
-        <w:rPr>
-          <w:rFonts w:ascii="Aptos" w:hAnsi="Aptos"/>
-        </w:rPr>
-        <w:br/>
-      </w:r>
-      <w:r>
-        <w:rPr>
-          <w:rFonts w:ascii="Aptos" w:hAnsi="Aptos"/>
-          <w:lang w:val="ru-RU"/>
-        </w:rPr>
-        <w:t>Статусы</w:t>
-      </w:r>
-      <w:r>
-        <w:rPr>
-          <w:rFonts w:ascii="Aptos" w:hAnsi="Aptos"/>
-        </w:rPr>
-        <w:t xml:space="preserve"> </w:t>
-      </w:r>
-      <w:r>
-        <w:rPr>
-          <w:rFonts w:ascii="Aptos" w:hAnsi="Aptos"/>
-          <w:lang w:val="ru-RU"/>
-        </w:rPr>
-        <w:t>группировок</w:t>
-      </w:r>
-      <w:r>
-        <w:rPr>
-          <w:rFonts w:ascii="Aptos" w:hAnsi="Aptos"/>
-        </w:rPr>
-        <w:t xml:space="preserve"> </w:t>
-      </w:r>
-      <w:r>
-        <w:rPr>
-          <w:rFonts w:ascii="Aptos" w:hAnsi="Aptos"/>
-          <w:lang w:val="ru-RU"/>
-        </w:rPr>
-        <w:t>строк</w:t>
-      </w:r>
-      <w:r>
-        <w:rPr>
-          <w:rFonts w:ascii="Aptos" w:hAnsi="Aptos"/>
-        </w:rPr>
-        <w:t xml:space="preserve"> </w:t>
-      </w:r>
-      <w:r>
-        <w:rPr>
-          <w:rFonts w:ascii="Aptos" w:hAnsi="Aptos"/>
-          <w:lang w:val="ru-RU"/>
-        </w:rPr>
-        <w:t>по</w:t>
-      </w:r>
-      <w:r>
-        <w:rPr>
-          <w:rFonts w:ascii="Aptos" w:hAnsi="Aptos"/>
-        </w:rPr>
-        <w:t xml:space="preserve"> </w:t>
-      </w:r>
-      <w:r>
-        <w:rPr>
-          <w:rFonts w:ascii="Aptos" w:hAnsi="Aptos"/>
-          <w:lang w:val="ru-RU"/>
-        </w:rPr>
-        <w:t>статьям</w:t>
-      </w:r>
-      <w:r>
-        <w:rPr>
-          <w:rFonts w:ascii="Aptos" w:hAnsi="Aptos"/>
-        </w:rPr>
-        <w:t xml:space="preserve"> </w:t>
-      </w:r>
-      <w:r>
-        <w:rPr>
-          <w:rFonts w:ascii="Aptos" w:hAnsi="Aptos"/>
-          <w:lang w:val="ru-RU"/>
-        </w:rPr>
-        <w:t>в</w:t>
-      </w:r>
-      <w:r>
-        <w:rPr>
-          <w:rFonts w:ascii="Aptos" w:hAnsi="Aptos"/>
-        </w:rPr>
-        <w:t xml:space="preserve"> </w:t>
-      </w:r>
-      <w:proofErr w:type="spellStart"/>
-      <w:r>
-        <w:rPr>
-          <w:rFonts w:ascii="Aptos" w:hAnsi="Aptos"/>
-          <w:lang w:val="ru-RU"/>
-        </w:rPr>
-        <w:t>цфо</w:t>
-      </w:r>
-      <w:proofErr w:type="spellEnd"/>
-      <w:r>
-        <w:rPr>
-          <w:rFonts w:ascii="Aptos" w:hAnsi="Aptos"/>
-        </w:rPr>
-        <w:t xml:space="preserve"> (</w:t>
-      </w:r>
-      <w:proofErr w:type="spellStart"/>
-      <w:r>
-        <w:rPr>
-          <w:rFonts w:ascii="Aptos" w:hAnsi="Aptos"/>
-        </w:rPr>
-        <w:t>cfo_positions</w:t>
-      </w:r>
-      <w:proofErr w:type="spellEnd"/>
-      <w:r>
-        <w:rPr>
-          <w:rFonts w:ascii="Aptos" w:hAnsi="Aptos"/>
-        </w:rPr>
-        <w:t xml:space="preserve">): waiting, </w:t>
-      </w:r>
-      <w:proofErr w:type="spellStart"/>
-      <w:r>
-        <w:rPr>
-          <w:rFonts w:ascii="Aptos" w:hAnsi="Aptos"/>
-        </w:rPr>
-        <w:t>on_review</w:t>
-      </w:r>
-      <w:proofErr w:type="spellEnd"/>
-      <w:r>
-        <w:rPr>
-          <w:rFonts w:ascii="Aptos" w:hAnsi="Aptos"/>
-        </w:rPr>
-        <w:t xml:space="preserve">, </w:t>
-      </w:r>
-      <w:proofErr w:type="spellStart"/>
-      <w:r>
-        <w:rPr>
-          <w:rFonts w:ascii="Aptos" w:hAnsi="Aptos"/>
-        </w:rPr>
-        <w:t>on_approval</w:t>
-      </w:r>
-      <w:proofErr w:type="spellEnd"/>
-      <w:r>
-        <w:rPr>
-          <w:rFonts w:ascii="Aptos" w:hAnsi="Aptos"/>
-        </w:rPr>
-        <w:t xml:space="preserve">, approved, </w:t>
-      </w:r>
-      <w:proofErr w:type="spellStart"/>
-      <w:r>
-        <w:rPr>
-          <w:rFonts w:ascii="Aptos" w:hAnsi="Aptos"/>
-        </w:rPr>
-        <w:t>on_revision</w:t>
-      </w:r>
-      <w:proofErr w:type="spellEnd"/>
-      <w:r>
-        <w:rPr>
-          <w:rFonts w:ascii="Aptos" w:hAnsi="Aptos"/>
-        </w:rPr>
-        <w:t>.</w:t>
-      </w:r>
-      <w:r>
-        <w:rPr>
-          <w:rFonts w:ascii="Aptos" w:hAnsi="Aptos"/>
-          <w:lang w:val="ru-RU"/>
-        </w:rPr>
-        <w:br/>
-        <w:t>Статусы</w:t>
-      </w:r>
-      <w:r>
-        <w:rPr>
-          <w:rFonts w:ascii="Aptos" w:hAnsi="Aptos"/>
-        </w:rPr>
-        <w:t xml:space="preserve"> </w:t>
-      </w:r>
-      <w:r>
-        <w:rPr>
-          <w:rFonts w:ascii="Aptos" w:hAnsi="Aptos"/>
-          <w:lang w:val="ru-RU"/>
-        </w:rPr>
-        <w:t>этапов</w:t>
-      </w:r>
-      <w:r>
-        <w:rPr>
-          <w:rFonts w:ascii="Aptos" w:hAnsi="Aptos"/>
-        </w:rPr>
-        <w:t xml:space="preserve"> </w:t>
-      </w:r>
-      <w:r>
-        <w:rPr>
-          <w:rFonts w:ascii="Aptos" w:hAnsi="Aptos"/>
-          <w:lang w:val="ru-RU"/>
-        </w:rPr>
-        <w:t>согласования</w:t>
-      </w:r>
-      <w:r>
-        <w:rPr>
-          <w:rFonts w:ascii="Aptos" w:hAnsi="Aptos"/>
-        </w:rPr>
-        <w:t xml:space="preserve"> (steps): waiting, </w:t>
-      </w:r>
-      <w:proofErr w:type="spellStart"/>
-      <w:r>
-        <w:rPr>
-          <w:rFonts w:ascii="Aptos" w:hAnsi="Aptos"/>
-        </w:rPr>
-        <w:t>on_approval</w:t>
-      </w:r>
-      <w:proofErr w:type="spellEnd"/>
-      <w:r>
-        <w:rPr>
-          <w:rFonts w:ascii="Aptos" w:hAnsi="Aptos"/>
-        </w:rPr>
-        <w:t xml:space="preserve">, </w:t>
-      </w:r>
-      <w:proofErr w:type="spellStart"/>
-      <w:r>
-        <w:rPr>
-          <w:rFonts w:ascii="Aptos" w:hAnsi="Aptos"/>
-        </w:rPr>
-        <w:t>on_revision</w:t>
-      </w:r>
-      <w:proofErr w:type="spellEnd"/>
-      <w:r>
-        <w:rPr>
-          <w:rFonts w:ascii="Aptos" w:hAnsi="Aptos"/>
-        </w:rPr>
-        <w:t>, approved, closed.</w:t>
-      </w:r>
-      <w:r>
-        <w:rPr>
-          <w:rFonts w:ascii="Aptos" w:hAnsi="Aptos"/>
-          <w:lang w:val="ru-RU"/>
-        </w:rPr>
-        <w:br/>
-      </w:r>
-      <w:r>
-        <w:rPr>
-          <w:rFonts w:ascii="Aptos" w:hAnsi="Aptos"/>
-          <w:lang w:val="ru-RU"/>
-        </w:rPr>
-        <w:br/>
-        <w:t>В чем сложность статусов и почему их так много: потому что каждая сущность отвечает на вопросы разных пользователей.</w:t>
+        </w:rPr>
+        <w:t>approved</w:t>
+      </w:r>
+      <w:r>
+        <w:rPr>
+          <w:rFonts w:ascii="Aptos" w:hAnsi="Aptos"/>
+          <w:lang w:val="ru-RU"/>
+        </w:rPr>
+        <w:t xml:space="preserve"> – строка одобрена ответственным по ЦФО и экономистом (на этапе одобрения ответственным по ЦФО она еще считается </w:t>
+      </w:r>
+      <w:r>
+        <w:rPr>
+          <w:rFonts w:ascii="Aptos" w:hAnsi="Aptos"/>
+        </w:rPr>
+        <w:t>on</w:t>
+      </w:r>
+      <w:r>
+        <w:rPr>
+          <w:rFonts w:ascii="Aptos" w:hAnsi="Aptos"/>
+          <w:lang w:val="ru-RU"/>
+        </w:rPr>
+        <w:t>_</w:t>
+      </w:r>
+      <w:r>
+        <w:rPr>
+          <w:rFonts w:ascii="Aptos" w:hAnsi="Aptos"/>
+        </w:rPr>
+        <w:t>review</w:t>
+      </w:r>
+      <w:r>
+        <w:rPr>
+          <w:rFonts w:ascii="Aptos" w:hAnsi="Aptos"/>
+          <w:lang w:val="ru-RU"/>
+        </w:rPr>
+        <w:t xml:space="preserve">), </w:t>
       </w:r>
     </w:p>
     <w:p>
@@ -5051,68 +403,8 @@
       <w:r>
         <w:rPr>
           <w:rFonts w:ascii="Aptos" w:hAnsi="Aptos"/>
-          <w:lang w:val="ru-RU"/>
-        </w:rPr>
-        <w:br/>
-      </w:r>
-      <w:r>
-        <w:rPr>
-          <w:rFonts w:ascii="Aptos" w:hAnsi="Aptos"/>
-          <w:b/>
-          <w:bCs/>
-          <w:lang w:val="ru-RU"/>
-        </w:rPr>
-        <w:t>Статусы строк</w:t>
-      </w:r>
-      <w:r>
-        <w:rPr>
-          <w:rFonts w:ascii="Aptos" w:hAnsi="Aptos"/>
-          <w:lang w:val="ru-RU"/>
-        </w:rPr>
-        <w:t xml:space="preserve"> отвечают на вопрос </w:t>
-      </w:r>
-      <w:r>
-        <w:rPr>
-          <w:rFonts w:ascii="Aptos" w:hAnsi="Aptos"/>
-          <w:lang w:val="ru-RU"/>
-        </w:rPr>
-        <w:t xml:space="preserve">«Откуда берется сумма заявки и </w:t>
-      </w:r>
-      <w:r>
-        <w:rPr>
-          <w:rFonts w:ascii="Aptos" w:hAnsi="Aptos"/>
-          <w:lang w:val="ru-RU"/>
-        </w:rPr>
-        <w:t xml:space="preserve">группировок строк по статьям в </w:t>
-      </w:r>
-      <w:proofErr w:type="spellStart"/>
-      <w:r>
-        <w:rPr>
-          <w:rFonts w:ascii="Aptos" w:hAnsi="Aptos"/>
-          <w:lang w:val="ru-RU"/>
-        </w:rPr>
-        <w:t>цфо</w:t>
-      </w:r>
-      <w:proofErr w:type="spellEnd"/>
-      <w:r>
-        <w:rPr>
-          <w:rFonts w:ascii="Aptos" w:hAnsi="Aptos"/>
-          <w:lang w:val="ru-RU"/>
-        </w:rPr>
-        <w:t xml:space="preserve">», а также из чего формируются остальные статусы. </w:t>
-      </w:r>
-      <w:r>
-        <w:rPr>
-          <w:rFonts w:ascii="Aptos" w:hAnsi="Aptos"/>
-          <w:lang w:val="ru-RU"/>
-        </w:rPr>
-        <w:br/>
-      </w:r>
-      <w:r>
-        <w:rPr>
-          <w:rFonts w:ascii="Aptos" w:hAnsi="Aptos"/>
-        </w:rPr>
-        <w:t>on</w:t>
+        </w:rPr>
+        <w:t>approved</w:t>
       </w:r>
       <w:r>
         <w:rPr>
@@ -5125,88 +417,7 @@
         <w:rPr>
           <w:rFonts w:ascii="Aptos" w:hAnsi="Aptos"/>
         </w:rPr>
-        <w:t>review</w:t>
-      </w:r>
-      <w:r>
-        <w:rPr>
-          <w:rFonts w:ascii="Aptos" w:hAnsi="Aptos"/>
-          <w:lang w:val="ru-RU"/>
-        </w:rPr>
-        <w:t xml:space="preserve"> – строки сформированы в заявку и отправлены на рассмотрение ответственному ЦФО и экономисту ЦФО</w:t>
-      </w:r>
-      <w:r>
-        <w:rPr>
-          <w:rFonts w:ascii="Aptos" w:hAnsi="Aptos"/>
-          <w:lang w:val="ru-RU"/>
-        </w:rPr>
-        <w:t xml:space="preserve">, </w:t>
-      </w:r>
-      <w:r>
-        <w:rPr>
-          <w:rFonts w:ascii="Aptos" w:hAnsi="Aptos"/>
-          <w:lang w:val="ru-RU"/>
-        </w:rPr>
-        <w:br/>
-      </w:r>
-      <w:r>
-        <w:rPr>
-          <w:rFonts w:ascii="Aptos" w:hAnsi="Aptos"/>
-        </w:rPr>
-        <w:t>rejected</w:t>
-      </w:r>
-      <w:r>
-        <w:rPr>
-          <w:rFonts w:ascii="Aptos" w:hAnsi="Aptos"/>
-          <w:lang w:val="ru-RU"/>
-        </w:rPr>
-        <w:t xml:space="preserve"> – строка не принята для выделения бюджета</w:t>
-      </w:r>
-      <w:r>
-        <w:rPr>
-          <w:rFonts w:ascii="Aptos" w:hAnsi="Aptos"/>
-          <w:lang w:val="ru-RU"/>
-        </w:rPr>
-        <w:t xml:space="preserve">, </w:t>
-      </w:r>
-      <w:r>
-        <w:rPr>
-          <w:rFonts w:ascii="Aptos" w:hAnsi="Aptos"/>
-          <w:lang w:val="ru-RU"/>
-        </w:rPr>
-        <w:br/>
-      </w:r>
-      <w:r>
-        <w:rPr>
-          <w:rFonts w:ascii="Aptos" w:hAnsi="Aptos"/>
-        </w:rPr>
-        <w:t>approved</w:t>
-      </w:r>
-      <w:r>
-        <w:rPr>
-          <w:rFonts w:ascii="Aptos" w:hAnsi="Aptos"/>
-          <w:lang w:val="ru-RU"/>
-        </w:rPr>
-        <w:t xml:space="preserve"> – строка одобрена ответственным по ЦФО и экономистом (на этапе одобрения </w:t>
-      </w:r>
-      <w:r>
-        <w:rPr>
-          <w:rFonts w:ascii="Aptos" w:hAnsi="Aptos"/>
-          <w:lang w:val="ru-RU"/>
-        </w:rPr>
-        <w:t>ответственным по ЦФО</w:t>
-      </w:r>
-      <w:r>
-        <w:rPr>
-          <w:rFonts w:ascii="Aptos" w:hAnsi="Aptos"/>
-          <w:lang w:val="ru-RU"/>
-        </w:rPr>
-        <w:t xml:space="preserve"> она еще считается </w:t>
-      </w:r>
-      <w:r>
-        <w:rPr>
-          <w:rFonts w:ascii="Aptos" w:hAnsi="Aptos"/>
-        </w:rPr>
-        <w:t>on</w:t>
+        <w:t>with</w:t>
       </w:r>
       <w:r>
         <w:rPr>
@@ -5219,66 +430,6 @@
         <w:rPr>
           <w:rFonts w:ascii="Aptos" w:hAnsi="Aptos"/>
         </w:rPr>
-        <w:t>review</w:t>
-      </w:r>
-      <w:r>
-        <w:rPr>
-          <w:rFonts w:ascii="Aptos" w:hAnsi="Aptos"/>
-          <w:lang w:val="ru-RU"/>
-        </w:rPr>
-        <w:t>)</w:t>
-      </w:r>
-      <w:r>
-        <w:rPr>
-          <w:rFonts w:ascii="Aptos" w:hAnsi="Aptos"/>
-          <w:lang w:val="ru-RU"/>
-        </w:rPr>
-        <w:t xml:space="preserve">, </w:t>
-      </w:r>
-    </w:p>
-    <w:p>
-      <w:pPr>
-        <w:pStyle w:val="a0"/>
-        <w:numPr>
-          <w:ilvl w:val="0"/>
-          <w:numId w:val="0"/>
-        </w:numPr>
-        <w:ind w:left="360"/>
-        <w:rPr>
-          <w:rFonts w:ascii="Aptos" w:hAnsi="Aptos"/>
-          <w:lang w:val="ru-RU"/>
-        </w:rPr>
-      </w:pPr>
-      <w:r>
-        <w:rPr>
-          <w:rFonts w:ascii="Aptos" w:hAnsi="Aptos"/>
-        </w:rPr>
-        <w:t>approved</w:t>
-      </w:r>
-      <w:r>
-        <w:rPr>
-          <w:rFonts w:ascii="Aptos" w:hAnsi="Aptos"/>
-          <w:lang w:val="ru-RU"/>
-        </w:rPr>
-        <w:t>_</w:t>
-      </w:r>
-      <w:r>
-        <w:rPr>
-          <w:rFonts w:ascii="Aptos" w:hAnsi="Aptos"/>
-        </w:rPr>
-        <w:t>with</w:t>
-      </w:r>
-      <w:r>
-        <w:rPr>
-          <w:rFonts w:ascii="Aptos" w:hAnsi="Aptos"/>
-          <w:lang w:val="ru-RU"/>
-        </w:rPr>
-        <w:t>_</w:t>
-      </w:r>
-      <w:r>
-        <w:rPr>
-          <w:rFonts w:ascii="Aptos" w:hAnsi="Aptos"/>
-        </w:rPr>
         <w:t>changes</w:t>
       </w:r>
       <w:r>
@@ -5286,28 +437,7 @@
           <w:rFonts w:ascii="Aptos" w:hAnsi="Aptos"/>
           <w:lang w:val="ru-RU"/>
         </w:rPr>
-        <w:t xml:space="preserve"> </w:t>
-      </w:r>
-      <w:r>
-        <w:rPr>
-          <w:rFonts w:ascii="Aptos" w:hAnsi="Aptos"/>
-          <w:lang w:val="ru-RU"/>
-        </w:rPr>
-        <w:t>– строка одобрена ответственным по ЦФО и экономистом</w:t>
-      </w:r>
-      <w:r>
-        <w:rPr>
-          <w:rFonts w:ascii="Aptos" w:hAnsi="Aptos"/>
-          <w:lang w:val="ru-RU"/>
-        </w:rPr>
-        <w:t>, но с корректировкой</w:t>
-      </w:r>
-      <w:r>
-        <w:rPr>
-          <w:rFonts w:ascii="Aptos" w:hAnsi="Aptos"/>
-          <w:lang w:val="ru-RU"/>
-        </w:rPr>
-        <w:t xml:space="preserve"> (на этапе одобрения ответственным по ЦФО она еще считается </w:t>
+        <w:t xml:space="preserve"> – строка одобрена ответственным по ЦФО и экономистом, но с корректировкой (на этапе одобрения ответственным по ЦФО она еще считается </w:t>
       </w:r>
       <w:r>
         <w:rPr>
@@ -5396,15 +526,7 @@
           <w:rFonts w:ascii="Aptos" w:hAnsi="Aptos"/>
           <w:lang w:val="ru-RU"/>
         </w:rPr>
-        <w:t xml:space="preserve">– бюджет строки заморожен экономистом ЦФО или другим проверяющим. Чтобы изменить фактическую сумму и дополнить </w:t>
-      </w:r>
-      <w:r>
-        <w:rPr>
-          <w:rFonts w:ascii="Aptos" w:hAnsi="Aptos"/>
-          <w:lang w:val="ru-RU"/>
-        </w:rPr>
-        <w:lastRenderedPageBreak/>
-        <w:t>комментарий необходимо разморозить строку.</w:t>
+        <w:t>– бюджет строки заморожен экономистом ЦФО или другим проверяющим. Чтобы изменить фактическую сумму и дополнить комментарий необходимо разморозить строку.</w:t>
       </w:r>
       <w:r>
         <w:rPr>
@@ -5757,14 +879,7 @@
           <w:rFonts w:ascii="Aptos" w:hAnsi="Aptos"/>
           <w:lang w:val="ru-RU"/>
         </w:rPr>
-        <w:t xml:space="preserve"> </w:t>
-      </w:r>
-      <w:r>
-        <w:rPr>
-          <w:rFonts w:ascii="Aptos" w:hAnsi="Aptos"/>
-          <w:lang w:val="ru-RU"/>
-        </w:rPr>
-        <w:t xml:space="preserve">– </w:t>
+        <w:t xml:space="preserve"> – </w:t>
       </w:r>
       <w:r>
         <w:rPr>
@@ -5815,50 +930,14 @@
           <w:bCs/>
           <w:lang w:val="ru-RU"/>
         </w:rPr>
-        <w:t xml:space="preserve">Статусы </w:t>
-      </w:r>
-      <w:r>
-        <w:rPr>
-          <w:rFonts w:ascii="Aptos" w:hAnsi="Aptos"/>
-          <w:b/>
-          <w:bCs/>
-          <w:lang w:val="ru-RU"/>
-        </w:rPr>
-        <w:t xml:space="preserve">группировок строк по статьям в </w:t>
-      </w:r>
-      <w:proofErr w:type="spellStart"/>
-      <w:r>
-        <w:rPr>
-          <w:rFonts w:ascii="Aptos" w:hAnsi="Aptos"/>
-          <w:b/>
-          <w:bCs/>
-          <w:lang w:val="ru-RU"/>
-        </w:rPr>
-        <w:t>цфо</w:t>
-      </w:r>
-      <w:proofErr w:type="spellEnd"/>
-      <w:r>
-        <w:rPr>
-          <w:rFonts w:ascii="Aptos" w:hAnsi="Aptos"/>
-          <w:lang w:val="ru-RU"/>
-        </w:rPr>
-        <w:t xml:space="preserve"> отвечают на вопрос «В каком состоянии бюджет, выделенный на </w:t>
-      </w:r>
-      <w:proofErr w:type="spellStart"/>
-      <w:r>
-        <w:rPr>
-          <w:rFonts w:ascii="Aptos" w:hAnsi="Aptos"/>
-          <w:lang w:val="ru-RU"/>
-        </w:rPr>
-        <w:t>цфо</w:t>
-      </w:r>
-      <w:proofErr w:type="spellEnd"/>
-      <w:r>
-        <w:rPr>
-          <w:rFonts w:ascii="Aptos" w:hAnsi="Aptos"/>
-          <w:lang w:val="ru-RU"/>
-        </w:rPr>
-        <w:t>»</w:t>
+        <w:t>Статусы группировок строк по статьям в цфо</w:t>
+      </w:r>
+      <w:r>
+        <w:rPr>
+          <w:rFonts w:ascii="Aptos" w:hAnsi="Aptos"/>
+          <w:lang w:val="ru-RU"/>
+        </w:rPr>
+        <w:t xml:space="preserve"> отвечают на вопрос «В каком состоянии бюджет, выделенный на цфо»</w:t>
       </w:r>
       <w:r>
         <w:rPr>
@@ -5908,7 +987,6 @@
           <w:lang w:val="ru-RU"/>
         </w:rPr>
       </w:pPr>
-      <w:proofErr w:type="spellStart"/>
       <w:r>
         <w:rPr>
           <w:rFonts w:ascii="Aptos" w:hAnsi="Aptos"/>
@@ -5927,7 +1005,6 @@
         </w:rPr>
         <w:t>review</w:t>
       </w:r>
-      <w:proofErr w:type="spellEnd"/>
       <w:r>
         <w:rPr>
           <w:rFonts w:ascii="Aptos" w:hAnsi="Aptos"/>
@@ -6133,14 +1210,7 @@
           <w:rFonts w:ascii="Aptos" w:hAnsi="Aptos"/>
           <w:lang w:val="ru-RU"/>
         </w:rPr>
-        <w:t>)</w:t>
-      </w:r>
-      <w:r>
-        <w:rPr>
-          <w:rFonts w:ascii="Aptos" w:hAnsi="Aptos"/>
-          <w:lang w:val="ru-RU"/>
-        </w:rPr>
-        <w:t xml:space="preserve">, </w:t>
+        <w:t xml:space="preserve">), </w:t>
       </w:r>
     </w:p>
     <w:p>
@@ -6160,6 +1230,7 @@
         <w:rPr>
           <w:rFonts w:ascii="Aptos" w:hAnsi="Aptos"/>
         </w:rPr>
+        <w:lastRenderedPageBreak/>
         <w:t>on</w:t>
       </w:r>
       <w:r>
@@ -6594,19 +1665,11 @@
         </w:rPr>
         <w:t xml:space="preserve"> (</w:t>
       </w:r>
-      <w:proofErr w:type="spellStart"/>
-      <w:r>
-        <w:rPr>
-          <w:rFonts w:ascii="Aptos" w:hAnsi="Aptos"/>
-        </w:rPr>
-        <w:t>on_review</w:t>
-      </w:r>
-      <w:proofErr w:type="spellEnd"/>
-      <w:r>
-        <w:rPr>
-          <w:rFonts w:ascii="Aptos" w:hAnsi="Aptos"/>
-        </w:rPr>
-        <w:t xml:space="preserve"> | draft)</w:t>
+      <w:r>
+        <w:rPr>
+          <w:rFonts w:ascii="Aptos" w:hAnsi="Aptos"/>
+        </w:rPr>
+        <w:t>on_review | draft)</w:t>
       </w:r>
     </w:p>
     <w:p>
@@ -6633,42 +1696,13 @@
           <w:rFonts w:ascii="Aptos" w:hAnsi="Aptos"/>
           <w:lang w:val="ru-RU"/>
         </w:rPr>
-        <w:t xml:space="preserve"> всех необходимых строк, ответственный за модуль может отправить ее на рассмотрение дальше. </w:t>
-      </w:r>
-      <w:r>
-        <w:rPr>
-          <w:rFonts w:ascii="Aptos" w:hAnsi="Aptos"/>
-          <w:lang w:val="ru-RU"/>
-        </w:rPr>
-        <w:t>(</w:t>
-      </w:r>
-      <w:proofErr w:type="spellStart"/>
-      <w:r>
-        <w:rPr>
-          <w:rFonts w:ascii="Aptos" w:hAnsi="Aptos"/>
-        </w:rPr>
-        <w:t>on_review</w:t>
-      </w:r>
-      <w:proofErr w:type="spellEnd"/>
-      <w:r>
-        <w:rPr>
-          <w:rFonts w:ascii="Aptos" w:hAnsi="Aptos"/>
-        </w:rPr>
-        <w:t xml:space="preserve"> | </w:t>
-      </w:r>
-      <w:proofErr w:type="spellStart"/>
-      <w:r>
-        <w:rPr>
-          <w:rFonts w:ascii="Aptos" w:hAnsi="Aptos"/>
-        </w:rPr>
-        <w:t>on_review</w:t>
-      </w:r>
-      <w:proofErr w:type="spellEnd"/>
-      <w:r>
-        <w:rPr>
-          <w:rFonts w:ascii="Aptos" w:hAnsi="Aptos"/>
-        </w:rPr>
-        <w:t>)</w:t>
+        <w:t xml:space="preserve"> всех необходимых строк, ответственный за модуль может отправить ее на рассмотрение дальше. (</w:t>
+      </w:r>
+      <w:r>
+        <w:rPr>
+          <w:rFonts w:ascii="Aptos" w:hAnsi="Aptos"/>
+        </w:rPr>
+        <w:t>on_review | on_review)</w:t>
       </w:r>
     </w:p>
     <w:p>
@@ -6754,7 +1788,21 @@
           <w:rFonts w:ascii="Aptos" w:hAnsi="Aptos"/>
           <w:lang w:val="ru-RU"/>
         </w:rPr>
-        <w:t>)</w:t>
+        <w:t xml:space="preserve">) </w:t>
+      </w:r>
+      <w:r>
+        <w:rPr>
+          <w:rFonts w:ascii="Aptos" w:hAnsi="Aptos"/>
+          <w:lang w:val="ru-RU"/>
+        </w:rPr>
+        <w:br/>
+      </w:r>
+      <w:r>
+        <w:rPr>
+          <w:rFonts w:ascii="Aptos" w:hAnsi="Aptos"/>
+          <w:lang w:val="ru-RU"/>
+        </w:rPr>
+        <w:t>Этап</w:t>
       </w:r>
       <w:r>
         <w:rPr>
@@ -6768,6 +1816,108 @@
           <w:rFonts w:ascii="Aptos" w:hAnsi="Aptos"/>
           <w:lang w:val="ru-RU"/>
         </w:rPr>
+        <w:t>ответственного</w:t>
+      </w:r>
+      <w:r>
+        <w:rPr>
+          <w:rFonts w:ascii="Aptos" w:hAnsi="Aptos"/>
+          <w:lang w:val="ru-RU"/>
+        </w:rPr>
+        <w:t xml:space="preserve"> </w:t>
+      </w:r>
+      <w:r>
+        <w:rPr>
+          <w:rFonts w:ascii="Aptos" w:hAnsi="Aptos"/>
+          <w:lang w:val="ru-RU"/>
+        </w:rPr>
+        <w:t>ЦФО</w:t>
+      </w:r>
+      <w:r>
+        <w:rPr>
+          <w:rFonts w:ascii="Aptos" w:hAnsi="Aptos"/>
+          <w:lang w:val="ru-RU"/>
+        </w:rPr>
+        <w:t xml:space="preserve">: </w:t>
+      </w:r>
+      <w:r>
+        <w:rPr>
+          <w:rFonts w:ascii="Aptos" w:hAnsi="Aptos"/>
+        </w:rPr>
+        <w:t>waiting</w:t>
+      </w:r>
+      <w:r>
+        <w:rPr>
+          <w:rFonts w:ascii="Aptos" w:hAnsi="Aptos"/>
+          <w:lang w:val="ru-RU"/>
+        </w:rPr>
+        <w:t xml:space="preserve"> – </w:t>
+      </w:r>
+      <w:r>
+        <w:rPr>
+          <w:rFonts w:ascii="Aptos" w:hAnsi="Aptos"/>
+          <w:lang w:val="ru-RU"/>
+        </w:rPr>
+        <w:t>если</w:t>
+      </w:r>
+      <w:r>
+        <w:rPr>
+          <w:rFonts w:ascii="Aptos" w:hAnsi="Aptos"/>
+          <w:lang w:val="ru-RU"/>
+        </w:rPr>
+        <w:t xml:space="preserve"> </w:t>
+      </w:r>
+      <w:r>
+        <w:rPr>
+          <w:rFonts w:ascii="Aptos" w:hAnsi="Aptos"/>
+          <w:lang w:val="ru-RU"/>
+        </w:rPr>
+        <w:t xml:space="preserve">еще не все модули отправили заявки, </w:t>
+      </w:r>
+      <w:r>
+        <w:rPr>
+          <w:rFonts w:ascii="Aptos" w:hAnsi="Aptos"/>
+        </w:rPr>
+        <w:t>on</w:t>
+      </w:r>
+      <w:r>
+        <w:rPr>
+          <w:rFonts w:ascii="Aptos" w:hAnsi="Aptos"/>
+          <w:lang w:val="ru-RU"/>
+        </w:rPr>
+        <w:t>_</w:t>
+      </w:r>
+      <w:r>
+        <w:rPr>
+          <w:rFonts w:ascii="Aptos" w:hAnsi="Aptos"/>
+        </w:rPr>
+        <w:t>approval</w:t>
+      </w:r>
+      <w:r>
+        <w:rPr>
+          <w:rFonts w:ascii="Aptos" w:hAnsi="Aptos"/>
+          <w:lang w:val="ru-RU"/>
+        </w:rPr>
+        <w:t xml:space="preserve"> </w:t>
+      </w:r>
+      <w:r>
+        <w:rPr>
+          <w:rFonts w:ascii="Aptos" w:hAnsi="Aptos"/>
+          <w:lang w:val="ru-RU"/>
+        </w:rPr>
+        <w:t>– если все заявки получены.</w:t>
+      </w:r>
+      <w:r>
+        <w:rPr>
+          <w:rFonts w:ascii="Aptos" w:hAnsi="Aptos"/>
+          <w:lang w:val="ru-RU"/>
+        </w:rPr>
+        <w:t xml:space="preserve"> </w:t>
+      </w:r>
+      <w:r>
+        <w:rPr>
+          <w:rFonts w:ascii="Aptos" w:hAnsi="Aptos"/>
+          <w:lang w:val="ru-RU"/>
+        </w:rPr>
         <w:br/>
       </w:r>
       <w:r>
@@ -6775,42 +1925,7 @@
           <w:rFonts w:ascii="Aptos" w:hAnsi="Aptos"/>
           <w:lang w:val="ru-RU"/>
         </w:rPr>
-        <w:t>Этап</w:t>
-      </w:r>
-      <w:r>
-        <w:rPr>
-          <w:rFonts w:ascii="Aptos" w:hAnsi="Aptos"/>
-          <w:lang w:val="ru-RU"/>
-        </w:rPr>
-        <w:t xml:space="preserve"> </w:t>
-      </w:r>
-      <w:r>
-        <w:rPr>
-          <w:rFonts w:ascii="Aptos" w:hAnsi="Aptos"/>
-          <w:lang w:val="ru-RU"/>
-        </w:rPr>
-        <w:t>ответственного</w:t>
-      </w:r>
-      <w:r>
-        <w:rPr>
-          <w:rFonts w:ascii="Aptos" w:hAnsi="Aptos"/>
-          <w:lang w:val="ru-RU"/>
-        </w:rPr>
-        <w:t xml:space="preserve"> </w:t>
-      </w:r>
-      <w:r>
-        <w:rPr>
-          <w:rFonts w:ascii="Aptos" w:hAnsi="Aptos"/>
-          <w:lang w:val="ru-RU"/>
-        </w:rPr>
-        <w:t>ЦФО</w:t>
-      </w:r>
-      <w:r>
-        <w:rPr>
-          <w:rFonts w:ascii="Aptos" w:hAnsi="Aptos"/>
-          <w:lang w:val="ru-RU"/>
-        </w:rPr>
-        <w:t xml:space="preserve">: </w:t>
+        <w:t xml:space="preserve">Статус группировки ЦФО: </w:t>
       </w:r>
       <w:r>
         <w:rPr>
@@ -6823,28 +1938,7 @@
           <w:rFonts w:ascii="Aptos" w:hAnsi="Aptos"/>
           <w:lang w:val="ru-RU"/>
         </w:rPr>
-        <w:t xml:space="preserve"> – </w:t>
-      </w:r>
-      <w:r>
-        <w:rPr>
-          <w:rFonts w:ascii="Aptos" w:hAnsi="Aptos"/>
-          <w:lang w:val="ru-RU"/>
-        </w:rPr>
-        <w:t>если</w:t>
-      </w:r>
-      <w:r>
-        <w:rPr>
-          <w:rFonts w:ascii="Aptos" w:hAnsi="Aptos"/>
-          <w:lang w:val="ru-RU"/>
-        </w:rPr>
-        <w:t xml:space="preserve"> </w:t>
-      </w:r>
-      <w:r>
-        <w:rPr>
-          <w:rFonts w:ascii="Aptos" w:hAnsi="Aptos"/>
-          <w:lang w:val="ru-RU"/>
-        </w:rPr>
-        <w:t xml:space="preserve">еще не все модули отправили заявки, </w:t>
+        <w:t xml:space="preserve"> или </w:t>
       </w:r>
       <w:r>
         <w:rPr>
@@ -6855,7 +1949,6 @@
       <w:r>
         <w:rPr>
           <w:rFonts w:ascii="Aptos" w:hAnsi="Aptos"/>
-          <w:lang w:val="ru-RU"/>
         </w:rPr>
         <w:t>_</w:t>
       </w:r>
@@ -6863,76 +1956,8 @@
         <w:rPr>
           <w:rFonts w:ascii="Aptos" w:hAnsi="Aptos"/>
         </w:rPr>
-        <w:t>approval</w:t>
-      </w:r>
-      <w:r>
-        <w:rPr>
-          <w:rFonts w:ascii="Aptos" w:hAnsi="Aptos"/>
-          <w:lang w:val="ru-RU"/>
-        </w:rPr>
-        <w:t xml:space="preserve"> </w:t>
-      </w:r>
-      <w:r>
-        <w:rPr>
-          <w:rFonts w:ascii="Aptos" w:hAnsi="Aptos"/>
-          <w:lang w:val="ru-RU"/>
-        </w:rPr>
-        <w:t>– если все заявки получены.</w:t>
-      </w:r>
-      <w:r>
-        <w:rPr>
-          <w:rFonts w:ascii="Aptos" w:hAnsi="Aptos"/>
-          <w:lang w:val="ru-RU"/>
-        </w:rPr>
-        <w:t xml:space="preserve"> </w:t>
-      </w:r>
-      <w:r>
-        <w:rPr>
-          <w:rFonts w:ascii="Aptos" w:hAnsi="Aptos"/>
-          <w:lang w:val="ru-RU"/>
-        </w:rPr>
-        <w:br/>
-      </w:r>
-      <w:r>
-        <w:rPr>
-          <w:rFonts w:ascii="Aptos" w:hAnsi="Aptos"/>
-          <w:lang w:val="ru-RU"/>
-        </w:rPr>
-        <w:t xml:space="preserve">Статус группировки ЦФО: </w:t>
-      </w:r>
-      <w:r>
-        <w:rPr>
-          <w:rFonts w:ascii="Aptos" w:hAnsi="Aptos"/>
-        </w:rPr>
-        <w:t>waiting</w:t>
-      </w:r>
-      <w:r>
-        <w:rPr>
-          <w:rFonts w:ascii="Aptos" w:hAnsi="Aptos"/>
-          <w:lang w:val="ru-RU"/>
-        </w:rPr>
-        <w:t xml:space="preserve"> или </w:t>
-      </w:r>
-      <w:proofErr w:type="spellStart"/>
-      <w:r>
-        <w:rPr>
-          <w:rFonts w:ascii="Aptos" w:hAnsi="Aptos"/>
-        </w:rPr>
-        <w:t>on</w:t>
-      </w:r>
-      <w:r>
-        <w:rPr>
-          <w:rFonts w:ascii="Aptos" w:hAnsi="Aptos"/>
-        </w:rPr>
-        <w:t>_</w:t>
-      </w:r>
-      <w:r>
-        <w:rPr>
-          <w:rFonts w:ascii="Aptos" w:hAnsi="Aptos"/>
-        </w:rPr>
         <w:t>review</w:t>
       </w:r>
-      <w:proofErr w:type="spellEnd"/>
       <w:r>
         <w:rPr>
           <w:rFonts w:ascii="Aptos" w:hAnsi="Aptos"/>
@@ -6965,6 +1990,72 @@
           <w:rFonts w:ascii="Aptos" w:hAnsi="Aptos"/>
           <w:lang w:val="ru-RU"/>
         </w:rPr>
+        <w:t xml:space="preserve"> (</w:t>
+      </w:r>
+      <w:r>
+        <w:rPr>
+          <w:rFonts w:ascii="Aptos" w:hAnsi="Aptos"/>
+        </w:rPr>
+        <w:t>on</w:t>
+      </w:r>
+      <w:r>
+        <w:rPr>
+          <w:rFonts w:ascii="Aptos" w:hAnsi="Aptos"/>
+          <w:lang w:val="ru-RU"/>
+        </w:rPr>
+        <w:t>_</w:t>
+      </w:r>
+      <w:r>
+        <w:rPr>
+          <w:rFonts w:ascii="Aptos" w:hAnsi="Aptos"/>
+        </w:rPr>
+        <w:t>review</w:t>
+      </w:r>
+      <w:r>
+        <w:rPr>
+          <w:rFonts w:ascii="Aptos" w:hAnsi="Aptos"/>
+          <w:lang w:val="ru-RU"/>
+        </w:rPr>
+        <w:t xml:space="preserve"> | </w:t>
+      </w:r>
+      <w:r>
+        <w:rPr>
+          <w:rFonts w:ascii="Aptos" w:hAnsi="Aptos"/>
+        </w:rPr>
+        <w:t>on</w:t>
+      </w:r>
+      <w:r>
+        <w:rPr>
+          <w:rFonts w:ascii="Aptos" w:hAnsi="Aptos"/>
+          <w:lang w:val="ru-RU"/>
+        </w:rPr>
+        <w:t>_</w:t>
+      </w:r>
+      <w:r>
+        <w:rPr>
+          <w:rFonts w:ascii="Aptos" w:hAnsi="Aptos"/>
+        </w:rPr>
+        <w:t>review</w:t>
+      </w:r>
+      <w:r>
+        <w:rPr>
+          <w:rFonts w:ascii="Aptos" w:hAnsi="Aptos"/>
+          <w:lang w:val="ru-RU"/>
+        </w:rPr>
+        <w:t>)</w:t>
+      </w:r>
+      <w:r>
+        <w:rPr>
+          <w:rFonts w:ascii="Aptos" w:hAnsi="Aptos"/>
+          <w:lang w:val="ru-RU"/>
+        </w:rPr>
+        <w:t>.</w:t>
+      </w:r>
+      <w:r>
+        <w:rPr>
+          <w:rFonts w:ascii="Aptos" w:hAnsi="Aptos"/>
+          <w:lang w:val="ru-RU"/>
+        </w:rPr>
         <w:t xml:space="preserve"> </w:t>
       </w:r>
       <w:r>
@@ -6972,7 +2063,61 @@
           <w:rFonts w:ascii="Aptos" w:hAnsi="Aptos"/>
           <w:lang w:val="ru-RU"/>
         </w:rPr>
-        <w:t>(</w:t>
+        <w:t>Также может не принять отдельные строки, либо всю заявку (</w:t>
+      </w:r>
+      <w:r>
+        <w:rPr>
+          <w:rFonts w:ascii="Aptos" w:hAnsi="Aptos"/>
+        </w:rPr>
+        <w:t>rejected</w:t>
+      </w:r>
+      <w:r>
+        <w:rPr>
+          <w:rFonts w:ascii="Aptos" w:hAnsi="Aptos"/>
+          <w:lang w:val="ru-RU"/>
+        </w:rPr>
+        <w:t xml:space="preserve"> </w:t>
+      </w:r>
+      <w:r>
+        <w:rPr>
+          <w:rFonts w:ascii="Aptos" w:hAnsi="Aptos"/>
+          <w:lang w:val="ru-RU"/>
+        </w:rPr>
+        <w:t xml:space="preserve">| </w:t>
+      </w:r>
+      <w:r>
+        <w:rPr>
+          <w:rFonts w:ascii="Aptos" w:hAnsi="Aptos"/>
+        </w:rPr>
+        <w:t>rejected</w:t>
+      </w:r>
+      <w:r>
+        <w:rPr>
+          <w:rFonts w:ascii="Aptos" w:hAnsi="Aptos"/>
+          <w:lang w:val="ru-RU"/>
+        </w:rPr>
+        <w:t>)</w:t>
+      </w:r>
+      <w:r>
+        <w:rPr>
+          <w:rFonts w:ascii="Aptos" w:hAnsi="Aptos"/>
+          <w:lang w:val="ru-RU"/>
+        </w:rPr>
+        <w:t xml:space="preserve">. </w:t>
+      </w:r>
+      <w:r>
+        <w:rPr>
+          <w:rFonts w:ascii="Aptos" w:hAnsi="Aptos"/>
+          <w:lang w:val="ru-RU"/>
+        </w:rPr>
+        <w:t xml:space="preserve">После редактирования, либо </w:t>
+      </w:r>
+      <w:r>
+        <w:rPr>
+          <w:rFonts w:ascii="Aptos" w:hAnsi="Aptos"/>
+          <w:lang w:val="ru-RU"/>
+        </w:rPr>
+        <w:t>если все было и так норм, то без редактирования, может отправить всё на согласование экономисту ЦФО (</w:t>
       </w:r>
       <w:r>
         <w:rPr>
@@ -6998,7 +2143,41 @@
           <w:rFonts w:ascii="Aptos" w:hAnsi="Aptos"/>
           <w:lang w:val="ru-RU"/>
         </w:rPr>
-        <w:t xml:space="preserve"> | </w:t>
+        <w:t xml:space="preserve"> </w:t>
+      </w:r>
+      <w:r>
+        <w:rPr>
+          <w:rFonts w:ascii="Aptos" w:hAnsi="Aptos"/>
+          <w:lang w:val="ru-RU"/>
+        </w:rPr>
+        <w:t>\</w:t>
+      </w:r>
+      <w:r>
+        <w:rPr>
+          <w:rFonts w:ascii="Aptos" w:hAnsi="Aptos"/>
+          <w:lang w:val="ru-RU"/>
+        </w:rPr>
+        <w:t xml:space="preserve"> </w:t>
+      </w:r>
+      <w:r>
+        <w:rPr>
+          <w:rFonts w:ascii="Aptos" w:hAnsi="Aptos"/>
+        </w:rPr>
+        <w:t>rejected</w:t>
+      </w:r>
+      <w:r>
+        <w:rPr>
+          <w:rFonts w:ascii="Aptos" w:hAnsi="Aptos"/>
+          <w:lang w:val="ru-RU"/>
+        </w:rPr>
+        <w:t xml:space="preserve"> </w:t>
+      </w:r>
+      <w:r>
+        <w:rPr>
+          <w:rFonts w:ascii="Aptos" w:hAnsi="Aptos"/>
+          <w:lang w:val="ru-RU"/>
+        </w:rPr>
+        <w:t xml:space="preserve">| </w:t>
       </w:r>
       <w:r>
         <w:rPr>
@@ -7031,7 +2210,21 @@
           <w:rFonts w:ascii="Aptos" w:hAnsi="Aptos"/>
           <w:lang w:val="ru-RU"/>
         </w:rPr>
-        <w:t>.</w:t>
+        <w:t xml:space="preserve">. </w:t>
+      </w:r>
+      <w:r>
+        <w:rPr>
+          <w:rFonts w:ascii="Aptos" w:hAnsi="Aptos"/>
+          <w:lang w:val="ru-RU"/>
+        </w:rPr>
+        <w:br/>
+      </w:r>
+      <w:r>
+        <w:rPr>
+          <w:rFonts w:ascii="Aptos" w:hAnsi="Aptos"/>
+          <w:lang w:val="ru-RU"/>
+        </w:rPr>
+        <w:t>Этап</w:t>
       </w:r>
       <w:r>
         <w:rPr>
@@ -7045,20 +2238,7 @@
           <w:rFonts w:ascii="Aptos" w:hAnsi="Aptos"/>
           <w:lang w:val="ru-RU"/>
         </w:rPr>
-        <w:t xml:space="preserve">Также может не принять отдельные строки, либо всю заявку </w:t>
-      </w:r>
-      <w:r>
-        <w:rPr>
-          <w:rFonts w:ascii="Aptos" w:hAnsi="Aptos"/>
-          <w:lang w:val="ru-RU"/>
-        </w:rPr>
-        <w:t>(</w:t>
-      </w:r>
-      <w:r>
-        <w:rPr>
-          <w:rFonts w:ascii="Aptos" w:hAnsi="Aptos"/>
-        </w:rPr>
-        <w:t>rejected</w:t>
+        <w:t>ответственного</w:t>
       </w:r>
       <w:r>
         <w:rPr>
@@ -7072,48 +2252,69 @@
           <w:rFonts w:ascii="Aptos" w:hAnsi="Aptos"/>
           <w:lang w:val="ru-RU"/>
         </w:rPr>
-        <w:t xml:space="preserve">| </w:t>
-      </w:r>
-      <w:r>
-        <w:rPr>
-          <w:rFonts w:ascii="Aptos" w:hAnsi="Aptos"/>
-        </w:rPr>
-        <w:t>rejected</w:t>
-      </w:r>
-      <w:r>
-        <w:rPr>
-          <w:rFonts w:ascii="Aptos" w:hAnsi="Aptos"/>
-          <w:lang w:val="ru-RU"/>
-        </w:rPr>
-        <w:t>)</w:t>
-      </w:r>
-      <w:r>
-        <w:rPr>
-          <w:rFonts w:ascii="Aptos" w:hAnsi="Aptos"/>
-          <w:lang w:val="ru-RU"/>
-        </w:rPr>
-        <w:t xml:space="preserve">. </w:t>
-      </w:r>
-      <w:r>
-        <w:rPr>
-          <w:rFonts w:ascii="Aptos" w:hAnsi="Aptos"/>
-          <w:lang w:val="ru-RU"/>
-        </w:rPr>
-        <w:t xml:space="preserve">После редактирования, либо </w:t>
-      </w:r>
-      <w:r>
-        <w:rPr>
-          <w:rFonts w:ascii="Aptos" w:hAnsi="Aptos"/>
-          <w:lang w:val="ru-RU"/>
-        </w:rPr>
-        <w:t xml:space="preserve">если все было и так норм, то без редактирования, может отправить всё на согласование экономисту ЦФО </w:t>
-      </w:r>
-      <w:r>
-        <w:rPr>
-          <w:rFonts w:ascii="Aptos" w:hAnsi="Aptos"/>
-          <w:lang w:val="ru-RU"/>
-        </w:rPr>
-        <w:t>(</w:t>
+        <w:t>ЦФО</w:t>
+      </w:r>
+      <w:r>
+        <w:rPr>
+          <w:rFonts w:ascii="Aptos" w:hAnsi="Aptos"/>
+          <w:lang w:val="ru-RU"/>
+        </w:rPr>
+        <w:t xml:space="preserve">: </w:t>
+      </w:r>
+      <w:r>
+        <w:rPr>
+          <w:rFonts w:ascii="Aptos" w:hAnsi="Aptos"/>
+        </w:rPr>
+        <w:t>waiting</w:t>
+      </w:r>
+      <w:r>
+        <w:rPr>
+          <w:rFonts w:ascii="Aptos" w:hAnsi="Aptos"/>
+          <w:lang w:val="ru-RU"/>
+        </w:rPr>
+        <w:t xml:space="preserve"> – </w:t>
+      </w:r>
+      <w:r>
+        <w:rPr>
+          <w:rFonts w:ascii="Aptos" w:hAnsi="Aptos"/>
+          <w:lang w:val="ru-RU"/>
+        </w:rPr>
+        <w:t>если</w:t>
+      </w:r>
+      <w:r>
+        <w:rPr>
+          <w:rFonts w:ascii="Aptos" w:hAnsi="Aptos"/>
+          <w:lang w:val="ru-RU"/>
+        </w:rPr>
+        <w:t xml:space="preserve"> </w:t>
+      </w:r>
+      <w:r>
+        <w:rPr>
+          <w:rFonts w:ascii="Aptos" w:hAnsi="Aptos"/>
+          <w:lang w:val="ru-RU"/>
+        </w:rPr>
+        <w:t xml:space="preserve">ожидает </w:t>
+      </w:r>
+      <w:r>
+        <w:rPr>
+          <w:rFonts w:ascii="Aptos" w:hAnsi="Aptos"/>
+          <w:lang w:val="ru-RU"/>
+        </w:rPr>
+        <w:t>другие заявки</w:t>
+      </w:r>
+      <w:r>
+        <w:rPr>
+          <w:rFonts w:ascii="Aptos" w:hAnsi="Aptos"/>
+          <w:lang w:val="ru-RU"/>
+        </w:rPr>
+        <w:t>,</w:t>
+      </w:r>
+      <w:r>
+        <w:rPr>
+          <w:rFonts w:ascii="Aptos" w:hAnsi="Aptos"/>
+          <w:lang w:val="ru-RU"/>
+        </w:rPr>
+        <w:t xml:space="preserve"> </w:t>
       </w:r>
       <w:r>
         <w:rPr>
@@ -7132,7 +2333,14 @@
         <w:rPr>
           <w:rFonts w:ascii="Aptos" w:hAnsi="Aptos"/>
         </w:rPr>
-        <w:t>review</w:t>
+        <w:t>approval</w:t>
+      </w:r>
+      <w:r>
+        <w:rPr>
+          <w:rFonts w:ascii="Aptos" w:hAnsi="Aptos"/>
+          <w:lang w:val="ru-RU"/>
+        </w:rPr>
+        <w:t xml:space="preserve"> – если получил все заявки,</w:t>
       </w:r>
       <w:r>
         <w:rPr>
@@ -7144,9 +2352,21 @@
       <w:r>
         <w:rPr>
           <w:rFonts w:ascii="Aptos" w:hAnsi="Aptos"/>
-          <w:lang w:val="ru-RU"/>
-        </w:rPr>
-        <w:t>\</w:t>
+        </w:rPr>
+        <w:t>on</w:t>
+      </w:r>
+      <w:r>
+        <w:rPr>
+          <w:rFonts w:ascii="Aptos" w:hAnsi="Aptos"/>
+          <w:lang w:val="ru-RU"/>
+        </w:rPr>
+        <w:t>_</w:t>
+      </w:r>
+      <w:r>
+        <w:rPr>
+          <w:rFonts w:ascii="Aptos" w:hAnsi="Aptos"/>
+        </w:rPr>
+        <w:t>revision</w:t>
       </w:r>
       <w:r>
         <w:rPr>
@@ -7158,8 +2378,16 @@
       <w:r>
         <w:rPr>
           <w:rFonts w:ascii="Aptos" w:hAnsi="Aptos"/>
-        </w:rPr>
-        <w:t>rejected</w:t>
+          <w:lang w:val="ru-RU"/>
+        </w:rPr>
+        <w:t xml:space="preserve">– </w:t>
+      </w:r>
+      <w:r>
+        <w:rPr>
+          <w:rFonts w:ascii="Aptos" w:hAnsi="Aptos"/>
+          <w:lang w:val="ru-RU"/>
+        </w:rPr>
+        <w:t>если</w:t>
       </w:r>
       <w:r>
         <w:rPr>
@@ -7173,40 +2401,27 @@
           <w:rFonts w:ascii="Aptos" w:hAnsi="Aptos"/>
           <w:lang w:val="ru-RU"/>
         </w:rPr>
-        <w:t xml:space="preserve">| </w:t>
-      </w:r>
-      <w:r>
-        <w:rPr>
-          <w:rFonts w:ascii="Aptos" w:hAnsi="Aptos"/>
-        </w:rPr>
-        <w:t>on</w:t>
-      </w:r>
-      <w:r>
-        <w:rPr>
-          <w:rFonts w:ascii="Aptos" w:hAnsi="Aptos"/>
-          <w:lang w:val="ru-RU"/>
-        </w:rPr>
-        <w:t>_</w:t>
-      </w:r>
-      <w:r>
-        <w:rPr>
-          <w:rFonts w:ascii="Aptos" w:hAnsi="Aptos"/>
-        </w:rPr>
-        <w:t>review</w:t>
-      </w:r>
-      <w:r>
-        <w:rPr>
-          <w:rFonts w:ascii="Aptos" w:hAnsi="Aptos"/>
-          <w:lang w:val="ru-RU"/>
-        </w:rPr>
-        <w:t>)</w:t>
-      </w:r>
-      <w:r>
-        <w:rPr>
-          <w:rFonts w:ascii="Aptos" w:hAnsi="Aptos"/>
-          <w:lang w:val="ru-RU"/>
-        </w:rPr>
-        <w:t xml:space="preserve">. </w:t>
+        <w:t>ожидает правки от модуля\сам редактирует после правок экономиста,</w:t>
+      </w:r>
+      <w:r>
+        <w:rPr>
+          <w:rFonts w:ascii="Aptos" w:hAnsi="Aptos"/>
+          <w:lang w:val="ru-RU"/>
+        </w:rPr>
+        <w:t xml:space="preserve"> </w:t>
+      </w:r>
+      <w:r>
+        <w:rPr>
+          <w:rFonts w:ascii="Aptos" w:hAnsi="Aptos"/>
+        </w:rPr>
+        <w:t>approved</w:t>
+      </w:r>
+      <w:r>
+        <w:rPr>
+          <w:rFonts w:ascii="Aptos" w:hAnsi="Aptos"/>
+          <w:lang w:val="ru-RU"/>
+        </w:rPr>
+        <w:t xml:space="preserve"> – если все отправлено экономисту. </w:t>
       </w:r>
       <w:r>
         <w:rPr>
@@ -7220,246 +2435,6 @@
           <w:rFonts w:ascii="Aptos" w:hAnsi="Aptos"/>
           <w:lang w:val="ru-RU"/>
         </w:rPr>
-        <w:t>Этап</w:t>
-      </w:r>
-      <w:r>
-        <w:rPr>
-          <w:rFonts w:ascii="Aptos" w:hAnsi="Aptos"/>
-          <w:lang w:val="ru-RU"/>
-        </w:rPr>
-        <w:t xml:space="preserve"> </w:t>
-      </w:r>
-      <w:r>
-        <w:rPr>
-          <w:rFonts w:ascii="Aptos" w:hAnsi="Aptos"/>
-          <w:lang w:val="ru-RU"/>
-        </w:rPr>
-        <w:t>ответственного</w:t>
-      </w:r>
-      <w:r>
-        <w:rPr>
-          <w:rFonts w:ascii="Aptos" w:hAnsi="Aptos"/>
-          <w:lang w:val="ru-RU"/>
-        </w:rPr>
-        <w:t xml:space="preserve"> </w:t>
-      </w:r>
-      <w:r>
-        <w:rPr>
-          <w:rFonts w:ascii="Aptos" w:hAnsi="Aptos"/>
-          <w:lang w:val="ru-RU"/>
-        </w:rPr>
-        <w:t>ЦФО</w:t>
-      </w:r>
-      <w:r>
-        <w:rPr>
-          <w:rFonts w:ascii="Aptos" w:hAnsi="Aptos"/>
-          <w:lang w:val="ru-RU"/>
-        </w:rPr>
-        <w:t xml:space="preserve">: </w:t>
-      </w:r>
-      <w:r>
-        <w:rPr>
-          <w:rFonts w:ascii="Aptos" w:hAnsi="Aptos"/>
-        </w:rPr>
-        <w:t>waiting</w:t>
-      </w:r>
-      <w:r>
-        <w:rPr>
-          <w:rFonts w:ascii="Aptos" w:hAnsi="Aptos"/>
-          <w:lang w:val="ru-RU"/>
-        </w:rPr>
-        <w:t xml:space="preserve"> – </w:t>
-      </w:r>
-      <w:r>
-        <w:rPr>
-          <w:rFonts w:ascii="Aptos" w:hAnsi="Aptos"/>
-          <w:lang w:val="ru-RU"/>
-        </w:rPr>
-        <w:t>если</w:t>
-      </w:r>
-      <w:r>
-        <w:rPr>
-          <w:rFonts w:ascii="Aptos" w:hAnsi="Aptos"/>
-          <w:lang w:val="ru-RU"/>
-        </w:rPr>
-        <w:t xml:space="preserve"> </w:t>
-      </w:r>
-      <w:r>
-        <w:rPr>
-          <w:rFonts w:ascii="Aptos" w:hAnsi="Aptos"/>
-          <w:lang w:val="ru-RU"/>
-        </w:rPr>
-        <w:t xml:space="preserve">ожидает </w:t>
-      </w:r>
-      <w:r>
-        <w:rPr>
-          <w:rFonts w:ascii="Aptos" w:hAnsi="Aptos"/>
-          <w:lang w:val="ru-RU"/>
-        </w:rPr>
-        <w:t>другие заявки</w:t>
-      </w:r>
-      <w:r>
-        <w:rPr>
-          <w:rFonts w:ascii="Aptos" w:hAnsi="Aptos"/>
-          <w:lang w:val="ru-RU"/>
-        </w:rPr>
-        <w:t>,</w:t>
-      </w:r>
-      <w:r>
-        <w:rPr>
-          <w:rFonts w:ascii="Aptos" w:hAnsi="Aptos"/>
-          <w:lang w:val="ru-RU"/>
-        </w:rPr>
-        <w:t xml:space="preserve"> </w:t>
-      </w:r>
-      <w:r>
-        <w:rPr>
-          <w:rFonts w:ascii="Aptos" w:hAnsi="Aptos"/>
-        </w:rPr>
-        <w:t>on</w:t>
-      </w:r>
-      <w:r>
-        <w:rPr>
-          <w:rFonts w:ascii="Aptos" w:hAnsi="Aptos"/>
-          <w:lang w:val="ru-RU"/>
-        </w:rPr>
-        <w:t>_</w:t>
-      </w:r>
-      <w:r>
-        <w:rPr>
-          <w:rFonts w:ascii="Aptos" w:hAnsi="Aptos"/>
-        </w:rPr>
-        <w:t>approval</w:t>
-      </w:r>
-      <w:r>
-        <w:rPr>
-          <w:rFonts w:ascii="Aptos" w:hAnsi="Aptos"/>
-          <w:lang w:val="ru-RU"/>
-        </w:rPr>
-        <w:t xml:space="preserve"> – если получил все заявки,</w:t>
-      </w:r>
-      <w:r>
-        <w:rPr>
-          <w:rFonts w:ascii="Aptos" w:hAnsi="Aptos"/>
-          <w:lang w:val="ru-RU"/>
-        </w:rPr>
-        <w:t xml:space="preserve"> </w:t>
-      </w:r>
-      <w:r>
-        <w:rPr>
-          <w:rFonts w:ascii="Aptos" w:hAnsi="Aptos"/>
-        </w:rPr>
-        <w:t>on</w:t>
-      </w:r>
-      <w:r>
-        <w:rPr>
-          <w:rFonts w:ascii="Aptos" w:hAnsi="Aptos"/>
-          <w:lang w:val="ru-RU"/>
-        </w:rPr>
-        <w:t>_</w:t>
-      </w:r>
-      <w:r>
-        <w:rPr>
-          <w:rFonts w:ascii="Aptos" w:hAnsi="Aptos"/>
-        </w:rPr>
-        <w:t>revision</w:t>
-      </w:r>
-      <w:r>
-        <w:rPr>
-          <w:rFonts w:ascii="Aptos" w:hAnsi="Aptos"/>
-          <w:lang w:val="ru-RU"/>
-        </w:rPr>
-        <w:t xml:space="preserve"> </w:t>
-      </w:r>
-      <w:r>
-        <w:rPr>
-          <w:rFonts w:ascii="Aptos" w:hAnsi="Aptos"/>
-          <w:lang w:val="ru-RU"/>
-        </w:rPr>
-        <w:t xml:space="preserve">– </w:t>
-      </w:r>
-      <w:r>
-        <w:rPr>
-          <w:rFonts w:ascii="Aptos" w:hAnsi="Aptos"/>
-          <w:lang w:val="ru-RU"/>
-        </w:rPr>
-        <w:t>если</w:t>
-      </w:r>
-      <w:r>
-        <w:rPr>
-          <w:rFonts w:ascii="Aptos" w:hAnsi="Aptos"/>
-          <w:lang w:val="ru-RU"/>
-        </w:rPr>
-        <w:t xml:space="preserve"> </w:t>
-      </w:r>
-      <w:r>
-        <w:rPr>
-          <w:rFonts w:ascii="Aptos" w:hAnsi="Aptos"/>
-          <w:lang w:val="ru-RU"/>
-        </w:rPr>
-        <w:t>ожидает правки от модуля</w:t>
-      </w:r>
-      <w:r>
-        <w:rPr>
-          <w:rFonts w:ascii="Aptos" w:hAnsi="Aptos"/>
-          <w:lang w:val="ru-RU"/>
-        </w:rPr>
-        <w:t>\сам редактирует после правок экономиста</w:t>
-      </w:r>
-      <w:r>
-        <w:rPr>
-          <w:rFonts w:ascii="Aptos" w:hAnsi="Aptos"/>
-          <w:lang w:val="ru-RU"/>
-        </w:rPr>
-        <w:t>,</w:t>
-      </w:r>
-      <w:r>
-        <w:rPr>
-          <w:rFonts w:ascii="Aptos" w:hAnsi="Aptos"/>
-          <w:lang w:val="ru-RU"/>
-        </w:rPr>
-        <w:t xml:space="preserve"> </w:t>
-      </w:r>
-      <w:r>
-        <w:rPr>
-          <w:rFonts w:ascii="Aptos" w:hAnsi="Aptos"/>
-        </w:rPr>
-        <w:t>approved</w:t>
-      </w:r>
-      <w:r>
-        <w:rPr>
-          <w:rFonts w:ascii="Aptos" w:hAnsi="Aptos"/>
-          <w:lang w:val="ru-RU"/>
-        </w:rPr>
-        <w:t xml:space="preserve"> – если </w:t>
-      </w:r>
-      <w:r>
-        <w:rPr>
-          <w:rFonts w:ascii="Aptos" w:hAnsi="Aptos"/>
-          <w:lang w:val="ru-RU"/>
-        </w:rPr>
-        <w:t>все отправлено экономисту</w:t>
-      </w:r>
-      <w:r>
-        <w:rPr>
-          <w:rFonts w:ascii="Aptos" w:hAnsi="Aptos"/>
-          <w:lang w:val="ru-RU"/>
-        </w:rPr>
-        <w:t xml:space="preserve">. </w:t>
-      </w:r>
-      <w:r>
-        <w:rPr>
-          <w:rFonts w:ascii="Aptos" w:hAnsi="Aptos"/>
-          <w:lang w:val="ru-RU"/>
-        </w:rPr>
-        <w:br/>
-      </w:r>
-      <w:r>
-        <w:rPr>
-          <w:rFonts w:ascii="Aptos" w:hAnsi="Aptos"/>
-          <w:lang w:val="ru-RU"/>
-        </w:rPr>
-        <w:lastRenderedPageBreak/>
         <w:t xml:space="preserve">Статус группировки ЦФО: </w:t>
       </w:r>
       <w:r>
@@ -7588,42 +2563,7 @@
           <w:rFonts w:ascii="Aptos" w:hAnsi="Aptos"/>
           <w:lang w:val="ru-RU"/>
         </w:rPr>
-        <w:t xml:space="preserve">Экономист ЦФО может редактировать фактическую сумму с комментарием, либо </w:t>
-      </w:r>
-      <w:r>
-        <w:rPr>
-          <w:rFonts w:ascii="Aptos" w:hAnsi="Aptos"/>
-          <w:lang w:val="ru-RU"/>
-        </w:rPr>
-        <w:t>отправить строку\</w:t>
-      </w:r>
-      <w:r>
-        <w:rPr>
-          <w:rFonts w:ascii="Aptos" w:hAnsi="Aptos"/>
-          <w:lang w:val="ru-RU"/>
-        </w:rPr>
-        <w:t>группировку</w:t>
-      </w:r>
-      <w:r>
-        <w:rPr>
-          <w:rFonts w:ascii="Aptos" w:hAnsi="Aptos"/>
-          <w:lang w:val="ru-RU"/>
-        </w:rPr>
-        <w:t xml:space="preserve"> на доработк</w:t>
-      </w:r>
-      <w:r>
-        <w:rPr>
-          <w:rFonts w:ascii="Aptos" w:hAnsi="Aptos"/>
-          <w:lang w:val="ru-RU"/>
-        </w:rPr>
-        <w:t>у</w:t>
-      </w:r>
-      <w:r>
-        <w:rPr>
-          <w:rFonts w:ascii="Aptos" w:hAnsi="Aptos"/>
-          <w:lang w:val="ru-RU"/>
-        </w:rPr>
-        <w:t>. (</w:t>
+        <w:t>Экономист ЦФО может редактировать фактическую сумму с комментарием, либо отправить строку\группировку на доработку. (</w:t>
       </w:r>
       <w:r>
         <w:rPr>
@@ -7750,21 +2690,7 @@
           <w:rFonts w:ascii="Aptos" w:hAnsi="Aptos"/>
           <w:lang w:val="ru-RU"/>
         </w:rPr>
-        <w:t xml:space="preserve"> отправить всё на согласование </w:t>
-      </w:r>
-      <w:r>
-        <w:rPr>
-          <w:rFonts w:ascii="Aptos" w:hAnsi="Aptos"/>
-          <w:lang w:val="ru-RU"/>
-        </w:rPr>
-        <w:t>далее по маршруту</w:t>
-      </w:r>
-      <w:r>
-        <w:rPr>
-          <w:rFonts w:ascii="Aptos" w:hAnsi="Aptos"/>
-          <w:lang w:val="ru-RU"/>
-        </w:rPr>
-        <w:t xml:space="preserve"> (</w:t>
+        <w:t xml:space="preserve"> отправить всё на согласование далее по маршруту (</w:t>
       </w:r>
       <w:r>
         <w:rPr>
@@ -7918,12 +2844,6 @@
           <w:lang w:val="ru-RU"/>
         </w:rPr>
         <w:br/>
-      </w:r>
-      <w:r>
-        <w:rPr>
-          <w:rFonts w:ascii="Aptos" w:hAnsi="Aptos"/>
-          <w:lang w:val="ru-RU"/>
-        </w:rPr>
         <w:t>Этап</w:t>
       </w:r>
       <w:r>
@@ -7993,21 +2913,7 @@
           <w:rFonts w:ascii="Aptos" w:hAnsi="Aptos"/>
           <w:lang w:val="ru-RU"/>
         </w:rPr>
-        <w:t xml:space="preserve">ожидает </w:t>
-      </w:r>
-      <w:r>
-        <w:rPr>
-          <w:rFonts w:ascii="Aptos" w:hAnsi="Aptos"/>
-          <w:lang w:val="ru-RU"/>
-        </w:rPr>
-        <w:t>другие ЦФО\если отправил на правки ответственному ЦФО</w:t>
-      </w:r>
-      <w:r>
-        <w:rPr>
-          <w:rFonts w:ascii="Aptos" w:hAnsi="Aptos"/>
-          <w:lang w:val="ru-RU"/>
-        </w:rPr>
-        <w:t>,</w:t>
+        <w:t>ожидает другие ЦФО\если отправил на правки ответственному ЦФО,</w:t>
       </w:r>
       <w:r>
         <w:rPr>
@@ -8115,14 +3021,7 @@
           <w:rFonts w:ascii="Aptos" w:hAnsi="Aptos"/>
           <w:lang w:val="ru-RU"/>
         </w:rPr>
-        <w:t>(+ сам может редактировать факт и комментарий)</w:t>
-      </w:r>
-      <w:r>
-        <w:rPr>
-          <w:rFonts w:ascii="Aptos" w:hAnsi="Aptos"/>
-          <w:lang w:val="ru-RU"/>
-        </w:rPr>
-        <w:t>,</w:t>
+        <w:t>(+ сам может редактировать факт и комментарий),</w:t>
       </w:r>
       <w:r>
         <w:rPr>
@@ -8142,21 +3041,7 @@
           <w:rFonts w:ascii="Aptos" w:hAnsi="Aptos"/>
           <w:lang w:val="ru-RU"/>
         </w:rPr>
-        <w:t xml:space="preserve"> – если все отправлено </w:t>
-      </w:r>
-      <w:r>
-        <w:rPr>
-          <w:rFonts w:ascii="Aptos" w:hAnsi="Aptos"/>
-          <w:lang w:val="ru-RU"/>
-        </w:rPr>
-        <w:t>согласующим далее</w:t>
-      </w:r>
-      <w:r>
-        <w:rPr>
-          <w:rFonts w:ascii="Aptos" w:hAnsi="Aptos"/>
-          <w:lang w:val="ru-RU"/>
-        </w:rPr>
-        <w:t xml:space="preserve">. </w:t>
+        <w:t xml:space="preserve"> – если все отправлено согласующим далее. </w:t>
       </w:r>
       <w:r>
         <w:rPr>
@@ -8238,21 +3123,7 @@
           <w:rFonts w:ascii="Aptos" w:hAnsi="Aptos"/>
           <w:lang w:val="ru-RU"/>
         </w:rPr>
-        <w:t xml:space="preserve"> – если все</w:t>
-      </w:r>
-      <w:r>
-        <w:rPr>
-          <w:rFonts w:ascii="Aptos" w:hAnsi="Aptos"/>
-          <w:lang w:val="ru-RU"/>
-        </w:rPr>
-        <w:t xml:space="preserve"> заморожено и</w:t>
-      </w:r>
-      <w:r>
-        <w:rPr>
-          <w:rFonts w:ascii="Aptos" w:hAnsi="Aptos"/>
-          <w:lang w:val="ru-RU"/>
-        </w:rPr>
-        <w:t xml:space="preserve"> отправлено согласующим далее.</w:t>
+        <w:t xml:space="preserve"> – если все заморожено и отправлено согласующим далее.</w:t>
       </w:r>
     </w:p>
     <w:p>
@@ -8272,14 +3143,7 @@
           <w:rFonts w:ascii="Aptos" w:hAnsi="Aptos"/>
           <w:lang w:val="ru-RU"/>
         </w:rPr>
-        <w:t xml:space="preserve">Согласующий может разморозить строку\группировку для правки и отправить обратно нижестоящим </w:t>
-      </w:r>
-      <w:r>
-        <w:rPr>
-          <w:rFonts w:ascii="Aptos" w:hAnsi="Aptos"/>
-          <w:lang w:val="ru-RU"/>
-        </w:rPr>
-        <w:t>(</w:t>
+        <w:t>Согласующий может разморозить строку\группировку для правки и отправить обратно нижестоящим (</w:t>
       </w:r>
       <w:r>
         <w:rPr>
@@ -8431,30 +3295,7 @@
           <w:rFonts w:ascii="Aptos" w:hAnsi="Aptos"/>
           <w:lang w:val="ru-RU"/>
         </w:rPr>
-        <w:t xml:space="preserve">. Либо, если все </w:t>
-      </w:r>
-      <w:proofErr w:type="spellStart"/>
-      <w:r>
-        <w:rPr>
-          <w:rFonts w:ascii="Aptos" w:hAnsi="Aptos"/>
-          <w:lang w:val="ru-RU"/>
-        </w:rPr>
-        <w:t>ок</w:t>
-      </w:r>
-      <w:proofErr w:type="spellEnd"/>
-      <w:r>
-        <w:rPr>
-          <w:rFonts w:ascii="Aptos" w:hAnsi="Aptos"/>
-          <w:lang w:val="ru-RU"/>
-        </w:rPr>
-        <w:t xml:space="preserve">, то согласовать и отправить выше по маршруту </w:t>
-      </w:r>
-      <w:r>
-        <w:rPr>
-          <w:rFonts w:ascii="Aptos" w:hAnsi="Aptos"/>
-          <w:lang w:val="ru-RU"/>
-        </w:rPr>
-        <w:t>(</w:t>
+        <w:t>. Либо, если все ок, то согласовать и отправить выше по маршруту (</w:t>
       </w:r>
       <w:r>
         <w:rPr>
@@ -8606,14 +3447,15 @@
           <w:rFonts w:ascii="Aptos" w:hAnsi="Aptos"/>
           <w:lang w:val="ru-RU"/>
         </w:rPr>
-        <w:t>.</w:t>
-      </w:r>
-      <w:r>
-        <w:rPr>
-          <w:rFonts w:ascii="Aptos" w:hAnsi="Aptos"/>
-          <w:lang w:val="ru-RU"/>
-        </w:rPr>
-        <w:t xml:space="preserve"> В случае получения правок от вышестоящих согласующий может разморозить\заморозить строки, отправить выше на согласование снова, либо отправить ниже на правки с комментарием (комментарий идет к размороженным группировкам\строкам и отправляется в логи согласования)</w:t>
+        <w:t xml:space="preserve">. В случае получения правок от вышестоящих согласующий может </w:t>
+      </w:r>
+      <w:r>
+        <w:rPr>
+          <w:rFonts w:ascii="Aptos" w:hAnsi="Aptos"/>
+          <w:lang w:val="ru-RU"/>
+        </w:rPr>
+        <w:lastRenderedPageBreak/>
+        <w:t>разморозить\заморозить строки, отправить выше на согласование снова, либо отправить ниже на правки с комментарием (комментарий идет к размороженным группировкам\строкам и отправляется в логи согласования)</w:t>
       </w:r>
       <w:r>
         <w:rPr>
@@ -8621,12 +3463,6 @@
           <w:lang w:val="ru-RU"/>
         </w:rPr>
         <w:br/>
-      </w:r>
-      <w:r>
-        <w:rPr>
-          <w:rFonts w:ascii="Aptos" w:hAnsi="Aptos"/>
-          <w:lang w:val="ru-RU"/>
-        </w:rPr>
         <w:t>Этап</w:t>
       </w:r>
       <w:r>
@@ -8939,14 +3775,7 @@
           <w:rFonts w:ascii="Aptos" w:hAnsi="Aptos"/>
           <w:lang w:val="ru-RU"/>
         </w:rPr>
-        <w:t xml:space="preserve">ЗГД </w:t>
-      </w:r>
-      <w:r>
-        <w:rPr>
-          <w:rFonts w:ascii="Aptos" w:hAnsi="Aptos"/>
-          <w:lang w:val="ru-RU"/>
-        </w:rPr>
-        <w:t>может разморозить строку\группировку для правки и отправить обратно нижестоящим (</w:t>
+        <w:t>ЗГД может разморозить строку\группировку для правки и отправить обратно нижестоящим (</w:t>
       </w:r>
       <w:r>
         <w:rPr>
@@ -9098,7 +3927,61 @@
           <w:rFonts w:ascii="Aptos" w:hAnsi="Aptos"/>
           <w:lang w:val="ru-RU"/>
         </w:rPr>
-        <w:t>.</w:t>
+        <w:t xml:space="preserve">. Либо, если все ок, то согласовать (бюджет фиксируется </w:t>
+      </w:r>
+      <w:r>
+        <w:rPr>
+          <w:rFonts w:ascii="Aptos" w:hAnsi="Aptos"/>
+        </w:rPr>
+        <w:t>fixed</w:t>
+      </w:r>
+      <w:r>
+        <w:rPr>
+          <w:rFonts w:ascii="Aptos" w:hAnsi="Aptos"/>
+          <w:lang w:val="ru-RU"/>
+        </w:rPr>
+        <w:t xml:space="preserve">, этапы, связанные с этим маршрутом, кроме ЗГД, становятся </w:t>
+      </w:r>
+      <w:r>
+        <w:rPr>
+          <w:rFonts w:ascii="Aptos" w:hAnsi="Aptos"/>
+        </w:rPr>
+        <w:t>closed</w:t>
+      </w:r>
+      <w:r>
+        <w:rPr>
+          <w:rFonts w:ascii="Aptos" w:hAnsi="Aptos"/>
+          <w:lang w:val="ru-RU"/>
+        </w:rPr>
+        <w:t xml:space="preserve">, заявка </w:t>
+      </w:r>
+      <w:r>
+        <w:rPr>
+          <w:rFonts w:ascii="Aptos" w:hAnsi="Aptos"/>
+          <w:lang w:val="ru-RU"/>
+        </w:rPr>
+        <w:t xml:space="preserve">= </w:t>
+      </w:r>
+      <w:r>
+        <w:rPr>
+          <w:rFonts w:ascii="Aptos" w:hAnsi="Aptos"/>
+        </w:rPr>
+        <w:t>approved</w:t>
+      </w:r>
+      <w:r>
+        <w:rPr>
+          <w:rFonts w:ascii="Aptos" w:hAnsi="Aptos"/>
+          <w:lang w:val="ru-RU"/>
+        </w:rPr>
+        <w:t>).</w:t>
+      </w:r>
+      <w:r>
+        <w:rPr>
+          <w:rFonts w:ascii="Aptos" w:hAnsi="Aptos"/>
+          <w:lang w:val="ru-RU"/>
+        </w:rPr>
+        <w:br/>
+        <w:t>Этап</w:t>
       </w:r>
       <w:r>
         <w:rPr>
@@ -9112,90 +3995,34 @@
           <w:rFonts w:ascii="Aptos" w:hAnsi="Aptos"/>
           <w:lang w:val="ru-RU"/>
         </w:rPr>
-        <w:t xml:space="preserve">Либо, если все </w:t>
-      </w:r>
-      <w:proofErr w:type="spellStart"/>
-      <w:r>
-        <w:rPr>
-          <w:rFonts w:ascii="Aptos" w:hAnsi="Aptos"/>
-          <w:lang w:val="ru-RU"/>
-        </w:rPr>
-        <w:t>ок</w:t>
-      </w:r>
-      <w:proofErr w:type="spellEnd"/>
-      <w:r>
-        <w:rPr>
-          <w:rFonts w:ascii="Aptos" w:hAnsi="Aptos"/>
-          <w:lang w:val="ru-RU"/>
-        </w:rPr>
-        <w:t>, то</w:t>
-      </w:r>
-      <w:r>
-        <w:rPr>
-          <w:rFonts w:ascii="Aptos" w:hAnsi="Aptos"/>
-          <w:lang w:val="ru-RU"/>
-        </w:rPr>
-        <w:t xml:space="preserve"> согласовать (бюджет фиксируется </w:t>
-      </w:r>
-      <w:r>
-        <w:rPr>
-          <w:rFonts w:ascii="Aptos" w:hAnsi="Aptos"/>
-        </w:rPr>
-        <w:t>fixed</w:t>
-      </w:r>
-      <w:r>
-        <w:rPr>
-          <w:rFonts w:ascii="Aptos" w:hAnsi="Aptos"/>
-          <w:lang w:val="ru-RU"/>
-        </w:rPr>
-        <w:t xml:space="preserve">, этапы, связанные с этим маршрутом, кроме ЗГД, становятся </w:t>
-      </w:r>
-      <w:r>
-        <w:rPr>
-          <w:rFonts w:ascii="Aptos" w:hAnsi="Aptos"/>
-        </w:rPr>
-        <w:t>closed</w:t>
-      </w:r>
-      <w:r>
-        <w:rPr>
-          <w:rFonts w:ascii="Aptos" w:hAnsi="Aptos"/>
-          <w:lang w:val="ru-RU"/>
-        </w:rPr>
-        <w:t xml:space="preserve">, заявка </w:t>
-      </w:r>
-      <w:r>
-        <w:rPr>
-          <w:rFonts w:ascii="Aptos" w:hAnsi="Aptos"/>
-          <w:lang w:val="ru-RU"/>
-        </w:rPr>
-        <w:t xml:space="preserve">= </w:t>
-      </w:r>
-      <w:r>
-        <w:rPr>
-          <w:rFonts w:ascii="Aptos" w:hAnsi="Aptos"/>
-        </w:rPr>
-        <w:t>approved</w:t>
-      </w:r>
-      <w:r>
-        <w:rPr>
-          <w:rFonts w:ascii="Aptos" w:hAnsi="Aptos"/>
-          <w:lang w:val="ru-RU"/>
-        </w:rPr>
-        <w:t>).</w:t>
-      </w:r>
-      <w:r>
-        <w:rPr>
-          <w:rFonts w:ascii="Aptos" w:hAnsi="Aptos"/>
-          <w:lang w:val="ru-RU"/>
-        </w:rPr>
-        <w:br/>
-      </w:r>
-      <w:r>
-        <w:rPr>
-          <w:rFonts w:ascii="Aptos" w:hAnsi="Aptos"/>
-          <w:lang w:val="ru-RU"/>
-        </w:rPr>
-        <w:t>Этап</w:t>
+        <w:t>ЗГД</w:t>
+      </w:r>
+      <w:r>
+        <w:rPr>
+          <w:rFonts w:ascii="Aptos" w:hAnsi="Aptos"/>
+          <w:lang w:val="ru-RU"/>
+        </w:rPr>
+        <w:t xml:space="preserve">: </w:t>
+      </w:r>
+      <w:r>
+        <w:rPr>
+          <w:rFonts w:ascii="Aptos" w:hAnsi="Aptos"/>
+        </w:rPr>
+        <w:t>waiting</w:t>
+      </w:r>
+      <w:r>
+        <w:rPr>
+          <w:rFonts w:ascii="Aptos" w:hAnsi="Aptos"/>
+          <w:lang w:val="ru-RU"/>
+        </w:rPr>
+        <w:t xml:space="preserve"> – </w:t>
+      </w:r>
+      <w:r>
+        <w:rPr>
+          <w:rFonts w:ascii="Aptos" w:hAnsi="Aptos"/>
+          <w:lang w:val="ru-RU"/>
+        </w:rPr>
+        <w:t>если</w:t>
       </w:r>
       <w:r>
         <w:rPr>
@@ -9209,55 +4036,7 @@
           <w:rFonts w:ascii="Aptos" w:hAnsi="Aptos"/>
           <w:lang w:val="ru-RU"/>
         </w:rPr>
-        <w:t>ЗГД</w:t>
-      </w:r>
-      <w:r>
-        <w:rPr>
-          <w:rFonts w:ascii="Aptos" w:hAnsi="Aptos"/>
-          <w:lang w:val="ru-RU"/>
-        </w:rPr>
-        <w:t xml:space="preserve">: </w:t>
-      </w:r>
-      <w:r>
-        <w:rPr>
-          <w:rFonts w:ascii="Aptos" w:hAnsi="Aptos"/>
-        </w:rPr>
-        <w:t>waiting</w:t>
-      </w:r>
-      <w:r>
-        <w:rPr>
-          <w:rFonts w:ascii="Aptos" w:hAnsi="Aptos"/>
-          <w:lang w:val="ru-RU"/>
-        </w:rPr>
-        <w:t xml:space="preserve"> – </w:t>
-      </w:r>
-      <w:r>
-        <w:rPr>
-          <w:rFonts w:ascii="Aptos" w:hAnsi="Aptos"/>
-          <w:lang w:val="ru-RU"/>
-        </w:rPr>
-        <w:t>если</w:t>
-      </w:r>
-      <w:r>
-        <w:rPr>
-          <w:rFonts w:ascii="Aptos" w:hAnsi="Aptos"/>
-          <w:lang w:val="ru-RU"/>
-        </w:rPr>
-        <w:t xml:space="preserve"> </w:t>
-      </w:r>
-      <w:r>
-        <w:rPr>
-          <w:rFonts w:ascii="Aptos" w:hAnsi="Aptos"/>
-          <w:lang w:val="ru-RU"/>
-        </w:rPr>
-        <w:t>ожидает другие этапы\если отправил на правки ниже,</w:t>
-      </w:r>
-      <w:r>
-        <w:rPr>
-          <w:rFonts w:ascii="Aptos" w:hAnsi="Aptos"/>
-          <w:lang w:val="ru-RU"/>
-        </w:rPr>
-        <w:t xml:space="preserve"> </w:t>
+        <w:t xml:space="preserve">ожидает другие этапы\если отправил на правки ниже, </w:t>
       </w:r>
       <w:r>
         <w:rPr>
@@ -9442,23 +4221,7 @@
           <w:lang w:val="ru-RU"/>
         </w:rPr>
         <w:br/>
-        <w:t>- все этапы могут делать частичные проверки своих данных, если какие-то нижестоящие уже отправили данные, а какие-то нет, но делать это можно только на рядом идущих уровнях</w:t>
-      </w:r>
-      <w:proofErr w:type="gramStart"/>
-      <w:r>
-        <w:rPr>
-          <w:rFonts w:ascii="Aptos" w:hAnsi="Aptos"/>
-          <w:lang w:val="ru-RU"/>
-        </w:rPr>
-        <w:t>.</w:t>
-      </w:r>
-      <w:proofErr w:type="gramEnd"/>
-      <w:r>
-        <w:rPr>
-          <w:rFonts w:ascii="Aptos" w:hAnsi="Aptos"/>
-          <w:lang w:val="ru-RU"/>
-        </w:rPr>
-        <w:t xml:space="preserve"> </w:t>
+        <w:t xml:space="preserve">- все этапы могут делать частичные проверки своих данных, если какие-то нижестоящие уже отправили данные, а какие-то нет, но делать это можно только на рядом идущих уровнях. </w:t>
       </w:r>
       <w:r>
         <w:rPr>
@@ -9507,7 +4270,6 @@
           <w:rFonts w:ascii="Aptos" w:hAnsi="Aptos"/>
           <w:lang w:val="ru-RU"/>
         </w:rPr>
-        <w:lastRenderedPageBreak/>
         <w:t>- правки отправляются вниз по цепочке без «перепрыгивания» этапов. Экономист ЦФО может и должен писать комментарии к строкам для правки, а ответственный по ЦФО, согласующие и ЗГД должны писать комментарий в целом, а не к конкретным строкам.</w:t>
       </w:r>
     </w:p>
